--- a/files/BRD Warehouse Management System.docx
+++ b/files/BRD Warehouse Management System.docx
@@ -1,6 +1,6 @@
 
 <file path=word/document.xml><?xml version="1.0" encoding="utf-8"?>
-<w:document xmlns:wpc="http://schemas.microsoft.com/office/word/2010/wordprocessingCanvas" xmlns:cx="http://schemas.microsoft.com/office/drawing/2014/chartex" xmlns:cx1="http://schemas.microsoft.com/office/drawing/2015/9/8/chartex" xmlns:cx2="http://schemas.microsoft.com/office/drawing/2015/10/21/chartex" xmlns:cx3="http://schemas.microsoft.com/office/drawing/2016/5/9/chartex" xmlns:cx4="http://schemas.microsoft.com/office/drawing/2016/5/10/chartex" xmlns:cx5="http://schemas.microsoft.com/office/drawing/2016/5/11/chartex" xmlns:cx6="http://schemas.microsoft.com/office/drawing/2016/5/12/chartex" xmlns:cx7="http://schemas.microsoft.com/office/drawing/2016/5/13/chartex" xmlns:cx8="http://schemas.microsoft.com/office/drawing/2016/5/14/chartex" xmlns:mc="http://schemas.openxmlformats.org/markup-compatibility/2006" xmlns:aink="http://schemas.microsoft.com/office/drawing/2016/ink" xmlns:am3d="http://schemas.microsoft.com/office/drawing/2017/model3d" xmlns:o="urn:schemas-microsoft-com:office:office" xmlns:r="http://schemas.openxmlformats.org/officeDocument/2006/relationships" xmlns:m="http://schemas.openxmlformats.org/officeDocument/2006/math" xmlns:v="urn:schemas-microsoft-com:vml" xmlns:wp14="http://schemas.microsoft.com/office/word/2010/wordprocessingDrawing" xmlns:wp="http://schemas.openxmlformats.org/drawingml/2006/wordprocessingDrawing" xmlns:w10="urn:schemas-microsoft-com:office:word" xmlns:w="http://schemas.openxmlformats.org/wordprocessingml/2006/main" xmlns:w14="http://schemas.microsoft.com/office/word/2010/wordml" xmlns:w15="http://schemas.microsoft.com/office/word/2012/wordml" xmlns:w16cex="http://schemas.microsoft.com/office/word/2018/wordml/cex" xmlns:w16cid="http://schemas.microsoft.com/office/word/2016/wordml/cid" xmlns:w16="http://schemas.microsoft.com/office/word/2018/wordml" xmlns:w16se="http://schemas.microsoft.com/office/word/2015/wordml/symex" xmlns:wpg="http://schemas.microsoft.com/office/word/2010/wordprocessingGroup" xmlns:wpi="http://schemas.microsoft.com/office/word/2010/wordprocessingInk" xmlns:wne="http://schemas.microsoft.com/office/word/2006/wordml" xmlns:wps="http://schemas.microsoft.com/office/word/2010/wordprocessingShape" mc:Ignorable="w14 w15 w16se w16cid w16 w16cex wp14">
+<w:document xmlns:wpc="http://schemas.microsoft.com/office/word/2010/wordprocessingCanvas" xmlns:cx="http://schemas.microsoft.com/office/drawing/2014/chartex" xmlns:cx1="http://schemas.microsoft.com/office/drawing/2015/9/8/chartex" xmlns:cx2="http://schemas.microsoft.com/office/drawing/2015/10/21/chartex" xmlns:cx3="http://schemas.microsoft.com/office/drawing/2016/5/9/chartex" xmlns:cx4="http://schemas.microsoft.com/office/drawing/2016/5/10/chartex" xmlns:cx5="http://schemas.microsoft.com/office/drawing/2016/5/11/chartex" xmlns:cx6="http://schemas.microsoft.com/office/drawing/2016/5/12/chartex" xmlns:cx7="http://schemas.microsoft.com/office/drawing/2016/5/13/chartex" xmlns:cx8="http://schemas.microsoft.com/office/drawing/2016/5/14/chartex" xmlns:mc="http://schemas.openxmlformats.org/markup-compatibility/2006" xmlns:aink="http://schemas.microsoft.com/office/drawing/2016/ink" xmlns:am3d="http://schemas.microsoft.com/office/drawing/2017/model3d" xmlns:o="urn:schemas-microsoft-com:office:office" xmlns:oel="http://schemas.microsoft.com/office/2019/extlst" xmlns:r="http://schemas.openxmlformats.org/officeDocument/2006/relationships" xmlns:m="http://schemas.openxmlformats.org/officeDocument/2006/math" xmlns:v="urn:schemas-microsoft-com:vml" xmlns:wp14="http://schemas.microsoft.com/office/word/2010/wordprocessingDrawing" xmlns:wp="http://schemas.openxmlformats.org/drawingml/2006/wordprocessingDrawing" xmlns:w10="urn:schemas-microsoft-com:office:word" xmlns:w="http://schemas.openxmlformats.org/wordprocessingml/2006/main" xmlns:w14="http://schemas.microsoft.com/office/word/2010/wordml" xmlns:w15="http://schemas.microsoft.com/office/word/2012/wordml" xmlns:w16cex="http://schemas.microsoft.com/office/word/2018/wordml/cex" xmlns:w16cid="http://schemas.microsoft.com/office/word/2016/wordml/cid" xmlns:w16="http://schemas.microsoft.com/office/word/2018/wordml" xmlns:w16sdtdh="http://schemas.microsoft.com/office/word/2020/wordml/sdtdatahash" xmlns:w16se="http://schemas.microsoft.com/office/word/2015/wordml/symex" xmlns:wpg="http://schemas.microsoft.com/office/word/2010/wordprocessingGroup" xmlns:wpi="http://schemas.microsoft.com/office/word/2010/wordprocessingInk" xmlns:wne="http://schemas.microsoft.com/office/word/2006/wordml" xmlns:wps="http://schemas.microsoft.com/office/word/2010/wordprocessingShape" mc:Ignorable="w14 w15 w16se w16cid w16 w16cex w16sdtdh wp14">
   <w:body>
     <w:p>
       <w:pPr>
@@ -450,19 +450,11 @@
           <w:rFonts w:ascii="Times New Roman" w:hAnsi="Times New Roman" w:cs="Times New Roman"/>
         </w:rPr>
       </w:pPr>
-      <w:proofErr w:type="spellStart"/>
-      <w:r>
-        <w:rPr>
-          <w:rFonts w:ascii="Times New Roman" w:hAnsi="Times New Roman" w:cs="Times New Roman"/>
-        </w:rPr>
-        <w:t>Toko</w:t>
-      </w:r>
-      <w:proofErr w:type="spellEnd"/>
-      <w:r>
-        <w:rPr>
-          <w:rFonts w:ascii="Times New Roman" w:hAnsi="Times New Roman" w:cs="Times New Roman"/>
-        </w:rPr>
-        <w:t xml:space="preserve"> </w:t>
+      <w:r>
+        <w:rPr>
+          <w:rFonts w:ascii="Times New Roman" w:hAnsi="Times New Roman" w:cs="Times New Roman"/>
+        </w:rPr>
+        <w:t xml:space="preserve">Toko </w:t>
       </w:r>
       <w:proofErr w:type="spellStart"/>
       <w:r>
@@ -486,19 +478,11 @@
           <w:rFonts w:ascii="Times New Roman" w:hAnsi="Times New Roman" w:cs="Times New Roman"/>
         </w:rPr>
       </w:pPr>
-      <w:proofErr w:type="spellStart"/>
-      <w:r>
-        <w:rPr>
-          <w:rFonts w:ascii="Times New Roman" w:hAnsi="Times New Roman" w:cs="Times New Roman"/>
-        </w:rPr>
-        <w:t>Toko</w:t>
-      </w:r>
-      <w:proofErr w:type="spellEnd"/>
-      <w:r>
-        <w:rPr>
-          <w:rFonts w:ascii="Times New Roman" w:hAnsi="Times New Roman" w:cs="Times New Roman"/>
-        </w:rPr>
-        <w:t xml:space="preserve"> </w:t>
+      <w:r>
+        <w:rPr>
+          <w:rFonts w:ascii="Times New Roman" w:hAnsi="Times New Roman" w:cs="Times New Roman"/>
+        </w:rPr>
+        <w:t xml:space="preserve">Toko </w:t>
       </w:r>
       <w:proofErr w:type="spellStart"/>
       <w:r>
@@ -564,19 +548,11 @@
           <w:rFonts w:ascii="Times New Roman" w:hAnsi="Times New Roman" w:cs="Times New Roman"/>
         </w:rPr>
       </w:pPr>
-      <w:proofErr w:type="spellStart"/>
-      <w:r>
-        <w:rPr>
-          <w:rFonts w:ascii="Times New Roman" w:hAnsi="Times New Roman" w:cs="Times New Roman"/>
-        </w:rPr>
-        <w:t>Toko</w:t>
-      </w:r>
-      <w:proofErr w:type="spellEnd"/>
-      <w:r>
-        <w:rPr>
-          <w:rFonts w:ascii="Times New Roman" w:hAnsi="Times New Roman" w:cs="Times New Roman"/>
-        </w:rPr>
-        <w:t xml:space="preserve"> </w:t>
+      <w:r>
+        <w:rPr>
+          <w:rFonts w:ascii="Times New Roman" w:hAnsi="Times New Roman" w:cs="Times New Roman"/>
+        </w:rPr>
+        <w:t xml:space="preserve">Toko </w:t>
       </w:r>
       <w:proofErr w:type="spellStart"/>
       <w:r>
@@ -622,19 +598,11 @@
           <w:rFonts w:ascii="Times New Roman" w:hAnsi="Times New Roman" w:cs="Times New Roman"/>
         </w:rPr>
       </w:pPr>
-      <w:proofErr w:type="spellStart"/>
-      <w:r>
-        <w:rPr>
-          <w:rFonts w:ascii="Times New Roman" w:hAnsi="Times New Roman" w:cs="Times New Roman"/>
-        </w:rPr>
-        <w:t>Toko</w:t>
-      </w:r>
-      <w:proofErr w:type="spellEnd"/>
-      <w:r>
-        <w:rPr>
-          <w:rFonts w:ascii="Times New Roman" w:hAnsi="Times New Roman" w:cs="Times New Roman"/>
-        </w:rPr>
-        <w:t xml:space="preserve"> </w:t>
+      <w:r>
+        <w:rPr>
+          <w:rFonts w:ascii="Times New Roman" w:hAnsi="Times New Roman" w:cs="Times New Roman"/>
+        </w:rPr>
+        <w:t xml:space="preserve">Toko </w:t>
       </w:r>
       <w:proofErr w:type="spellStart"/>
       <w:r>
@@ -1674,19 +1642,11 @@
           <w:rFonts w:ascii="Times New Roman" w:hAnsi="Times New Roman" w:cs="Times New Roman"/>
         </w:rPr>
       </w:pPr>
-      <w:proofErr w:type="spellStart"/>
-      <w:r>
-        <w:rPr>
-          <w:rFonts w:ascii="Times New Roman" w:hAnsi="Times New Roman" w:cs="Times New Roman"/>
-        </w:rPr>
-        <w:t>Riwayat</w:t>
-      </w:r>
-      <w:proofErr w:type="spellEnd"/>
-      <w:r>
-        <w:rPr>
-          <w:rFonts w:ascii="Times New Roman" w:hAnsi="Times New Roman" w:cs="Times New Roman"/>
-        </w:rPr>
-        <w:t xml:space="preserve"> </w:t>
+      <w:r>
+        <w:rPr>
+          <w:rFonts w:ascii="Times New Roman" w:hAnsi="Times New Roman" w:cs="Times New Roman"/>
+        </w:rPr>
+        <w:t xml:space="preserve">Riwayat </w:t>
       </w:r>
       <w:proofErr w:type="spellStart"/>
       <w:r>
@@ -2197,16 +2157,8 @@
         <w:rPr>
           <w:rFonts w:ascii="Times New Roman" w:hAnsi="Times New Roman" w:cs="Times New Roman"/>
         </w:rPr>
-        <w:t xml:space="preserve">Owner </w:t>
-      </w:r>
-      <w:proofErr w:type="spellStart"/>
-      <w:r>
-        <w:rPr>
-          <w:rFonts w:ascii="Times New Roman" w:hAnsi="Times New Roman" w:cs="Times New Roman"/>
-        </w:rPr>
-        <w:t>Toko</w:t>
-      </w:r>
-      <w:proofErr w:type="spellEnd"/>
+        <w:t>Owner Toko</w:t>
+      </w:r>
     </w:p>
     <w:p>
       <w:pPr>
@@ -2284,21 +2236,7 @@
         <w:rPr>
           <w:rFonts w:ascii="Times New Roman" w:hAnsi="Times New Roman" w:cs="Times New Roman"/>
         </w:rPr>
-        <w:t xml:space="preserve"> </w:t>
-      </w:r>
-      <w:proofErr w:type="spellStart"/>
-      <w:r>
-        <w:rPr>
-          <w:rFonts w:ascii="Times New Roman" w:hAnsi="Times New Roman" w:cs="Times New Roman"/>
-        </w:rPr>
-        <w:t>toko</w:t>
-      </w:r>
-      <w:proofErr w:type="spellEnd"/>
-      <w:r>
-        <w:rPr>
-          <w:rFonts w:ascii="Times New Roman" w:hAnsi="Times New Roman" w:cs="Times New Roman"/>
-        </w:rPr>
-        <w:t xml:space="preserve"> </w:t>
+        <w:t xml:space="preserve"> toko </w:t>
       </w:r>
       <w:proofErr w:type="spellStart"/>
       <w:r>
@@ -2787,19 +2725,11 @@
           <w:rFonts w:ascii="Times New Roman" w:hAnsi="Times New Roman" w:cs="Times New Roman"/>
         </w:rPr>
       </w:pPr>
-      <w:proofErr w:type="spellStart"/>
-      <w:r>
-        <w:rPr>
-          <w:rFonts w:ascii="Times New Roman" w:hAnsi="Times New Roman" w:cs="Times New Roman"/>
-        </w:rPr>
-        <w:t>Harga</w:t>
-      </w:r>
-      <w:proofErr w:type="spellEnd"/>
-      <w:r>
-        <w:rPr>
-          <w:rFonts w:ascii="Times New Roman" w:hAnsi="Times New Roman" w:cs="Times New Roman"/>
-        </w:rPr>
-        <w:t xml:space="preserve"> </w:t>
+      <w:r>
+        <w:rPr>
+          <w:rFonts w:ascii="Times New Roman" w:hAnsi="Times New Roman" w:cs="Times New Roman"/>
+        </w:rPr>
+        <w:t xml:space="preserve">Harga </w:t>
       </w:r>
       <w:proofErr w:type="spellStart"/>
       <w:r>
@@ -2823,19 +2753,11 @@
           <w:rFonts w:ascii="Times New Roman" w:hAnsi="Times New Roman" w:cs="Times New Roman"/>
         </w:rPr>
       </w:pPr>
-      <w:proofErr w:type="spellStart"/>
-      <w:r>
-        <w:rPr>
-          <w:rFonts w:ascii="Times New Roman" w:hAnsi="Times New Roman" w:cs="Times New Roman"/>
-        </w:rPr>
-        <w:t>Harga</w:t>
-      </w:r>
-      <w:proofErr w:type="spellEnd"/>
-      <w:r>
-        <w:rPr>
-          <w:rFonts w:ascii="Times New Roman" w:hAnsi="Times New Roman" w:cs="Times New Roman"/>
-        </w:rPr>
-        <w:t xml:space="preserve"> </w:t>
+      <w:r>
+        <w:rPr>
+          <w:rFonts w:ascii="Times New Roman" w:hAnsi="Times New Roman" w:cs="Times New Roman"/>
+        </w:rPr>
+        <w:t xml:space="preserve">Harga </w:t>
       </w:r>
       <w:proofErr w:type="spellStart"/>
       <w:r>
@@ -3718,19 +3640,11 @@
         </w:rPr>
         <w:t xml:space="preserve"> </w:t>
       </w:r>
-      <w:proofErr w:type="spellStart"/>
-      <w:r>
-        <w:rPr>
-          <w:rFonts w:ascii="Times New Roman" w:hAnsi="Times New Roman" w:cs="Times New Roman"/>
-        </w:rPr>
-        <w:t>buat</w:t>
-      </w:r>
-      <w:proofErr w:type="spellEnd"/>
-      <w:r>
-        <w:rPr>
-          <w:rFonts w:ascii="Times New Roman" w:hAnsi="Times New Roman" w:cs="Times New Roman"/>
-        </w:rPr>
-        <w:t xml:space="preserve"> adjustment.</w:t>
+      <w:r>
+        <w:rPr>
+          <w:rFonts w:ascii="Times New Roman" w:hAnsi="Times New Roman" w:cs="Times New Roman"/>
+        </w:rPr>
+        <w:t>buat adjustment.</w:t>
       </w:r>
     </w:p>
     <w:p>
@@ -4981,19 +4895,11 @@
           <w:rFonts w:ascii="Times New Roman" w:hAnsi="Times New Roman" w:cs="Times New Roman"/>
         </w:rPr>
       </w:pPr>
-      <w:proofErr w:type="spellStart"/>
-      <w:r>
-        <w:rPr>
-          <w:rFonts w:ascii="Times New Roman" w:hAnsi="Times New Roman" w:cs="Times New Roman"/>
-        </w:rPr>
-        <w:t>Jika</w:t>
-      </w:r>
-      <w:proofErr w:type="spellEnd"/>
-      <w:r>
-        <w:rPr>
-          <w:rFonts w:ascii="Times New Roman" w:hAnsi="Times New Roman" w:cs="Times New Roman"/>
-        </w:rPr>
-        <w:t xml:space="preserve"> </w:t>
+      <w:r>
+        <w:rPr>
+          <w:rFonts w:ascii="Times New Roman" w:hAnsi="Times New Roman" w:cs="Times New Roman"/>
+        </w:rPr>
+        <w:t xml:space="preserve">Jika </w:t>
       </w:r>
       <w:proofErr w:type="spellStart"/>
       <w:r>
@@ -5082,13 +4988,8 @@
     </w:p>
     <w:p/>
     <w:p>
-      <w:proofErr w:type="spellStart"/>
-      <w:r>
-        <w:t>Masuk</w:t>
-      </w:r>
-      <w:proofErr w:type="spellEnd"/>
-      <w:r>
-        <w:t xml:space="preserve"> ked </w:t>
+      <w:r>
+        <w:t xml:space="preserve">Masuk ked </w:t>
       </w:r>
       <w:proofErr w:type="gramStart"/>
       <w:r>
@@ -5520,15 +5421,7 @@
       </w:r>
       <w:proofErr w:type="spellEnd"/>
       <w:r>
-        <w:t xml:space="preserve"> </w:t>
-      </w:r>
-      <w:proofErr w:type="spellStart"/>
-      <w:r>
-        <w:t>Toko</w:t>
-      </w:r>
-      <w:proofErr w:type="spellEnd"/>
-      <w:r>
-        <w:t xml:space="preserve"> (Warehouse)</w:t>
+        <w:t xml:space="preserve"> Toko (Warehouse)</w:t>
       </w:r>
     </w:p>
     <w:p>
@@ -7835,19 +7728,11 @@
           <w:rFonts w:ascii="Times New Roman" w:hAnsi="Times New Roman" w:cs="Times New Roman"/>
         </w:rPr>
       </w:pPr>
-      <w:proofErr w:type="spellStart"/>
-      <w:r>
-        <w:rPr>
-          <w:rFonts w:ascii="Times New Roman" w:hAnsi="Times New Roman" w:cs="Times New Roman"/>
-        </w:rPr>
-        <w:t>buat</w:t>
-      </w:r>
-      <w:proofErr w:type="spellEnd"/>
-      <w:r>
-        <w:rPr>
-          <w:rFonts w:ascii="Times New Roman" w:hAnsi="Times New Roman" w:cs="Times New Roman"/>
-        </w:rPr>
-        <w:t xml:space="preserve"> user </w:t>
+      <w:r>
+        <w:rPr>
+          <w:rFonts w:ascii="Times New Roman" w:hAnsi="Times New Roman" w:cs="Times New Roman"/>
+        </w:rPr>
+        <w:t xml:space="preserve">buat user </w:t>
       </w:r>
       <w:proofErr w:type="spellStart"/>
       <w:r>
@@ -7961,19 +7846,11 @@
           <w:rFonts w:ascii="Times New Roman" w:hAnsi="Times New Roman" w:cs="Times New Roman"/>
         </w:rPr>
       </w:pPr>
-      <w:proofErr w:type="spellStart"/>
-      <w:r>
-        <w:rPr>
-          <w:rFonts w:ascii="Times New Roman" w:hAnsi="Times New Roman" w:cs="Times New Roman"/>
-        </w:rPr>
-        <w:t>Buat</w:t>
-      </w:r>
-      <w:proofErr w:type="spellEnd"/>
-      <w:r>
-        <w:rPr>
-          <w:rFonts w:ascii="Times New Roman" w:hAnsi="Times New Roman" w:cs="Times New Roman"/>
-        </w:rPr>
-        <w:t xml:space="preserve"> </w:t>
+      <w:r>
+        <w:rPr>
+          <w:rFonts w:ascii="Times New Roman" w:hAnsi="Times New Roman" w:cs="Times New Roman"/>
+        </w:rPr>
+        <w:t xml:space="preserve">Buat </w:t>
       </w:r>
       <w:proofErr w:type="spellStart"/>
       <w:r>
@@ -8203,19 +8080,11 @@
           <w:rFonts w:ascii="Times New Roman" w:hAnsi="Times New Roman" w:cs="Times New Roman"/>
         </w:rPr>
       </w:pPr>
-      <w:proofErr w:type="spellStart"/>
-      <w:r>
-        <w:rPr>
-          <w:rFonts w:ascii="Times New Roman" w:hAnsi="Times New Roman" w:cs="Times New Roman"/>
-        </w:rPr>
-        <w:t>Jika</w:t>
-      </w:r>
-      <w:proofErr w:type="spellEnd"/>
-      <w:r>
-        <w:rPr>
-          <w:rFonts w:ascii="Times New Roman" w:hAnsi="Times New Roman" w:cs="Times New Roman"/>
-        </w:rPr>
-        <w:t xml:space="preserve"> user juga </w:t>
+      <w:r>
+        <w:rPr>
+          <w:rFonts w:ascii="Times New Roman" w:hAnsi="Times New Roman" w:cs="Times New Roman"/>
+        </w:rPr>
+        <w:t xml:space="preserve">Jika user juga </w:t>
       </w:r>
       <w:proofErr w:type="spellStart"/>
       <w:r>
@@ -9468,13 +9337,8 @@
       <w:proofErr w:type="spellEnd"/>
     </w:p>
     <w:p>
-      <w:proofErr w:type="spellStart"/>
-      <w:r>
-        <w:t>Harus</w:t>
-      </w:r>
-      <w:proofErr w:type="spellEnd"/>
-      <w:r>
-        <w:t xml:space="preserve"> </w:t>
+      <w:r>
+        <w:t xml:space="preserve">Harus </w:t>
       </w:r>
       <w:proofErr w:type="spellStart"/>
       <w:r>
@@ -9531,12 +9395,17 @@
       </w:r>
       <w:proofErr w:type="spellEnd"/>
       <w:r>
-        <w:t xml:space="preserve"> -- -- template react</w:t>
+        <w:t xml:space="preserve"> -- -- template </w:t>
+      </w:r>
+      <w:proofErr w:type="spellStart"/>
+      <w:r>
+        <w:t>react</w:t>
       </w:r>
       <w:r>
         <w:br/>
         <w:t>or</w:t>
       </w:r>
+      <w:proofErr w:type="spellEnd"/>
       <w:r>
         <w:br/>
       </w:r>
@@ -9651,13 +9520,8 @@
     </w:p>
     <w:p/>
     <w:p>
-      <w:proofErr w:type="spellStart"/>
-      <w:r>
-        <w:t>Hapus</w:t>
-      </w:r>
-      <w:proofErr w:type="spellEnd"/>
-      <w:r>
-        <w:t xml:space="preserve"> file app.css dan </w:t>
+      <w:r>
+        <w:t xml:space="preserve">Hapus file app.css dan </w:t>
       </w:r>
       <w:r>
         <w:t>index.</w:t>
@@ -9934,15 +9798,7 @@
       </w:r>
       <w:proofErr w:type="spellEnd"/>
       <w:r>
-        <w:t xml:space="preserve"> </w:t>
-      </w:r>
-      <w:proofErr w:type="spellStart"/>
-      <w:r>
-        <w:t>ke</w:t>
-      </w:r>
-      <w:proofErr w:type="spellEnd"/>
-      <w:r>
-        <w:t xml:space="preserve"> </w:t>
+        <w:t xml:space="preserve"> ke </w:t>
       </w:r>
       <w:proofErr w:type="spellStart"/>
       <w:r>
@@ -9953,6 +9809,9 @@
         <w:br/>
       </w:r>
       <w:r>
+        <w:rPr>
+          <w:noProof/>
+        </w:rPr>
         <w:drawing>
           <wp:inline distT="0" distB="0" distL="0" distR="0" wp14:anchorId="4E69F27F" wp14:editId="58FE75FD">
             <wp:extent cx="5731510" cy="2810510"/>
@@ -9993,6 +9852,9 @@
         <w:br/>
       </w:r>
       <w:r>
+        <w:rPr>
+          <w:noProof/>
+        </w:rPr>
         <w:lastRenderedPageBreak/>
         <w:drawing>
           <wp:inline distT="0" distB="0" distL="0" distR="0" wp14:anchorId="047D335C" wp14:editId="1C483E3F">
@@ -10031,6 +9893,9 @@
         </w:drawing>
       </w:r>
       <w:r>
+        <w:rPr>
+          <w:noProof/>
+        </w:rPr>
         <w:drawing>
           <wp:inline distT="0" distB="0" distL="0" distR="0" wp14:anchorId="593E7856" wp14:editId="508A0D07">
             <wp:extent cx="5731510" cy="3979545"/>
@@ -10070,6 +9935,9 @@
     </w:p>
     <w:p>
       <w:r>
+        <w:rPr>
+          <w:noProof/>
+        </w:rPr>
         <w:lastRenderedPageBreak/>
         <w:drawing>
           <wp:inline distT="0" distB="0" distL="0" distR="0" wp14:anchorId="3EB74347" wp14:editId="179CD203">
@@ -10108,10 +9976,247 @@
         </w:drawing>
       </w:r>
     </w:p>
-    <w:p>
-      <w:bookmarkStart w:id="0" w:name="_GoBack"/>
-      <w:bookmarkEnd w:id="0"/>
-    </w:p>
+    <w:p/>
+    <w:p>
+      <w:proofErr w:type="spellStart"/>
+      <w:r>
+        <w:t>Pembuatan</w:t>
+      </w:r>
+      <w:proofErr w:type="spellEnd"/>
+      <w:r>
+        <w:t xml:space="preserve"> table </w:t>
+      </w:r>
+      <w:proofErr w:type="spellStart"/>
+      <w:r>
+        <w:t>dengan</w:t>
+      </w:r>
+      <w:proofErr w:type="spellEnd"/>
+      <w:r>
+        <w:t xml:space="preserve"> </w:t>
+      </w:r>
+      <w:proofErr w:type="spellStart"/>
+      <w:r>
+        <w:t>segulince</w:t>
+      </w:r>
+      <w:proofErr w:type="spellEnd"/>
+    </w:p>
+    <w:p>
+      <w:r>
+        <w:rPr>
+          <w:noProof/>
+        </w:rPr>
+        <w:drawing>
+          <wp:inline distT="0" distB="0" distL="0" distR="0" wp14:anchorId="27061819" wp14:editId="0AE969AA">
+            <wp:extent cx="5722620" cy="2712720"/>
+            <wp:effectExtent l="0" t="0" r="0" b="0"/>
+            <wp:docPr id="21" name="Picture 21"/>
+            <wp:cNvGraphicFramePr>
+              <a:graphicFrameLocks xmlns:a="http://schemas.openxmlformats.org/drawingml/2006/main" noChangeAspect="1"/>
+            </wp:cNvGraphicFramePr>
+            <a:graphic xmlns:a="http://schemas.openxmlformats.org/drawingml/2006/main">
+              <a:graphicData uri="http://schemas.openxmlformats.org/drawingml/2006/picture">
+                <pic:pic xmlns:pic="http://schemas.openxmlformats.org/drawingml/2006/picture">
+                  <pic:nvPicPr>
+                    <pic:cNvPr id="0" name="Picture 1"/>
+                    <pic:cNvPicPr>
+                      <a:picLocks noChangeAspect="1" noChangeArrowheads="1"/>
+                    </pic:cNvPicPr>
+                  </pic:nvPicPr>
+                  <pic:blipFill>
+                    <a:blip r:embed="rId26" cstate="print">
+                      <a:extLst>
+                        <a:ext uri="{28A0092B-C50C-407E-A947-70E740481C1C}">
+                          <a14:useLocalDpi xmlns:a14="http://schemas.microsoft.com/office/drawing/2010/main" val="0"/>
+                        </a:ext>
+                      </a:extLst>
+                    </a:blip>
+                    <a:srcRect/>
+                    <a:stretch>
+                      <a:fillRect/>
+                    </a:stretch>
+                  </pic:blipFill>
+                  <pic:spPr bwMode="auto">
+                    <a:xfrm>
+                      <a:off x="0" y="0"/>
+                      <a:ext cx="5722620" cy="2712720"/>
+                    </a:xfrm>
+                    <a:prstGeom prst="rect">
+                      <a:avLst/>
+                    </a:prstGeom>
+                    <a:noFill/>
+                    <a:ln>
+                      <a:noFill/>
+                    </a:ln>
+                  </pic:spPr>
+                </pic:pic>
+              </a:graphicData>
+            </a:graphic>
+          </wp:inline>
+        </w:drawing>
+      </w:r>
+    </w:p>
+    <w:p/>
+    <w:p>
+      <w:proofErr w:type="spellStart"/>
+      <w:r>
+        <w:t>Pembuatan</w:t>
+      </w:r>
+      <w:proofErr w:type="spellEnd"/>
+      <w:r>
+        <w:t xml:space="preserve"> data Fake </w:t>
+      </w:r>
+      <w:proofErr w:type="spellStart"/>
+      <w:r>
+        <w:t>atau</w:t>
+      </w:r>
+      <w:proofErr w:type="spellEnd"/>
+      <w:r>
+        <w:t xml:space="preserve"> data </w:t>
+      </w:r>
+      <w:proofErr w:type="spellStart"/>
+      <w:r>
+        <w:t>sementara</w:t>
+      </w:r>
+      <w:proofErr w:type="spellEnd"/>
+    </w:p>
+    <w:p>
+      <w:proofErr w:type="spellStart"/>
+      <w:r>
+        <w:t>npm</w:t>
+      </w:r>
+      <w:proofErr w:type="spellEnd"/>
+      <w:r>
+        <w:t xml:space="preserve"> install --save-dev @faker-js/faker</w:t>
+      </w:r>
+    </w:p>
+    <w:p>
+      <w:r>
+        <w:drawing>
+          <wp:inline distT="0" distB="0" distL="0" distR="0" wp14:anchorId="50B85DE9" wp14:editId="1D65466B">
+            <wp:extent cx="2440914" cy="2217420"/>
+            <wp:effectExtent l="0" t="0" r="0" b="0"/>
+            <wp:docPr id="22" name="Picture 22"/>
+            <wp:cNvGraphicFramePr>
+              <a:graphicFrameLocks xmlns:a="http://schemas.openxmlformats.org/drawingml/2006/main" noChangeAspect="1"/>
+            </wp:cNvGraphicFramePr>
+            <a:graphic xmlns:a="http://schemas.openxmlformats.org/drawingml/2006/main">
+              <a:graphicData uri="http://schemas.openxmlformats.org/drawingml/2006/picture">
+                <pic:pic xmlns:pic="http://schemas.openxmlformats.org/drawingml/2006/picture">
+                  <pic:nvPicPr>
+                    <pic:cNvPr id="1" name=""/>
+                    <pic:cNvPicPr/>
+                  </pic:nvPicPr>
+                  <pic:blipFill>
+                    <a:blip r:embed="rId27"/>
+                    <a:stretch>
+                      <a:fillRect/>
+                    </a:stretch>
+                  </pic:blipFill>
+                  <pic:spPr>
+                    <a:xfrm>
+                      <a:off x="0" y="0"/>
+                      <a:ext cx="2445506" cy="2221592"/>
+                    </a:xfrm>
+                    <a:prstGeom prst="rect">
+                      <a:avLst/>
+                    </a:prstGeom>
+                  </pic:spPr>
+                </pic:pic>
+              </a:graphicData>
+            </a:graphic>
+          </wp:inline>
+        </w:drawing>
+      </w:r>
+    </w:p>
+    <w:p>
+      <w:r>
+        <w:lastRenderedPageBreak/>
+        <w:drawing>
+          <wp:inline distT="0" distB="0" distL="0" distR="0" wp14:anchorId="618C85B3" wp14:editId="1AB1A855">
+            <wp:extent cx="5731510" cy="1111250"/>
+            <wp:effectExtent l="0" t="0" r="2540" b="0"/>
+            <wp:docPr id="23" name="Picture 23"/>
+            <wp:cNvGraphicFramePr>
+              <a:graphicFrameLocks xmlns:a="http://schemas.openxmlformats.org/drawingml/2006/main" noChangeAspect="1"/>
+            </wp:cNvGraphicFramePr>
+            <a:graphic xmlns:a="http://schemas.openxmlformats.org/drawingml/2006/main">
+              <a:graphicData uri="http://schemas.openxmlformats.org/drawingml/2006/picture">
+                <pic:pic xmlns:pic="http://schemas.openxmlformats.org/drawingml/2006/picture">
+                  <pic:nvPicPr>
+                    <pic:cNvPr id="1" name=""/>
+                    <pic:cNvPicPr/>
+                  </pic:nvPicPr>
+                  <pic:blipFill>
+                    <a:blip r:embed="rId28"/>
+                    <a:stretch>
+                      <a:fillRect/>
+                    </a:stretch>
+                  </pic:blipFill>
+                  <pic:spPr>
+                    <a:xfrm>
+                      <a:off x="0" y="0"/>
+                      <a:ext cx="5731510" cy="1111250"/>
+                    </a:xfrm>
+                    <a:prstGeom prst="rect">
+                      <a:avLst/>
+                    </a:prstGeom>
+                  </pic:spPr>
+                </pic:pic>
+              </a:graphicData>
+            </a:graphic>
+          </wp:inline>
+        </w:drawing>
+      </w:r>
+    </w:p>
+    <w:p>
+      <w:r>
+        <w:drawing>
+          <wp:inline distT="0" distB="0" distL="0" distR="0" wp14:anchorId="41A76DE4" wp14:editId="799B3F75">
+            <wp:extent cx="5731510" cy="1857375"/>
+            <wp:effectExtent l="0" t="0" r="2540" b="9525"/>
+            <wp:docPr id="24" name="Picture 24"/>
+            <wp:cNvGraphicFramePr>
+              <a:graphicFrameLocks xmlns:a="http://schemas.openxmlformats.org/drawingml/2006/main" noChangeAspect="1"/>
+            </wp:cNvGraphicFramePr>
+            <a:graphic xmlns:a="http://schemas.openxmlformats.org/drawingml/2006/main">
+              <a:graphicData uri="http://schemas.openxmlformats.org/drawingml/2006/picture">
+                <pic:pic xmlns:pic="http://schemas.openxmlformats.org/drawingml/2006/picture">
+                  <pic:nvPicPr>
+                    <pic:cNvPr id="1" name=""/>
+                    <pic:cNvPicPr/>
+                  </pic:nvPicPr>
+                  <pic:blipFill>
+                    <a:blip r:embed="rId29"/>
+                    <a:stretch>
+                      <a:fillRect/>
+                    </a:stretch>
+                  </pic:blipFill>
+                  <pic:spPr>
+                    <a:xfrm>
+                      <a:off x="0" y="0"/>
+                      <a:ext cx="5731510" cy="1857375"/>
+                    </a:xfrm>
+                    <a:prstGeom prst="rect">
+                      <a:avLst/>
+                    </a:prstGeom>
+                  </pic:spPr>
+                </pic:pic>
+              </a:graphicData>
+            </a:graphic>
+          </wp:inline>
+        </w:drawing>
+      </w:r>
+    </w:p>
+    <w:p/>
+    <w:p>
+      <w:proofErr w:type="spellStart"/>
+      <w:r>
+        <w:t>RestAPI</w:t>
+      </w:r>
+      <w:proofErr w:type="spellEnd"/>
+    </w:p>
+    <w:p/>
+    <w:p/>
     <w:sectPr>
       <w:pgSz w:w="11906" w:h="16838"/>
       <w:pgMar w:top="1440" w:right="1440" w:bottom="1440" w:left="1440" w:header="708" w:footer="708" w:gutter="0"/>
@@ -10123,7 +10228,7 @@
 </file>
 
 <file path=word/numbering.xml><?xml version="1.0" encoding="utf-8"?>
-<w:numbering xmlns:wpc="http://schemas.microsoft.com/office/word/2010/wordprocessingCanvas" xmlns:cx="http://schemas.microsoft.com/office/drawing/2014/chartex" xmlns:cx1="http://schemas.microsoft.com/office/drawing/2015/9/8/chartex" xmlns:cx2="http://schemas.microsoft.com/office/drawing/2015/10/21/chartex" xmlns:cx3="http://schemas.microsoft.com/office/drawing/2016/5/9/chartex" xmlns:cx4="http://schemas.microsoft.com/office/drawing/2016/5/10/chartex" xmlns:cx5="http://schemas.microsoft.com/office/drawing/2016/5/11/chartex" xmlns:cx6="http://schemas.microsoft.com/office/drawing/2016/5/12/chartex" xmlns:cx7="http://schemas.microsoft.com/office/drawing/2016/5/13/chartex" xmlns:cx8="http://schemas.microsoft.com/office/drawing/2016/5/14/chartex" xmlns:mc="http://schemas.openxmlformats.org/markup-compatibility/2006" xmlns:aink="http://schemas.microsoft.com/office/drawing/2016/ink" xmlns:am3d="http://schemas.microsoft.com/office/drawing/2017/model3d" xmlns:o="urn:schemas-microsoft-com:office:office" xmlns:r="http://schemas.openxmlformats.org/officeDocument/2006/relationships" xmlns:m="http://schemas.openxmlformats.org/officeDocument/2006/math" xmlns:v="urn:schemas-microsoft-com:vml" xmlns:wp14="http://schemas.microsoft.com/office/word/2010/wordprocessingDrawing" xmlns:wp="http://schemas.openxmlformats.org/drawingml/2006/wordprocessingDrawing" xmlns:w10="urn:schemas-microsoft-com:office:word" xmlns:w="http://schemas.openxmlformats.org/wordprocessingml/2006/main" xmlns:w14="http://schemas.microsoft.com/office/word/2010/wordml" xmlns:w15="http://schemas.microsoft.com/office/word/2012/wordml" xmlns:w16cex="http://schemas.microsoft.com/office/word/2018/wordml/cex" xmlns:w16cid="http://schemas.microsoft.com/office/word/2016/wordml/cid" xmlns:w16="http://schemas.microsoft.com/office/word/2018/wordml" xmlns:w16se="http://schemas.microsoft.com/office/word/2015/wordml/symex" xmlns:wpg="http://schemas.microsoft.com/office/word/2010/wordprocessingGroup" xmlns:wpi="http://schemas.microsoft.com/office/word/2010/wordprocessingInk" xmlns:wne="http://schemas.microsoft.com/office/word/2006/wordml" xmlns:wps="http://schemas.microsoft.com/office/word/2010/wordprocessingShape" mc:Ignorable="w14 w15 w16se w16cid w16 w16cex wp14">
+<w:numbering xmlns:wpc="http://schemas.microsoft.com/office/word/2010/wordprocessingCanvas" xmlns:cx="http://schemas.microsoft.com/office/drawing/2014/chartex" xmlns:cx1="http://schemas.microsoft.com/office/drawing/2015/9/8/chartex" xmlns:cx2="http://schemas.microsoft.com/office/drawing/2015/10/21/chartex" xmlns:cx3="http://schemas.microsoft.com/office/drawing/2016/5/9/chartex" xmlns:cx4="http://schemas.microsoft.com/office/drawing/2016/5/10/chartex" xmlns:cx5="http://schemas.microsoft.com/office/drawing/2016/5/11/chartex" xmlns:cx6="http://schemas.microsoft.com/office/drawing/2016/5/12/chartex" xmlns:cx7="http://schemas.microsoft.com/office/drawing/2016/5/13/chartex" xmlns:cx8="http://schemas.microsoft.com/office/drawing/2016/5/14/chartex" xmlns:mc="http://schemas.openxmlformats.org/markup-compatibility/2006" xmlns:aink="http://schemas.microsoft.com/office/drawing/2016/ink" xmlns:am3d="http://schemas.microsoft.com/office/drawing/2017/model3d" xmlns:o="urn:schemas-microsoft-com:office:office" xmlns:oel="http://schemas.microsoft.com/office/2019/extlst" xmlns:r="http://schemas.openxmlformats.org/officeDocument/2006/relationships" xmlns:m="http://schemas.openxmlformats.org/officeDocument/2006/math" xmlns:v="urn:schemas-microsoft-com:vml" xmlns:wp14="http://schemas.microsoft.com/office/word/2010/wordprocessingDrawing" xmlns:wp="http://schemas.openxmlformats.org/drawingml/2006/wordprocessingDrawing" xmlns:w10="urn:schemas-microsoft-com:office:word" xmlns:w="http://schemas.openxmlformats.org/wordprocessingml/2006/main" xmlns:w14="http://schemas.microsoft.com/office/word/2010/wordml" xmlns:w15="http://schemas.microsoft.com/office/word/2012/wordml" xmlns:w16cex="http://schemas.microsoft.com/office/word/2018/wordml/cex" xmlns:w16cid="http://schemas.microsoft.com/office/word/2016/wordml/cid" xmlns:w16="http://schemas.microsoft.com/office/word/2018/wordml" xmlns:w16sdtdh="http://schemas.microsoft.com/office/word/2020/wordml/sdtdatahash" xmlns:w16se="http://schemas.microsoft.com/office/word/2015/wordml/symex" xmlns:wpg="http://schemas.microsoft.com/office/word/2010/wordprocessingGroup" xmlns:wpi="http://schemas.microsoft.com/office/word/2010/wordprocessingInk" xmlns:wne="http://schemas.microsoft.com/office/word/2006/wordml" xmlns:wps="http://schemas.microsoft.com/office/word/2010/wordprocessingShape" mc:Ignorable="w14 w15 w16se w16cid w16 w16cex w16sdtdh wp14">
   <w:abstractNum w:abstractNumId="0" w15:restartNumberingAfterBreak="0">
     <w:nsid w:val="066460E2"/>
     <w:multiLevelType w:val="hybridMultilevel"/>
@@ -11341,64 +11446,64 @@
       </w:rPr>
     </w:lvl>
   </w:abstractNum>
-  <w:num w:numId="1">
+  <w:num w:numId="1" w16cid:durableId="879897721">
     <w:abstractNumId w:val="9"/>
   </w:num>
-  <w:num w:numId="2">
+  <w:num w:numId="2" w16cid:durableId="1830092926">
     <w:abstractNumId w:val="2"/>
   </w:num>
-  <w:num w:numId="3">
+  <w:num w:numId="3" w16cid:durableId="422646019">
     <w:abstractNumId w:val="6"/>
   </w:num>
-  <w:num w:numId="4">
+  <w:num w:numId="4" w16cid:durableId="824470219">
     <w:abstractNumId w:val="4"/>
   </w:num>
-  <w:num w:numId="5">
+  <w:num w:numId="5" w16cid:durableId="1763798420">
     <w:abstractNumId w:val="10"/>
   </w:num>
-  <w:num w:numId="6">
+  <w:num w:numId="6" w16cid:durableId="624317338">
     <w:abstractNumId w:val="7"/>
   </w:num>
-  <w:num w:numId="7">
+  <w:num w:numId="7" w16cid:durableId="566768982">
     <w:abstractNumId w:val="0"/>
   </w:num>
-  <w:num w:numId="8">
+  <w:num w:numId="8" w16cid:durableId="714551259">
     <w:abstractNumId w:val="1"/>
   </w:num>
-  <w:num w:numId="9">
+  <w:num w:numId="9" w16cid:durableId="1182669917">
     <w:abstractNumId w:val="5"/>
   </w:num>
-  <w:num w:numId="10">
+  <w:num w:numId="10" w16cid:durableId="2068872012">
     <w:abstractNumId w:val="3"/>
   </w:num>
-  <w:num w:numId="11">
+  <w:num w:numId="11" w16cid:durableId="930743098">
     <w:abstractNumId w:val="8"/>
   </w:num>
-  <w:num w:numId="12">
+  <w:num w:numId="12" w16cid:durableId="1866481969">
     <w:abstractNumId w:val="9"/>
     <w:lvlOverride w:ilvl="0">
       <w:startOverride w:val="1"/>
     </w:lvlOverride>
   </w:num>
-  <w:num w:numId="13">
+  <w:num w:numId="13" w16cid:durableId="313995946">
     <w:abstractNumId w:val="9"/>
     <w:lvlOverride w:ilvl="0">
       <w:startOverride w:val="1"/>
     </w:lvlOverride>
   </w:num>
-  <w:num w:numId="14">
+  <w:num w:numId="14" w16cid:durableId="857696419">
     <w:abstractNumId w:val="9"/>
     <w:lvlOverride w:ilvl="0">
       <w:startOverride w:val="1"/>
     </w:lvlOverride>
   </w:num>
-  <w:num w:numId="15">
+  <w:num w:numId="15" w16cid:durableId="239798137">
     <w:abstractNumId w:val="9"/>
     <w:lvlOverride w:ilvl="0">
       <w:startOverride w:val="1"/>
     </w:lvlOverride>
   </w:num>
-  <w:num w:numId="16">
+  <w:num w:numId="16" w16cid:durableId="1652981053">
     <w:abstractNumId w:val="9"/>
     <w:lvlOverride w:ilvl="0">
       <w:startOverride w:val="1"/>
@@ -11408,7 +11513,7 @@
 </file>
 
 <file path=word/styles.xml><?xml version="1.0" encoding="utf-8"?>
-<w:styles xmlns:mc="http://schemas.openxmlformats.org/markup-compatibility/2006" xmlns:r="http://schemas.openxmlformats.org/officeDocument/2006/relationships" xmlns:w="http://schemas.openxmlformats.org/wordprocessingml/2006/main" xmlns:w14="http://schemas.microsoft.com/office/word/2010/wordml" xmlns:w15="http://schemas.microsoft.com/office/word/2012/wordml" xmlns:w16cex="http://schemas.microsoft.com/office/word/2018/wordml/cex" xmlns:w16cid="http://schemas.microsoft.com/office/word/2016/wordml/cid" xmlns:w16="http://schemas.microsoft.com/office/word/2018/wordml" xmlns:w16se="http://schemas.microsoft.com/office/word/2015/wordml/symex" mc:Ignorable="w14 w15 w16se w16cid w16 w16cex">
+<w:styles xmlns:mc="http://schemas.openxmlformats.org/markup-compatibility/2006" xmlns:r="http://schemas.openxmlformats.org/officeDocument/2006/relationships" xmlns:w="http://schemas.openxmlformats.org/wordprocessingml/2006/main" xmlns:w14="http://schemas.microsoft.com/office/word/2010/wordml" xmlns:w15="http://schemas.microsoft.com/office/word/2012/wordml" xmlns:w16cex="http://schemas.microsoft.com/office/word/2018/wordml/cex" xmlns:w16cid="http://schemas.microsoft.com/office/word/2016/wordml/cid" xmlns:w16="http://schemas.microsoft.com/office/word/2018/wordml" xmlns:w16sdtdh="http://schemas.microsoft.com/office/word/2020/wordml/sdtdatahash" xmlns:w16se="http://schemas.microsoft.com/office/word/2015/wordml/symex" mc:Ignorable="w14 w15 w16se w16cid w16 w16cex w16sdtdh">
   <w:docDefaults>
     <w:rPrDefault>
       <w:rPr>

--- a/files/BRD Warehouse Management System.docx
+++ b/files/BRD Warehouse Management System.docx
@@ -3833,14 +3833,12 @@
           <w:rFonts w:ascii="Times New Roman" w:hAnsi="Times New Roman" w:cs="Times New Roman"/>
         </w:rPr>
       </w:pPr>
-      <w:proofErr w:type="gramStart"/>
       <w:r>
         <w:rPr>
           <w:rFonts w:ascii="Times New Roman" w:hAnsi="Times New Roman" w:cs="Times New Roman"/>
         </w:rPr>
         <w:t>Non Functional</w:t>
       </w:r>
-      <w:proofErr w:type="gramEnd"/>
     </w:p>
     <w:p>
       <w:pPr>
@@ -4989,15 +4987,7 @@
     <w:p/>
     <w:p>
       <w:r>
-        <w:t xml:space="preserve">Masuk ked </w:t>
-      </w:r>
-      <w:proofErr w:type="gramStart"/>
-      <w:r>
-        <w:t>b :</w:t>
-      </w:r>
-      <w:proofErr w:type="gramEnd"/>
-      <w:r>
-        <w:t xml:space="preserve"> </w:t>
+        <w:t xml:space="preserve">Masuk ked b : </w:t>
       </w:r>
       <w:proofErr w:type="spellStart"/>
       <w:r>
@@ -7623,7 +7613,6 @@
         <w:t xml:space="preserve">Install </w:t>
       </w:r>
       <w:proofErr w:type="spellStart"/>
-      <w:proofErr w:type="gramStart"/>
       <w:r>
         <w:rPr>
           <w:rFonts w:ascii="Times New Roman" w:hAnsi="Times New Roman" w:cs="Times New Roman"/>
@@ -7637,7 +7626,6 @@
         </w:rPr>
         <w:t xml:space="preserve"> :</w:t>
       </w:r>
-      <w:proofErr w:type="gramEnd"/>
     </w:p>
     <w:p>
       <w:pPr>
@@ -7749,7 +7737,6 @@
         <w:t xml:space="preserve"> </w:t>
       </w:r>
       <w:proofErr w:type="spellStart"/>
-      <w:proofErr w:type="gramStart"/>
       <w:r>
         <w:rPr>
           <w:rFonts w:ascii="Times New Roman" w:hAnsi="Times New Roman" w:cs="Times New Roman"/>
@@ -7763,7 +7750,6 @@
         </w:rPr>
         <w:t xml:space="preserve"> :</w:t>
       </w:r>
-      <w:proofErr w:type="gramEnd"/>
     </w:p>
     <w:p>
       <w:pPr>
@@ -8745,21 +8731,7 @@
         <w:rPr>
           <w:rFonts w:ascii="Times New Roman" w:hAnsi="Times New Roman" w:cs="Times New Roman"/>
         </w:rPr>
-        <w:t xml:space="preserve"> table </w:t>
-      </w:r>
-      <w:proofErr w:type="gramStart"/>
-      <w:r>
-        <w:rPr>
-          <w:rFonts w:ascii="Times New Roman" w:hAnsi="Times New Roman" w:cs="Times New Roman"/>
-        </w:rPr>
-        <w:t>( migration</w:t>
-      </w:r>
-      <w:proofErr w:type="gramEnd"/>
-      <w:r>
-        <w:rPr>
-          <w:rFonts w:ascii="Times New Roman" w:hAnsi="Times New Roman" w:cs="Times New Roman"/>
-        </w:rPr>
-        <w:t xml:space="preserve"> )  &gt;  model</w:t>
+        <w:t xml:space="preserve"> table ( migration )  &gt;  model</w:t>
       </w:r>
       <w:r>
         <w:rPr>
@@ -9798,7 +9770,15 @@
       </w:r>
       <w:proofErr w:type="spellEnd"/>
       <w:r>
-        <w:t xml:space="preserve"> ke </w:t>
+        <w:t xml:space="preserve"> </w:t>
+      </w:r>
+      <w:proofErr w:type="spellStart"/>
+      <w:r>
+        <w:t>ke</w:t>
+      </w:r>
+      <w:proofErr w:type="spellEnd"/>
+      <w:r>
+        <w:t xml:space="preserve"> </w:t>
       </w:r>
       <w:proofErr w:type="spellStart"/>
       <w:r>
@@ -10091,6 +10071,9 @@
     </w:p>
     <w:p>
       <w:r>
+        <w:rPr>
+          <w:noProof/>
+        </w:rPr>
         <w:drawing>
           <wp:inline distT="0" distB="0" distL="0" distR="0" wp14:anchorId="50B85DE9" wp14:editId="1D65466B">
             <wp:extent cx="2440914" cy="2217420"/>
@@ -10130,6 +10113,9 @@
     </w:p>
     <w:p>
       <w:r>
+        <w:rPr>
+          <w:noProof/>
+        </w:rPr>
         <w:lastRenderedPageBreak/>
         <w:drawing>
           <wp:inline distT="0" distB="0" distL="0" distR="0" wp14:anchorId="618C85B3" wp14:editId="1AB1A855">
@@ -10170,6 +10156,9 @@
     </w:p>
     <w:p>
       <w:r>
+        <w:rPr>
+          <w:noProof/>
+        </w:rPr>
         <w:drawing>
           <wp:inline distT="0" distB="0" distL="0" distR="0" wp14:anchorId="41A76DE4" wp14:editId="799B3F75">
             <wp:extent cx="5731510" cy="1857375"/>
@@ -10216,7 +10205,91 @@
       <w:proofErr w:type="spellEnd"/>
     </w:p>
     <w:p/>
-    <w:p/>
+    <w:p>
+      <w:proofErr w:type="spellStart"/>
+      <w:r>
+        <w:t>Bagaimana</w:t>
+      </w:r>
+      <w:proofErr w:type="spellEnd"/>
+      <w:r>
+        <w:t xml:space="preserve"> </w:t>
+      </w:r>
+      <w:proofErr w:type="spellStart"/>
+      <w:r>
+        <w:t>cara</w:t>
+      </w:r>
+      <w:proofErr w:type="spellEnd"/>
+      <w:r>
+        <w:t xml:space="preserve"> </w:t>
+      </w:r>
+      <w:proofErr w:type="spellStart"/>
+      <w:r>
+        <w:t>memngambil</w:t>
+      </w:r>
+      <w:proofErr w:type="spellEnd"/>
+      <w:r>
+        <w:t xml:space="preserve"> data pada table lain </w:t>
+      </w:r>
+      <w:proofErr w:type="spellStart"/>
+      <w:r>
+        <w:t>dmana</w:t>
+      </w:r>
+      <w:proofErr w:type="spellEnd"/>
+      <w:r>
+        <w:t xml:space="preserve"> table </w:t>
+      </w:r>
+      <w:proofErr w:type="spellStart"/>
+      <w:r>
+        <w:t>sudah</w:t>
+      </w:r>
+      <w:proofErr w:type="spellEnd"/>
+      <w:r>
+        <w:t xml:space="preserve"> </w:t>
+      </w:r>
+      <w:proofErr w:type="spellStart"/>
+      <w:r>
+        <w:t>memiliki</w:t>
+      </w:r>
+      <w:proofErr w:type="spellEnd"/>
+      <w:r>
+        <w:t xml:space="preserve"> </w:t>
+      </w:r>
+      <w:proofErr w:type="spellStart"/>
+      <w:r>
+        <w:t>relasi</w:t>
+      </w:r>
+      <w:proofErr w:type="spellEnd"/>
+      <w:r>
+        <w:t xml:space="preserve"> </w:t>
+      </w:r>
+      <w:proofErr w:type="spellStart"/>
+      <w:r>
+        <w:t>toko_id</w:t>
+      </w:r>
+      <w:proofErr w:type="spellEnd"/>
+      <w:r>
+        <w:br/>
+      </w:r>
+      <w:proofErr w:type="spellStart"/>
+      <w:r>
+        <w:t>bagaimana</w:t>
+      </w:r>
+      <w:proofErr w:type="spellEnd"/>
+      <w:r>
+        <w:t xml:space="preserve"> </w:t>
+      </w:r>
+      <w:proofErr w:type="spellStart"/>
+      <w:r>
+        <w:t>bentuk</w:t>
+      </w:r>
+      <w:proofErr w:type="spellEnd"/>
+      <w:r>
+        <w:t xml:space="preserve"> pada controller?</w:t>
+      </w:r>
+      <w:r>
+        <w:br/>
+      </w:r>
+    </w:p>
     <w:sectPr>
       <w:pgSz w:w="11906" w:h="16838"/>
       <w:pgMar w:top="1440" w:right="1440" w:bottom="1440" w:left="1440" w:header="708" w:footer="708" w:gutter="0"/>

--- a/files/BRD Warehouse Management System.docx
+++ b/files/BRD Warehouse Management System.docx
@@ -323,7 +323,7 @@
     </w:p>
     <w:p>
       <w:pPr>
-        <w:spacing w:after="0" w:line="240" w:lineRule="auto"/>
+        <w:spacing w:line="240" w:lineRule="auto"/>
         <w:jc w:val="both"/>
         <w:rPr>
           <w:rFonts w:ascii="Times New Roman" w:hAnsi="Times New Roman" w:cs="Times New Roman"/>
@@ -430,7 +430,7 @@
     </w:p>
     <w:p>
       <w:pPr>
-        <w:spacing w:after="0" w:line="240" w:lineRule="auto"/>
+        <w:spacing w:line="240" w:lineRule="auto"/>
         <w:jc w:val="both"/>
         <w:rPr>
           <w:rFonts w:ascii="Times New Roman" w:hAnsi="Times New Roman" w:cs="Times New Roman"/>
@@ -444,7 +444,6 @@
           <w:ilvl w:val="0"/>
           <w:numId w:val="2"/>
         </w:numPr>
-        <w:spacing w:after="0"/>
         <w:jc w:val="both"/>
         <w:rPr>
           <w:rFonts w:ascii="Times New Roman" w:hAnsi="Times New Roman" w:cs="Times New Roman"/>
@@ -472,7 +471,6 @@
           <w:ilvl w:val="0"/>
           <w:numId w:val="2"/>
         </w:numPr>
-        <w:spacing w:after="0"/>
         <w:jc w:val="both"/>
         <w:rPr>
           <w:rFonts w:ascii="Times New Roman" w:hAnsi="Times New Roman" w:cs="Times New Roman"/>
@@ -500,7 +498,6 @@
           <w:ilvl w:val="0"/>
           <w:numId w:val="2"/>
         </w:numPr>
-        <w:spacing w:after="0"/>
         <w:jc w:val="both"/>
         <w:rPr>
           <w:rFonts w:ascii="Times New Roman" w:hAnsi="Times New Roman" w:cs="Times New Roman"/>
@@ -520,7 +517,6 @@
           <w:ilvl w:val="0"/>
           <w:numId w:val="2"/>
         </w:numPr>
-        <w:spacing w:after="0"/>
         <w:jc w:val="both"/>
         <w:rPr>
           <w:rFonts w:ascii="Times New Roman" w:hAnsi="Times New Roman" w:cs="Times New Roman"/>
@@ -542,7 +538,6 @@
           <w:ilvl w:val="0"/>
           <w:numId w:val="2"/>
         </w:numPr>
-        <w:spacing w:after="0"/>
         <w:jc w:val="both"/>
         <w:rPr>
           <w:rFonts w:ascii="Times New Roman" w:hAnsi="Times New Roman" w:cs="Times New Roman"/>
@@ -570,7 +565,6 @@
           <w:ilvl w:val="0"/>
           <w:numId w:val="2"/>
         </w:numPr>
-        <w:spacing w:after="0"/>
         <w:jc w:val="both"/>
         <w:rPr>
           <w:rFonts w:ascii="Times New Roman" w:hAnsi="Times New Roman" w:cs="Times New Roman"/>
@@ -592,7 +586,6 @@
           <w:ilvl w:val="0"/>
           <w:numId w:val="2"/>
         </w:numPr>
-        <w:spacing w:after="0"/>
         <w:jc w:val="both"/>
         <w:rPr>
           <w:rFonts w:ascii="Times New Roman" w:hAnsi="Times New Roman" w:cs="Times New Roman"/>
@@ -620,7 +613,6 @@
           <w:ilvl w:val="0"/>
           <w:numId w:val="2"/>
         </w:numPr>
-        <w:spacing w:after="0"/>
         <w:jc w:val="both"/>
         <w:rPr>
           <w:rFonts w:ascii="Times New Roman" w:hAnsi="Times New Roman" w:cs="Times New Roman"/>
@@ -635,7 +627,6 @@
     </w:p>
     <w:p>
       <w:pPr>
-        <w:spacing w:after="0"/>
         <w:jc w:val="both"/>
         <w:rPr>
           <w:rFonts w:ascii="Times New Roman" w:hAnsi="Times New Roman" w:cs="Times New Roman"/>
@@ -713,7 +704,6 @@
           <w:ilvl w:val="0"/>
           <w:numId w:val="3"/>
         </w:numPr>
-        <w:spacing w:after="0"/>
         <w:jc w:val="both"/>
         <w:rPr>
           <w:rFonts w:ascii="Times New Roman" w:hAnsi="Times New Roman" w:cs="Times New Roman"/>
@@ -749,7 +739,6 @@
           <w:ilvl w:val="0"/>
           <w:numId w:val="3"/>
         </w:numPr>
-        <w:spacing w:after="0"/>
         <w:jc w:val="both"/>
         <w:rPr>
           <w:rFonts w:ascii="Times New Roman" w:hAnsi="Times New Roman" w:cs="Times New Roman"/>
@@ -791,7 +780,6 @@
           <w:ilvl w:val="0"/>
           <w:numId w:val="3"/>
         </w:numPr>
-        <w:spacing w:after="0"/>
         <w:jc w:val="both"/>
         <w:rPr>
           <w:rFonts w:ascii="Times New Roman" w:hAnsi="Times New Roman" w:cs="Times New Roman"/>
@@ -833,7 +821,6 @@
           <w:ilvl w:val="0"/>
           <w:numId w:val="3"/>
         </w:numPr>
-        <w:spacing w:after="0"/>
         <w:jc w:val="both"/>
         <w:rPr>
           <w:rFonts w:ascii="Times New Roman" w:hAnsi="Times New Roman" w:cs="Times New Roman"/>
@@ -856,7 +843,6 @@
     </w:p>
     <w:p>
       <w:pPr>
-        <w:spacing w:after="0"/>
         <w:jc w:val="both"/>
         <w:rPr>
           <w:rFonts w:ascii="Times New Roman" w:hAnsi="Times New Roman" w:cs="Times New Roman"/>
@@ -892,7 +878,6 @@
           <w:ilvl w:val="0"/>
           <w:numId w:val="4"/>
         </w:numPr>
-        <w:spacing w:after="0"/>
         <w:jc w:val="both"/>
         <w:rPr>
           <w:rFonts w:ascii="Times New Roman" w:hAnsi="Times New Roman" w:cs="Times New Roman"/>
@@ -956,7 +941,6 @@
           <w:ilvl w:val="0"/>
           <w:numId w:val="4"/>
         </w:numPr>
-        <w:spacing w:after="0"/>
         <w:jc w:val="both"/>
         <w:rPr>
           <w:rFonts w:ascii="Times New Roman" w:hAnsi="Times New Roman" w:cs="Times New Roman"/>
@@ -992,7 +976,6 @@
           <w:ilvl w:val="0"/>
           <w:numId w:val="4"/>
         </w:numPr>
-        <w:spacing w:after="0"/>
         <w:jc w:val="both"/>
         <w:rPr>
           <w:rFonts w:ascii="Times New Roman" w:hAnsi="Times New Roman" w:cs="Times New Roman"/>
@@ -1042,7 +1025,6 @@
           <w:ilvl w:val="0"/>
           <w:numId w:val="4"/>
         </w:numPr>
-        <w:spacing w:after="0"/>
         <w:jc w:val="both"/>
         <w:rPr>
           <w:rFonts w:ascii="Times New Roman" w:hAnsi="Times New Roman" w:cs="Times New Roman"/>
@@ -1106,7 +1088,6 @@
           <w:ilvl w:val="0"/>
           <w:numId w:val="4"/>
         </w:numPr>
-        <w:spacing w:after="0"/>
         <w:jc w:val="both"/>
         <w:rPr>
           <w:rFonts w:ascii="Times New Roman" w:hAnsi="Times New Roman" w:cs="Times New Roman"/>
@@ -1148,7 +1129,6 @@
           <w:ilvl w:val="0"/>
           <w:numId w:val="4"/>
         </w:numPr>
-        <w:spacing w:after="0"/>
         <w:jc w:val="both"/>
         <w:rPr>
           <w:rFonts w:ascii="Times New Roman" w:hAnsi="Times New Roman" w:cs="Times New Roman"/>
@@ -1269,7 +1249,6 @@
     </w:p>
     <w:p>
       <w:pPr>
-        <w:spacing w:after="0"/>
         <w:jc w:val="both"/>
         <w:rPr>
           <w:rFonts w:ascii="Times New Roman" w:hAnsi="Times New Roman" w:cs="Times New Roman"/>
@@ -1278,7 +1257,6 @@
     </w:p>
     <w:p>
       <w:pPr>
-        <w:spacing w:after="0"/>
         <w:jc w:val="both"/>
         <w:rPr>
           <w:rFonts w:ascii="Times New Roman" w:hAnsi="Times New Roman" w:cs="Times New Roman"/>
@@ -1295,7 +1273,6 @@
     </w:p>
     <w:p>
       <w:pPr>
-        <w:spacing w:after="0"/>
         <w:jc w:val="both"/>
         <w:rPr>
           <w:rFonts w:ascii="Times New Roman" w:hAnsi="Times New Roman" w:cs="Times New Roman"/>
@@ -1346,7 +1323,6 @@
     </w:p>
     <w:p>
       <w:pPr>
-        <w:spacing w:after="0"/>
         <w:jc w:val="both"/>
         <w:rPr>
           <w:rFonts w:ascii="Times New Roman" w:hAnsi="Times New Roman" w:cs="Times New Roman"/>
@@ -1360,7 +1336,7 @@
           <w:ilvl w:val="0"/>
           <w:numId w:val="5"/>
         </w:numPr>
-        <w:spacing w:after="0" w:line="240" w:lineRule="auto"/>
+        <w:spacing w:line="240" w:lineRule="auto"/>
         <w:jc w:val="both"/>
         <w:rPr>
           <w:rFonts w:ascii="Times New Roman" w:hAnsi="Times New Roman" w:cs="Times New Roman"/>
@@ -1396,7 +1372,7 @@
           <w:ilvl w:val="0"/>
           <w:numId w:val="5"/>
         </w:numPr>
-        <w:spacing w:after="0" w:line="240" w:lineRule="auto"/>
+        <w:spacing w:line="240" w:lineRule="auto"/>
         <w:jc w:val="both"/>
         <w:rPr>
           <w:rFonts w:ascii="Times New Roman" w:hAnsi="Times New Roman" w:cs="Times New Roman"/>
@@ -1432,7 +1408,7 @@
           <w:ilvl w:val="0"/>
           <w:numId w:val="5"/>
         </w:numPr>
-        <w:spacing w:after="0" w:line="240" w:lineRule="auto"/>
+        <w:spacing w:line="240" w:lineRule="auto"/>
         <w:jc w:val="both"/>
         <w:rPr>
           <w:rFonts w:ascii="Times New Roman" w:hAnsi="Times New Roman" w:cs="Times New Roman"/>
@@ -1482,7 +1458,7 @@
           <w:ilvl w:val="0"/>
           <w:numId w:val="5"/>
         </w:numPr>
-        <w:spacing w:after="0" w:line="240" w:lineRule="auto"/>
+        <w:spacing w:line="240" w:lineRule="auto"/>
         <w:jc w:val="both"/>
         <w:rPr>
           <w:rFonts w:ascii="Times New Roman" w:hAnsi="Times New Roman" w:cs="Times New Roman"/>
@@ -1532,7 +1508,7 @@
           <w:ilvl w:val="0"/>
           <w:numId w:val="5"/>
         </w:numPr>
-        <w:spacing w:after="0" w:line="240" w:lineRule="auto"/>
+        <w:spacing w:line="240" w:lineRule="auto"/>
         <w:jc w:val="both"/>
         <w:rPr>
           <w:rFonts w:ascii="Times New Roman" w:hAnsi="Times New Roman" w:cs="Times New Roman"/>
@@ -1566,7 +1542,7 @@
           <w:ilvl w:val="0"/>
           <w:numId w:val="5"/>
         </w:numPr>
-        <w:spacing w:after="0" w:line="240" w:lineRule="auto"/>
+        <w:spacing w:line="240" w:lineRule="auto"/>
         <w:jc w:val="both"/>
         <w:rPr>
           <w:rFonts w:ascii="Times New Roman" w:hAnsi="Times New Roman" w:cs="Times New Roman"/>
@@ -1608,7 +1584,7 @@
           <w:ilvl w:val="0"/>
           <w:numId w:val="5"/>
         </w:numPr>
-        <w:spacing w:after="0" w:line="240" w:lineRule="auto"/>
+        <w:spacing w:line="240" w:lineRule="auto"/>
         <w:jc w:val="both"/>
         <w:rPr>
           <w:rFonts w:ascii="Times New Roman" w:hAnsi="Times New Roman" w:cs="Times New Roman"/>
@@ -1636,7 +1612,7 @@
           <w:ilvl w:val="0"/>
           <w:numId w:val="5"/>
         </w:numPr>
-        <w:spacing w:after="0" w:line="240" w:lineRule="auto"/>
+        <w:spacing w:line="240" w:lineRule="auto"/>
         <w:jc w:val="both"/>
         <w:rPr>
           <w:rFonts w:ascii="Times New Roman" w:hAnsi="Times New Roman" w:cs="Times New Roman"/>
@@ -1664,7 +1640,7 @@
           <w:ilvl w:val="0"/>
           <w:numId w:val="5"/>
         </w:numPr>
-        <w:spacing w:after="0" w:line="240" w:lineRule="auto"/>
+        <w:spacing w:line="240" w:lineRule="auto"/>
         <w:jc w:val="both"/>
         <w:rPr>
           <w:rFonts w:ascii="Times New Roman" w:hAnsi="Times New Roman" w:cs="Times New Roman"/>
@@ -1679,7 +1655,7 @@
     </w:p>
     <w:p>
       <w:pPr>
-        <w:spacing w:after="0" w:line="240" w:lineRule="auto"/>
+        <w:spacing w:line="240" w:lineRule="auto"/>
         <w:jc w:val="both"/>
         <w:rPr>
           <w:rFonts w:ascii="Times New Roman" w:hAnsi="Times New Roman" w:cs="Times New Roman"/>
@@ -1720,7 +1696,7 @@
           <w:ilvl w:val="0"/>
           <w:numId w:val="6"/>
         </w:numPr>
-        <w:spacing w:after="0" w:line="240" w:lineRule="auto"/>
+        <w:spacing w:line="240" w:lineRule="auto"/>
         <w:jc w:val="both"/>
         <w:rPr>
           <w:rFonts w:ascii="Times New Roman" w:hAnsi="Times New Roman" w:cs="Times New Roman"/>
@@ -1740,7 +1716,7 @@
           <w:ilvl w:val="0"/>
           <w:numId w:val="6"/>
         </w:numPr>
-        <w:spacing w:after="0" w:line="240" w:lineRule="auto"/>
+        <w:spacing w:line="240" w:lineRule="auto"/>
         <w:jc w:val="both"/>
         <w:rPr>
           <w:rFonts w:ascii="Times New Roman" w:hAnsi="Times New Roman" w:cs="Times New Roman"/>
@@ -1760,7 +1736,7 @@
           <w:ilvl w:val="0"/>
           <w:numId w:val="6"/>
         </w:numPr>
-        <w:spacing w:after="0" w:line="240" w:lineRule="auto"/>
+        <w:spacing w:line="240" w:lineRule="auto"/>
         <w:jc w:val="both"/>
         <w:rPr>
           <w:rFonts w:ascii="Times New Roman" w:hAnsi="Times New Roman" w:cs="Times New Roman"/>
@@ -1780,7 +1756,7 @@
           <w:ilvl w:val="0"/>
           <w:numId w:val="6"/>
         </w:numPr>
-        <w:spacing w:after="0" w:line="240" w:lineRule="auto"/>
+        <w:spacing w:line="240" w:lineRule="auto"/>
         <w:jc w:val="both"/>
         <w:rPr>
           <w:rFonts w:ascii="Times New Roman" w:hAnsi="Times New Roman" w:cs="Times New Roman"/>
@@ -1790,7 +1766,6 @@
         <w:rPr>
           <w:rFonts w:ascii="Times New Roman" w:hAnsi="Times New Roman" w:cs="Times New Roman"/>
         </w:rPr>
-        <w:lastRenderedPageBreak/>
         <w:t>Customer</w:t>
       </w:r>
     </w:p>
@@ -1801,7 +1776,7 @@
           <w:ilvl w:val="0"/>
           <w:numId w:val="6"/>
         </w:numPr>
-        <w:spacing w:after="0" w:line="240" w:lineRule="auto"/>
+        <w:spacing w:line="240" w:lineRule="auto"/>
         <w:jc w:val="both"/>
         <w:rPr>
           <w:rFonts w:ascii="Times New Roman" w:hAnsi="Times New Roman" w:cs="Times New Roman"/>
@@ -1821,7 +1796,7 @@
           <w:ilvl w:val="0"/>
           <w:numId w:val="6"/>
         </w:numPr>
-        <w:spacing w:after="0" w:line="240" w:lineRule="auto"/>
+        <w:spacing w:line="240" w:lineRule="auto"/>
         <w:jc w:val="both"/>
         <w:rPr>
           <w:rFonts w:ascii="Times New Roman" w:hAnsi="Times New Roman" w:cs="Times New Roman"/>
@@ -1841,7 +1816,7 @@
           <w:ilvl w:val="0"/>
           <w:numId w:val="6"/>
         </w:numPr>
-        <w:spacing w:after="0" w:line="240" w:lineRule="auto"/>
+        <w:spacing w:line="240" w:lineRule="auto"/>
         <w:jc w:val="both"/>
         <w:rPr>
           <w:rFonts w:ascii="Times New Roman" w:hAnsi="Times New Roman" w:cs="Times New Roman"/>
@@ -1851,6 +1826,7 @@
         <w:rPr>
           <w:rFonts w:ascii="Times New Roman" w:hAnsi="Times New Roman" w:cs="Times New Roman"/>
         </w:rPr>
+        <w:lastRenderedPageBreak/>
         <w:t>Purchase</w:t>
       </w:r>
     </w:p>
@@ -1861,7 +1837,7 @@
           <w:ilvl w:val="0"/>
           <w:numId w:val="6"/>
         </w:numPr>
-        <w:spacing w:after="0" w:line="240" w:lineRule="auto"/>
+        <w:spacing w:line="240" w:lineRule="auto"/>
         <w:jc w:val="both"/>
         <w:rPr>
           <w:rFonts w:ascii="Times New Roman" w:hAnsi="Times New Roman" w:cs="Times New Roman"/>
@@ -1881,7 +1857,7 @@
           <w:ilvl w:val="0"/>
           <w:numId w:val="6"/>
         </w:numPr>
-        <w:spacing w:after="0" w:line="240" w:lineRule="auto"/>
+        <w:spacing w:line="240" w:lineRule="auto"/>
         <w:jc w:val="both"/>
         <w:rPr>
           <w:rFonts w:ascii="Times New Roman" w:hAnsi="Times New Roman" w:cs="Times New Roman"/>
@@ -1901,7 +1877,7 @@
           <w:ilvl w:val="0"/>
           <w:numId w:val="6"/>
         </w:numPr>
-        <w:spacing w:after="0" w:line="240" w:lineRule="auto"/>
+        <w:spacing w:line="240" w:lineRule="auto"/>
         <w:jc w:val="both"/>
         <w:rPr>
           <w:rFonts w:ascii="Times New Roman" w:hAnsi="Times New Roman" w:cs="Times New Roman"/>
@@ -1921,7 +1897,7 @@
           <w:ilvl w:val="0"/>
           <w:numId w:val="6"/>
         </w:numPr>
-        <w:spacing w:after="0" w:line="240" w:lineRule="auto"/>
+        <w:spacing w:line="240" w:lineRule="auto"/>
         <w:jc w:val="both"/>
         <w:rPr>
           <w:rFonts w:ascii="Times New Roman" w:hAnsi="Times New Roman" w:cs="Times New Roman"/>
@@ -1941,7 +1917,7 @@
           <w:ilvl w:val="0"/>
           <w:numId w:val="6"/>
         </w:numPr>
-        <w:spacing w:after="0" w:line="240" w:lineRule="auto"/>
+        <w:spacing w:line="240" w:lineRule="auto"/>
         <w:jc w:val="both"/>
         <w:rPr>
           <w:rFonts w:ascii="Times New Roman" w:hAnsi="Times New Roman" w:cs="Times New Roman"/>
@@ -1969,7 +1945,7 @@
           <w:ilvl w:val="0"/>
           <w:numId w:val="6"/>
         </w:numPr>
-        <w:spacing w:after="0" w:line="240" w:lineRule="auto"/>
+        <w:spacing w:line="240" w:lineRule="auto"/>
         <w:jc w:val="both"/>
         <w:rPr>
           <w:rFonts w:ascii="Times New Roman" w:hAnsi="Times New Roman" w:cs="Times New Roman"/>
@@ -1989,7 +1965,7 @@
           <w:ilvl w:val="0"/>
           <w:numId w:val="6"/>
         </w:numPr>
-        <w:spacing w:after="0" w:line="240" w:lineRule="auto"/>
+        <w:spacing w:line="240" w:lineRule="auto"/>
         <w:jc w:val="both"/>
         <w:rPr>
           <w:rFonts w:ascii="Times New Roman" w:hAnsi="Times New Roman" w:cs="Times New Roman"/>
@@ -2004,7 +1980,7 @@
     </w:p>
     <w:p>
       <w:pPr>
-        <w:spacing w:after="0" w:line="240" w:lineRule="auto"/>
+        <w:spacing w:line="240" w:lineRule="auto"/>
         <w:jc w:val="both"/>
         <w:rPr>
           <w:rFonts w:ascii="Times New Roman" w:hAnsi="Times New Roman" w:cs="Times New Roman"/>
@@ -2013,7 +1989,7 @@
     </w:p>
     <w:p>
       <w:pPr>
-        <w:spacing w:after="0" w:line="240" w:lineRule="auto"/>
+        <w:spacing w:line="240" w:lineRule="auto"/>
         <w:jc w:val="both"/>
         <w:rPr>
           <w:rFonts w:ascii="Times New Roman" w:hAnsi="Times New Roman" w:cs="Times New Roman"/>
@@ -2033,7 +2009,7 @@
           <w:ilvl w:val="0"/>
           <w:numId w:val="7"/>
         </w:numPr>
-        <w:spacing w:after="0" w:line="240" w:lineRule="auto"/>
+        <w:spacing w:line="240" w:lineRule="auto"/>
         <w:jc w:val="both"/>
         <w:rPr>
           <w:rFonts w:ascii="Times New Roman" w:hAnsi="Times New Roman" w:cs="Times New Roman"/>
@@ -2048,7 +2024,7 @@
     </w:p>
     <w:p>
       <w:pPr>
-        <w:spacing w:after="0" w:line="240" w:lineRule="auto"/>
+        <w:spacing w:line="240" w:lineRule="auto"/>
         <w:jc w:val="both"/>
         <w:rPr>
           <w:rFonts w:ascii="Times New Roman" w:hAnsi="Times New Roman" w:cs="Times New Roman"/>
@@ -2057,7 +2033,7 @@
     </w:p>
     <w:p>
       <w:pPr>
-        <w:spacing w:after="0" w:line="240" w:lineRule="auto"/>
+        <w:spacing w:line="240" w:lineRule="auto"/>
         <w:jc w:val="both"/>
         <w:rPr>
           <w:rFonts w:ascii="Times New Roman" w:hAnsi="Times New Roman" w:cs="Times New Roman"/>
@@ -2072,7 +2048,7 @@
     </w:p>
     <w:p>
       <w:pPr>
-        <w:spacing w:after="0" w:line="240" w:lineRule="auto"/>
+        <w:spacing w:line="240" w:lineRule="auto"/>
         <w:jc w:val="both"/>
         <w:rPr>
           <w:rFonts w:ascii="Times New Roman" w:hAnsi="Times New Roman" w:cs="Times New Roman"/>
@@ -2087,7 +2063,7 @@
     </w:p>
     <w:p>
       <w:pPr>
-        <w:spacing w:after="0" w:line="240" w:lineRule="auto"/>
+        <w:spacing w:line="240" w:lineRule="auto"/>
         <w:jc w:val="both"/>
         <w:rPr>
           <w:rFonts w:ascii="Times New Roman" w:hAnsi="Times New Roman" w:cs="Times New Roman"/>
@@ -2138,7 +2114,7 @@
     </w:p>
     <w:p>
       <w:pPr>
-        <w:spacing w:after="0" w:line="240" w:lineRule="auto"/>
+        <w:spacing w:line="240" w:lineRule="auto"/>
         <w:jc w:val="both"/>
         <w:rPr>
           <w:rFonts w:ascii="Times New Roman" w:hAnsi="Times New Roman" w:cs="Times New Roman"/>
@@ -2147,7 +2123,7 @@
     </w:p>
     <w:p>
       <w:pPr>
-        <w:spacing w:after="0" w:line="240" w:lineRule="auto"/>
+        <w:spacing w:line="240" w:lineRule="auto"/>
         <w:jc w:val="both"/>
         <w:rPr>
           <w:rFonts w:ascii="Times New Roman" w:hAnsi="Times New Roman" w:cs="Times New Roman"/>
@@ -2162,7 +2138,7 @@
     </w:p>
     <w:p>
       <w:pPr>
-        <w:spacing w:after="0" w:line="240" w:lineRule="auto"/>
+        <w:spacing w:line="240" w:lineRule="auto"/>
         <w:jc w:val="both"/>
         <w:rPr>
           <w:rFonts w:ascii="Times New Roman" w:hAnsi="Times New Roman" w:cs="Times New Roman"/>
@@ -2263,7 +2239,7 @@
     </w:p>
     <w:p>
       <w:pPr>
-        <w:spacing w:after="0" w:line="240" w:lineRule="auto"/>
+        <w:spacing w:line="240" w:lineRule="auto"/>
         <w:jc w:val="both"/>
         <w:rPr>
           <w:rFonts w:ascii="Times New Roman" w:hAnsi="Times New Roman" w:cs="Times New Roman"/>
@@ -2272,7 +2248,7 @@
     </w:p>
     <w:p>
       <w:pPr>
-        <w:spacing w:after="0" w:line="240" w:lineRule="auto"/>
+        <w:spacing w:line="240" w:lineRule="auto"/>
         <w:jc w:val="both"/>
         <w:rPr>
           <w:rFonts w:ascii="Times New Roman" w:hAnsi="Times New Roman" w:cs="Times New Roman"/>
@@ -2289,7 +2265,7 @@
     </w:p>
     <w:p>
       <w:pPr>
-        <w:spacing w:after="0" w:line="240" w:lineRule="auto"/>
+        <w:spacing w:line="240" w:lineRule="auto"/>
         <w:jc w:val="both"/>
         <w:rPr>
           <w:rFonts w:ascii="Times New Roman" w:hAnsi="Times New Roman" w:cs="Times New Roman"/>
@@ -2306,7 +2282,7 @@
     </w:p>
     <w:p>
       <w:pPr>
-        <w:spacing w:after="0" w:line="240" w:lineRule="auto"/>
+        <w:spacing w:line="240" w:lineRule="auto"/>
         <w:jc w:val="both"/>
         <w:rPr>
           <w:rFonts w:ascii="Times New Roman" w:hAnsi="Times New Roman" w:cs="Times New Roman"/>
@@ -2315,7 +2291,7 @@
     </w:p>
     <w:p>
       <w:pPr>
-        <w:spacing w:after="0" w:line="240" w:lineRule="auto"/>
+        <w:spacing w:line="240" w:lineRule="auto"/>
         <w:jc w:val="both"/>
         <w:rPr>
           <w:rFonts w:ascii="Times New Roman" w:hAnsi="Times New Roman" w:cs="Times New Roman"/>
@@ -2330,7 +2306,7 @@
     </w:p>
     <w:p>
       <w:pPr>
-        <w:spacing w:after="0" w:line="240" w:lineRule="auto"/>
+        <w:spacing w:line="240" w:lineRule="auto"/>
         <w:jc w:val="both"/>
         <w:rPr>
           <w:rFonts w:ascii="Times New Roman" w:hAnsi="Times New Roman" w:cs="Times New Roman"/>
@@ -2367,7 +2343,7 @@
     </w:p>
     <w:p>
       <w:pPr>
-        <w:spacing w:after="0" w:line="240" w:lineRule="auto"/>
+        <w:spacing w:line="240" w:lineRule="auto"/>
         <w:jc w:val="both"/>
         <w:rPr>
           <w:rFonts w:ascii="Times New Roman" w:hAnsi="Times New Roman" w:cs="Times New Roman"/>
@@ -2376,7 +2352,7 @@
     </w:p>
     <w:p>
       <w:pPr>
-        <w:spacing w:after="0" w:line="240" w:lineRule="auto"/>
+        <w:spacing w:line="240" w:lineRule="auto"/>
         <w:jc w:val="both"/>
         <w:rPr>
           <w:rFonts w:ascii="Times New Roman" w:hAnsi="Times New Roman" w:cs="Times New Roman"/>
@@ -2391,7 +2367,7 @@
     </w:p>
     <w:p>
       <w:pPr>
-        <w:spacing w:after="0" w:line="240" w:lineRule="auto"/>
+        <w:spacing w:line="240" w:lineRule="auto"/>
         <w:jc w:val="both"/>
         <w:rPr>
           <w:rFonts w:ascii="Times New Roman" w:hAnsi="Times New Roman" w:cs="Times New Roman"/>
@@ -2414,7 +2390,7 @@
     </w:p>
     <w:p>
       <w:pPr>
-        <w:spacing w:after="0" w:line="240" w:lineRule="auto"/>
+        <w:spacing w:line="240" w:lineRule="auto"/>
         <w:jc w:val="both"/>
         <w:rPr>
           <w:rFonts w:ascii="Times New Roman" w:hAnsi="Times New Roman" w:cs="Times New Roman"/>
@@ -2423,7 +2399,7 @@
     </w:p>
     <w:p>
       <w:pPr>
-        <w:spacing w:after="0" w:line="240" w:lineRule="auto"/>
+        <w:spacing w:line="240" w:lineRule="auto"/>
         <w:jc w:val="both"/>
         <w:rPr>
           <w:rFonts w:ascii="Times New Roman" w:hAnsi="Times New Roman" w:cs="Times New Roman"/>
@@ -2443,7 +2419,7 @@
           <w:ilvl w:val="0"/>
           <w:numId w:val="7"/>
         </w:numPr>
-        <w:spacing w:after="0" w:line="240" w:lineRule="auto"/>
+        <w:spacing w:line="240" w:lineRule="auto"/>
         <w:jc w:val="both"/>
         <w:rPr>
           <w:rFonts w:ascii="Times New Roman" w:hAnsi="Times New Roman" w:cs="Times New Roman"/>
@@ -2463,7 +2439,7 @@
           <w:ilvl w:val="0"/>
           <w:numId w:val="7"/>
         </w:numPr>
-        <w:spacing w:after="0" w:line="240" w:lineRule="auto"/>
+        <w:spacing w:line="240" w:lineRule="auto"/>
         <w:jc w:val="both"/>
         <w:rPr>
           <w:rFonts w:ascii="Times New Roman" w:hAnsi="Times New Roman" w:cs="Times New Roman"/>
@@ -2483,7 +2459,7 @@
           <w:ilvl w:val="0"/>
           <w:numId w:val="7"/>
         </w:numPr>
-        <w:spacing w:after="0" w:line="240" w:lineRule="auto"/>
+        <w:spacing w:line="240" w:lineRule="auto"/>
         <w:jc w:val="both"/>
         <w:rPr>
           <w:rFonts w:ascii="Times New Roman" w:hAnsi="Times New Roman" w:cs="Times New Roman"/>
@@ -2503,7 +2479,7 @@
           <w:ilvl w:val="0"/>
           <w:numId w:val="7"/>
         </w:numPr>
-        <w:spacing w:after="0" w:line="240" w:lineRule="auto"/>
+        <w:spacing w:line="240" w:lineRule="auto"/>
         <w:jc w:val="both"/>
         <w:rPr>
           <w:rFonts w:ascii="Times New Roman" w:hAnsi="Times New Roman" w:cs="Times New Roman"/>
@@ -2523,7 +2499,7 @@
           <w:ilvl w:val="0"/>
           <w:numId w:val="7"/>
         </w:numPr>
-        <w:spacing w:after="0" w:line="240" w:lineRule="auto"/>
+        <w:spacing w:line="240" w:lineRule="auto"/>
         <w:jc w:val="both"/>
         <w:rPr>
           <w:rFonts w:ascii="Times New Roman" w:hAnsi="Times New Roman" w:cs="Times New Roman"/>
@@ -2538,7 +2514,7 @@
     </w:p>
     <w:p>
       <w:pPr>
-        <w:spacing w:after="0" w:line="240" w:lineRule="auto"/>
+        <w:spacing w:line="240" w:lineRule="auto"/>
         <w:jc w:val="both"/>
         <w:rPr>
           <w:rFonts w:ascii="Times New Roman" w:hAnsi="Times New Roman" w:cs="Times New Roman"/>
@@ -2547,7 +2523,7 @@
     </w:p>
     <w:p>
       <w:pPr>
-        <w:spacing w:after="0" w:line="240" w:lineRule="auto"/>
+        <w:spacing w:line="240" w:lineRule="auto"/>
         <w:jc w:val="both"/>
         <w:rPr>
           <w:rFonts w:ascii="Times New Roman" w:hAnsi="Times New Roman" w:cs="Times New Roman"/>
@@ -2567,7 +2543,7 @@
           <w:ilvl w:val="0"/>
           <w:numId w:val="8"/>
         </w:numPr>
-        <w:spacing w:after="0" w:line="240" w:lineRule="auto"/>
+        <w:spacing w:line="240" w:lineRule="auto"/>
         <w:jc w:val="both"/>
         <w:rPr>
           <w:rFonts w:ascii="Times New Roman" w:hAnsi="Times New Roman" w:cs="Times New Roman"/>
@@ -2587,7 +2563,7 @@
           <w:ilvl w:val="0"/>
           <w:numId w:val="8"/>
         </w:numPr>
-        <w:spacing w:after="0" w:line="240" w:lineRule="auto"/>
+        <w:spacing w:line="240" w:lineRule="auto"/>
         <w:jc w:val="both"/>
         <w:rPr>
           <w:rFonts w:ascii="Times New Roman" w:hAnsi="Times New Roman" w:cs="Times New Roman"/>
@@ -2607,7 +2583,7 @@
           <w:ilvl w:val="0"/>
           <w:numId w:val="8"/>
         </w:numPr>
-        <w:spacing w:after="0" w:line="240" w:lineRule="auto"/>
+        <w:spacing w:line="240" w:lineRule="auto"/>
         <w:jc w:val="both"/>
         <w:rPr>
           <w:rFonts w:ascii="Times New Roman" w:hAnsi="Times New Roman" w:cs="Times New Roman"/>
@@ -2622,7 +2598,7 @@
     </w:p>
     <w:p>
       <w:pPr>
-        <w:spacing w:after="0" w:line="240" w:lineRule="auto"/>
+        <w:spacing w:line="240" w:lineRule="auto"/>
         <w:jc w:val="both"/>
         <w:rPr>
           <w:rFonts w:ascii="Times New Roman" w:hAnsi="Times New Roman" w:cs="Times New Roman"/>
@@ -2631,7 +2607,7 @@
     </w:p>
     <w:p>
       <w:pPr>
-        <w:spacing w:after="0" w:line="240" w:lineRule="auto"/>
+        <w:spacing w:line="240" w:lineRule="auto"/>
         <w:jc w:val="both"/>
         <w:rPr>
           <w:rFonts w:ascii="Times New Roman" w:hAnsi="Times New Roman" w:cs="Times New Roman"/>
@@ -2651,7 +2627,7 @@
           <w:ilvl w:val="0"/>
           <w:numId w:val="9"/>
         </w:numPr>
-        <w:spacing w:after="0" w:line="240" w:lineRule="auto"/>
+        <w:spacing w:line="240" w:lineRule="auto"/>
         <w:jc w:val="both"/>
         <w:rPr>
           <w:rFonts w:ascii="Times New Roman" w:hAnsi="Times New Roman" w:cs="Times New Roman"/>
@@ -2679,7 +2655,7 @@
           <w:ilvl w:val="0"/>
           <w:numId w:val="9"/>
         </w:numPr>
-        <w:spacing w:after="0" w:line="240" w:lineRule="auto"/>
+        <w:spacing w:line="240" w:lineRule="auto"/>
         <w:jc w:val="both"/>
         <w:rPr>
           <w:rFonts w:ascii="Times New Roman" w:hAnsi="Times New Roman" w:cs="Times New Roman"/>
@@ -2699,7 +2675,7 @@
           <w:ilvl w:val="0"/>
           <w:numId w:val="9"/>
         </w:numPr>
-        <w:spacing w:after="0" w:line="240" w:lineRule="auto"/>
+        <w:spacing w:line="240" w:lineRule="auto"/>
         <w:jc w:val="both"/>
         <w:rPr>
           <w:rFonts w:ascii="Times New Roman" w:hAnsi="Times New Roman" w:cs="Times New Roman"/>
@@ -2719,7 +2695,7 @@
           <w:ilvl w:val="0"/>
           <w:numId w:val="9"/>
         </w:numPr>
-        <w:spacing w:after="0" w:line="240" w:lineRule="auto"/>
+        <w:spacing w:line="240" w:lineRule="auto"/>
         <w:jc w:val="both"/>
         <w:rPr>
           <w:rFonts w:ascii="Times New Roman" w:hAnsi="Times New Roman" w:cs="Times New Roman"/>
@@ -2747,7 +2723,7 @@
           <w:ilvl w:val="0"/>
           <w:numId w:val="9"/>
         </w:numPr>
-        <w:spacing w:after="0" w:line="240" w:lineRule="auto"/>
+        <w:spacing w:line="240" w:lineRule="auto"/>
         <w:jc w:val="both"/>
         <w:rPr>
           <w:rFonts w:ascii="Times New Roman" w:hAnsi="Times New Roman" w:cs="Times New Roman"/>
@@ -2775,7 +2751,7 @@
           <w:ilvl w:val="0"/>
           <w:numId w:val="9"/>
         </w:numPr>
-        <w:spacing w:after="0" w:line="240" w:lineRule="auto"/>
+        <w:spacing w:line="240" w:lineRule="auto"/>
         <w:jc w:val="both"/>
         <w:rPr>
           <w:rFonts w:ascii="Times New Roman" w:hAnsi="Times New Roman" w:cs="Times New Roman"/>
@@ -2790,7 +2766,7 @@
     </w:p>
     <w:p>
       <w:pPr>
-        <w:spacing w:after="0" w:line="240" w:lineRule="auto"/>
+        <w:spacing w:line="240" w:lineRule="auto"/>
         <w:jc w:val="both"/>
         <w:rPr>
           <w:rFonts w:ascii="Times New Roman" w:hAnsi="Times New Roman" w:cs="Times New Roman"/>
@@ -2799,7 +2775,7 @@
     </w:p>
     <w:p>
       <w:pPr>
-        <w:spacing w:after="0" w:line="240" w:lineRule="auto"/>
+        <w:spacing w:line="240" w:lineRule="auto"/>
         <w:jc w:val="both"/>
         <w:rPr>
           <w:rFonts w:ascii="Times New Roman" w:hAnsi="Times New Roman" w:cs="Times New Roman"/>
@@ -2819,7 +2795,7 @@
           <w:ilvl w:val="0"/>
           <w:numId w:val="10"/>
         </w:numPr>
-        <w:spacing w:after="0" w:line="240" w:lineRule="auto"/>
+        <w:spacing w:line="240" w:lineRule="auto"/>
         <w:jc w:val="both"/>
         <w:rPr>
           <w:rFonts w:ascii="Times New Roman" w:hAnsi="Times New Roman" w:cs="Times New Roman"/>
@@ -2834,7 +2810,7 @@
     </w:p>
     <w:p>
       <w:pPr>
-        <w:spacing w:after="0" w:line="240" w:lineRule="auto"/>
+        <w:spacing w:line="240" w:lineRule="auto"/>
         <w:jc w:val="both"/>
         <w:rPr>
           <w:rFonts w:ascii="Times New Roman" w:hAnsi="Times New Roman" w:cs="Times New Roman"/>
@@ -2843,7 +2819,7 @@
     </w:p>
     <w:p>
       <w:pPr>
-        <w:spacing w:after="0" w:line="240" w:lineRule="auto"/>
+        <w:spacing w:line="240" w:lineRule="auto"/>
         <w:jc w:val="both"/>
         <w:rPr>
           <w:rFonts w:ascii="Times New Roman" w:hAnsi="Times New Roman" w:cs="Times New Roman"/>
@@ -2863,7 +2839,7 @@
           <w:ilvl w:val="0"/>
           <w:numId w:val="10"/>
         </w:numPr>
-        <w:spacing w:after="0" w:line="240" w:lineRule="auto"/>
+        <w:spacing w:line="240" w:lineRule="auto"/>
         <w:jc w:val="both"/>
         <w:rPr>
           <w:rFonts w:ascii="Times New Roman" w:hAnsi="Times New Roman" w:cs="Times New Roman"/>
@@ -2873,52 +2849,52 @@
         <w:rPr>
           <w:rFonts w:ascii="Times New Roman" w:hAnsi="Times New Roman" w:cs="Times New Roman"/>
         </w:rPr>
+        <w:t>CRUD Gudang</w:t>
+      </w:r>
+    </w:p>
+    <w:p>
+      <w:pPr>
+        <w:spacing w:line="240" w:lineRule="auto"/>
+        <w:jc w:val="both"/>
+        <w:rPr>
+          <w:rFonts w:ascii="Times New Roman" w:hAnsi="Times New Roman" w:cs="Times New Roman"/>
+        </w:rPr>
+      </w:pPr>
+    </w:p>
+    <w:p>
+      <w:pPr>
+        <w:spacing w:line="240" w:lineRule="auto"/>
+        <w:jc w:val="both"/>
+        <w:rPr>
+          <w:rFonts w:ascii="Times New Roman" w:hAnsi="Times New Roman" w:cs="Times New Roman"/>
+        </w:rPr>
+      </w:pPr>
+      <w:r>
+        <w:rPr>
+          <w:rFonts w:ascii="Times New Roman" w:hAnsi="Times New Roman" w:cs="Times New Roman"/>
+        </w:rPr>
+        <w:t>Purchase Order</w:t>
+      </w:r>
+    </w:p>
+    <w:p>
+      <w:pPr>
+        <w:spacing w:line="240" w:lineRule="auto"/>
+        <w:jc w:val="both"/>
+        <w:rPr>
+          <w:rFonts w:ascii="Times New Roman" w:hAnsi="Times New Roman" w:cs="Times New Roman"/>
+        </w:rPr>
+      </w:pPr>
+      <w:r>
+        <w:rPr>
+          <w:rFonts w:ascii="Times New Roman" w:hAnsi="Times New Roman" w:cs="Times New Roman"/>
+        </w:rPr>
         <w:lastRenderedPageBreak/>
-        <w:t>CRUD Gudang</w:t>
-      </w:r>
-    </w:p>
-    <w:p>
-      <w:pPr>
-        <w:spacing w:after="0" w:line="240" w:lineRule="auto"/>
-        <w:jc w:val="both"/>
-        <w:rPr>
-          <w:rFonts w:ascii="Times New Roman" w:hAnsi="Times New Roman" w:cs="Times New Roman"/>
-        </w:rPr>
-      </w:pPr>
-    </w:p>
-    <w:p>
-      <w:pPr>
-        <w:spacing w:after="0" w:line="240" w:lineRule="auto"/>
-        <w:jc w:val="both"/>
-        <w:rPr>
-          <w:rFonts w:ascii="Times New Roman" w:hAnsi="Times New Roman" w:cs="Times New Roman"/>
-        </w:rPr>
-      </w:pPr>
-      <w:r>
-        <w:rPr>
-          <w:rFonts w:ascii="Times New Roman" w:hAnsi="Times New Roman" w:cs="Times New Roman"/>
-        </w:rPr>
-        <w:t>Purchase Order</w:t>
-      </w:r>
-    </w:p>
-    <w:p>
-      <w:pPr>
-        <w:spacing w:after="0" w:line="240" w:lineRule="auto"/>
-        <w:jc w:val="both"/>
-        <w:rPr>
-          <w:rFonts w:ascii="Times New Roman" w:hAnsi="Times New Roman" w:cs="Times New Roman"/>
-        </w:rPr>
-      </w:pPr>
-      <w:r>
-        <w:rPr>
-          <w:rFonts w:ascii="Times New Roman" w:hAnsi="Times New Roman" w:cs="Times New Roman"/>
-        </w:rPr>
         <w:t>Status</w:t>
       </w:r>
     </w:p>
     <w:p>
       <w:pPr>
-        <w:spacing w:after="0" w:line="240" w:lineRule="auto"/>
+        <w:spacing w:line="240" w:lineRule="auto"/>
         <w:jc w:val="center"/>
         <w:rPr>
           <w:rFonts w:ascii="Times New Roman" w:hAnsi="Times New Roman" w:cs="Times New Roman"/>
@@ -2933,7 +2909,7 @@
     </w:p>
     <w:p>
       <w:pPr>
-        <w:spacing w:after="0" w:line="240" w:lineRule="auto"/>
+        <w:spacing w:line="240" w:lineRule="auto"/>
         <w:jc w:val="center"/>
         <w:rPr>
           <w:rFonts w:ascii="Times New Roman" w:hAnsi="Times New Roman" w:cs="Times New Roman"/>
@@ -2948,7 +2924,7 @@
     </w:p>
     <w:p>
       <w:pPr>
-        <w:spacing w:after="0" w:line="240" w:lineRule="auto"/>
+        <w:spacing w:line="240" w:lineRule="auto"/>
         <w:jc w:val="center"/>
         <w:rPr>
           <w:rFonts w:ascii="Times New Roman" w:hAnsi="Times New Roman" w:cs="Times New Roman"/>
@@ -2963,7 +2939,7 @@
     </w:p>
     <w:p>
       <w:pPr>
-        <w:spacing w:after="0" w:line="240" w:lineRule="auto"/>
+        <w:spacing w:line="240" w:lineRule="auto"/>
         <w:jc w:val="center"/>
         <w:rPr>
           <w:rFonts w:ascii="Times New Roman" w:hAnsi="Times New Roman" w:cs="Times New Roman"/>
@@ -2978,7 +2954,7 @@
     </w:p>
     <w:p>
       <w:pPr>
-        <w:spacing w:after="0" w:line="240" w:lineRule="auto"/>
+        <w:spacing w:line="240" w:lineRule="auto"/>
         <w:jc w:val="center"/>
         <w:rPr>
           <w:rFonts w:ascii="Times New Roman" w:hAnsi="Times New Roman" w:cs="Times New Roman"/>
@@ -2993,7 +2969,7 @@
     </w:p>
     <w:p>
       <w:pPr>
-        <w:spacing w:after="0" w:line="240" w:lineRule="auto"/>
+        <w:spacing w:line="240" w:lineRule="auto"/>
         <w:jc w:val="center"/>
         <w:rPr>
           <w:rFonts w:ascii="Times New Roman" w:hAnsi="Times New Roman" w:cs="Times New Roman"/>
@@ -3008,7 +2984,7 @@
     </w:p>
     <w:p>
       <w:pPr>
-        <w:spacing w:after="0" w:line="240" w:lineRule="auto"/>
+        <w:spacing w:line="240" w:lineRule="auto"/>
         <w:jc w:val="center"/>
         <w:rPr>
           <w:rFonts w:ascii="Times New Roman" w:hAnsi="Times New Roman" w:cs="Times New Roman"/>
@@ -3023,7 +2999,7 @@
     </w:p>
     <w:p>
       <w:pPr>
-        <w:spacing w:after="0" w:line="240" w:lineRule="auto"/>
+        <w:spacing w:line="240" w:lineRule="auto"/>
         <w:jc w:val="center"/>
         <w:rPr>
           <w:rFonts w:ascii="Times New Roman" w:hAnsi="Times New Roman" w:cs="Times New Roman"/>
@@ -3038,7 +3014,7 @@
     </w:p>
     <w:p>
       <w:pPr>
-        <w:spacing w:after="0" w:line="240" w:lineRule="auto"/>
+        <w:spacing w:line="240" w:lineRule="auto"/>
         <w:jc w:val="center"/>
         <w:rPr>
           <w:rFonts w:ascii="Times New Roman" w:hAnsi="Times New Roman" w:cs="Times New Roman"/>
@@ -3053,7 +3029,7 @@
     </w:p>
     <w:p>
       <w:pPr>
-        <w:spacing w:after="0" w:line="240" w:lineRule="auto"/>
+        <w:spacing w:line="240" w:lineRule="auto"/>
         <w:jc w:val="center"/>
         <w:rPr>
           <w:rFonts w:ascii="Times New Roman" w:hAnsi="Times New Roman" w:cs="Times New Roman"/>
@@ -3062,15 +3038,15 @@
     </w:p>
     <w:p>
       <w:pPr>
-        <w:spacing w:after="0" w:line="240" w:lineRule="auto"/>
-        <w:rPr>
-          <w:rFonts w:ascii="Times New Roman" w:hAnsi="Times New Roman" w:cs="Times New Roman"/>
-        </w:rPr>
-      </w:pPr>
-    </w:p>
-    <w:p>
-      <w:pPr>
-        <w:spacing w:after="0" w:line="240" w:lineRule="auto"/>
+        <w:spacing w:line="240" w:lineRule="auto"/>
+        <w:rPr>
+          <w:rFonts w:ascii="Times New Roman" w:hAnsi="Times New Roman" w:cs="Times New Roman"/>
+        </w:rPr>
+      </w:pPr>
+    </w:p>
+    <w:p>
+      <w:pPr>
+        <w:spacing w:line="240" w:lineRule="auto"/>
         <w:rPr>
           <w:rFonts w:ascii="Times New Roman" w:hAnsi="Times New Roman" w:cs="Times New Roman"/>
         </w:rPr>
@@ -3084,7 +3060,7 @@
     </w:p>
     <w:p>
       <w:pPr>
-        <w:spacing w:after="0" w:line="240" w:lineRule="auto"/>
+        <w:spacing w:line="240" w:lineRule="auto"/>
         <w:rPr>
           <w:rFonts w:ascii="Times New Roman" w:hAnsi="Times New Roman" w:cs="Times New Roman"/>
         </w:rPr>
@@ -3134,15 +3110,15 @@
     </w:p>
     <w:p>
       <w:pPr>
-        <w:spacing w:after="0" w:line="240" w:lineRule="auto"/>
-        <w:rPr>
-          <w:rFonts w:ascii="Times New Roman" w:hAnsi="Times New Roman" w:cs="Times New Roman"/>
-        </w:rPr>
-      </w:pPr>
-    </w:p>
-    <w:p>
-      <w:pPr>
-        <w:spacing w:after="0" w:line="240" w:lineRule="auto"/>
+        <w:spacing w:line="240" w:lineRule="auto"/>
+        <w:rPr>
+          <w:rFonts w:ascii="Times New Roman" w:hAnsi="Times New Roman" w:cs="Times New Roman"/>
+        </w:rPr>
+      </w:pPr>
+    </w:p>
+    <w:p>
+      <w:pPr>
+        <w:spacing w:line="240" w:lineRule="auto"/>
         <w:rPr>
           <w:rFonts w:ascii="Times New Roman" w:hAnsi="Times New Roman" w:cs="Times New Roman"/>
         </w:rPr>
@@ -3178,7 +3154,7 @@
     </w:p>
     <w:p>
       <w:pPr>
-        <w:spacing w:after="0" w:line="240" w:lineRule="auto"/>
+        <w:spacing w:line="240" w:lineRule="auto"/>
         <w:rPr>
           <w:rFonts w:ascii="Times New Roman" w:hAnsi="Times New Roman" w:cs="Times New Roman"/>
         </w:rPr>
@@ -3208,7 +3184,7 @@
     </w:p>
     <w:p>
       <w:pPr>
-        <w:spacing w:after="0" w:line="240" w:lineRule="auto"/>
+        <w:spacing w:line="240" w:lineRule="auto"/>
         <w:rPr>
           <w:rFonts w:ascii="Times New Roman" w:hAnsi="Times New Roman" w:cs="Times New Roman"/>
         </w:rPr>
@@ -3222,7 +3198,7 @@
     </w:p>
     <w:p>
       <w:pPr>
-        <w:spacing w:after="0" w:line="240" w:lineRule="auto"/>
+        <w:spacing w:line="240" w:lineRule="auto"/>
         <w:rPr>
           <w:rFonts w:ascii="Times New Roman" w:hAnsi="Times New Roman" w:cs="Times New Roman"/>
         </w:rPr>
@@ -3252,7 +3228,7 @@
     </w:p>
     <w:p>
       <w:pPr>
-        <w:spacing w:after="0" w:line="240" w:lineRule="auto"/>
+        <w:spacing w:line="240" w:lineRule="auto"/>
         <w:rPr>
           <w:rFonts w:ascii="Times New Roman" w:hAnsi="Times New Roman" w:cs="Times New Roman"/>
         </w:rPr>
@@ -3282,7 +3258,7 @@
     </w:p>
     <w:p>
       <w:pPr>
-        <w:spacing w:after="0" w:line="240" w:lineRule="auto"/>
+        <w:spacing w:line="240" w:lineRule="auto"/>
         <w:rPr>
           <w:rFonts w:ascii="Times New Roman" w:hAnsi="Times New Roman" w:cs="Times New Roman"/>
         </w:rPr>
@@ -3312,15 +3288,15 @@
     </w:p>
     <w:p>
       <w:pPr>
-        <w:spacing w:after="0" w:line="240" w:lineRule="auto"/>
-        <w:rPr>
-          <w:rFonts w:ascii="Times New Roman" w:hAnsi="Times New Roman" w:cs="Times New Roman"/>
-        </w:rPr>
-      </w:pPr>
-    </w:p>
-    <w:p>
-      <w:pPr>
-        <w:spacing w:after="0" w:line="240" w:lineRule="auto"/>
+        <w:spacing w:line="240" w:lineRule="auto"/>
+        <w:rPr>
+          <w:rFonts w:ascii="Times New Roman" w:hAnsi="Times New Roman" w:cs="Times New Roman"/>
+        </w:rPr>
+      </w:pPr>
+    </w:p>
+    <w:p>
+      <w:pPr>
+        <w:spacing w:line="240" w:lineRule="auto"/>
         <w:rPr>
           <w:rFonts w:ascii="Times New Roman" w:hAnsi="Times New Roman" w:cs="Times New Roman"/>
         </w:rPr>
@@ -3334,15 +3310,15 @@
     </w:p>
     <w:p>
       <w:pPr>
-        <w:spacing w:after="0" w:line="240" w:lineRule="auto"/>
-        <w:rPr>
-          <w:rFonts w:ascii="Times New Roman" w:hAnsi="Times New Roman" w:cs="Times New Roman"/>
-        </w:rPr>
-      </w:pPr>
-    </w:p>
-    <w:p>
-      <w:pPr>
-        <w:spacing w:after="0" w:line="240" w:lineRule="auto"/>
+        <w:spacing w:line="240" w:lineRule="auto"/>
+        <w:rPr>
+          <w:rFonts w:ascii="Times New Roman" w:hAnsi="Times New Roman" w:cs="Times New Roman"/>
+        </w:rPr>
+      </w:pPr>
+    </w:p>
+    <w:p>
+      <w:pPr>
+        <w:spacing w:line="240" w:lineRule="auto"/>
         <w:jc w:val="center"/>
         <w:rPr>
           <w:rFonts w:ascii="Times New Roman" w:hAnsi="Times New Roman" w:cs="Times New Roman"/>
@@ -3357,7 +3333,7 @@
     </w:p>
     <w:p>
       <w:pPr>
-        <w:spacing w:after="0" w:line="240" w:lineRule="auto"/>
+        <w:spacing w:line="240" w:lineRule="auto"/>
         <w:jc w:val="center"/>
         <w:rPr>
           <w:rFonts w:ascii="Times New Roman" w:hAnsi="Times New Roman" w:cs="Times New Roman"/>
@@ -3372,7 +3348,7 @@
     </w:p>
     <w:p>
       <w:pPr>
-        <w:spacing w:after="0" w:line="240" w:lineRule="auto"/>
+        <w:spacing w:line="240" w:lineRule="auto"/>
         <w:jc w:val="center"/>
         <w:rPr>
           <w:rFonts w:ascii="Times New Roman" w:hAnsi="Times New Roman" w:cs="Times New Roman"/>
@@ -3387,7 +3363,7 @@
     </w:p>
     <w:p>
       <w:pPr>
-        <w:spacing w:after="0" w:line="240" w:lineRule="auto"/>
+        <w:spacing w:line="240" w:lineRule="auto"/>
         <w:jc w:val="center"/>
         <w:rPr>
           <w:rFonts w:ascii="Times New Roman" w:hAnsi="Times New Roman" w:cs="Times New Roman"/>
@@ -3402,7 +3378,7 @@
     </w:p>
     <w:p>
       <w:pPr>
-        <w:spacing w:after="0" w:line="240" w:lineRule="auto"/>
+        <w:spacing w:line="240" w:lineRule="auto"/>
         <w:jc w:val="center"/>
         <w:rPr>
           <w:rFonts w:ascii="Times New Roman" w:hAnsi="Times New Roman" w:cs="Times New Roman"/>
@@ -3417,7 +3393,7 @@
     </w:p>
     <w:p>
       <w:pPr>
-        <w:spacing w:after="0" w:line="240" w:lineRule="auto"/>
+        <w:spacing w:line="240" w:lineRule="auto"/>
         <w:jc w:val="center"/>
         <w:rPr>
           <w:rFonts w:ascii="Times New Roman" w:hAnsi="Times New Roman" w:cs="Times New Roman"/>
@@ -3432,7 +3408,7 @@
     </w:p>
     <w:p>
       <w:pPr>
-        <w:spacing w:after="0" w:line="240" w:lineRule="auto"/>
+        <w:spacing w:line="240" w:lineRule="auto"/>
         <w:jc w:val="center"/>
         <w:rPr>
           <w:rFonts w:ascii="Times New Roman" w:hAnsi="Times New Roman" w:cs="Times New Roman"/>
@@ -3447,7 +3423,7 @@
     </w:p>
     <w:p>
       <w:pPr>
-        <w:spacing w:after="0" w:line="240" w:lineRule="auto"/>
+        <w:spacing w:line="240" w:lineRule="auto"/>
         <w:jc w:val="center"/>
         <w:rPr>
           <w:rFonts w:ascii="Times New Roman" w:hAnsi="Times New Roman" w:cs="Times New Roman"/>
@@ -3462,7 +3438,7 @@
     </w:p>
     <w:p>
       <w:pPr>
-        <w:spacing w:after="0" w:line="240" w:lineRule="auto"/>
+        <w:spacing w:line="240" w:lineRule="auto"/>
         <w:jc w:val="center"/>
         <w:rPr>
           <w:rFonts w:ascii="Times New Roman" w:hAnsi="Times New Roman" w:cs="Times New Roman"/>
@@ -3477,7 +3453,7 @@
     </w:p>
     <w:p>
       <w:pPr>
-        <w:spacing w:after="0" w:line="240" w:lineRule="auto"/>
+        <w:spacing w:line="240" w:lineRule="auto"/>
         <w:jc w:val="center"/>
         <w:rPr>
           <w:rFonts w:ascii="Times New Roman" w:hAnsi="Times New Roman" w:cs="Times New Roman"/>
@@ -3492,7 +3468,7 @@
     </w:p>
     <w:p>
       <w:pPr>
-        <w:spacing w:after="0" w:line="240" w:lineRule="auto"/>
+        <w:spacing w:line="240" w:lineRule="auto"/>
         <w:jc w:val="center"/>
         <w:rPr>
           <w:rFonts w:ascii="Times New Roman" w:hAnsi="Times New Roman" w:cs="Times New Roman"/>
@@ -3507,15 +3483,15 @@
     </w:p>
     <w:p>
       <w:pPr>
-        <w:spacing w:after="0" w:line="240" w:lineRule="auto"/>
-        <w:rPr>
-          <w:rFonts w:ascii="Times New Roman" w:hAnsi="Times New Roman" w:cs="Times New Roman"/>
-        </w:rPr>
-      </w:pPr>
-    </w:p>
-    <w:p>
-      <w:pPr>
-        <w:spacing w:after="0" w:line="240" w:lineRule="auto"/>
+        <w:spacing w:line="240" w:lineRule="auto"/>
+        <w:rPr>
+          <w:rFonts w:ascii="Times New Roman" w:hAnsi="Times New Roman" w:cs="Times New Roman"/>
+        </w:rPr>
+      </w:pPr>
+    </w:p>
+    <w:p>
+      <w:pPr>
+        <w:spacing w:line="240" w:lineRule="auto"/>
         <w:rPr>
           <w:rFonts w:ascii="Times New Roman" w:hAnsi="Times New Roman" w:cs="Times New Roman"/>
         </w:rPr>
@@ -3537,7 +3513,7 @@
     </w:p>
     <w:p>
       <w:pPr>
-        <w:spacing w:after="0" w:line="240" w:lineRule="auto"/>
+        <w:spacing w:line="240" w:lineRule="auto"/>
         <w:rPr>
           <w:rFonts w:ascii="Times New Roman" w:hAnsi="Times New Roman" w:cs="Times New Roman"/>
         </w:rPr>
@@ -3573,7 +3549,7 @@
     </w:p>
     <w:p>
       <w:pPr>
-        <w:spacing w:after="0" w:line="240" w:lineRule="auto"/>
+        <w:spacing w:line="240" w:lineRule="auto"/>
         <w:rPr>
           <w:rFonts w:ascii="Times New Roman" w:hAnsi="Times New Roman" w:cs="Times New Roman"/>
         </w:rPr>
@@ -3587,7 +3563,7 @@
     </w:p>
     <w:p>
       <w:pPr>
-        <w:spacing w:after="0" w:line="240" w:lineRule="auto"/>
+        <w:spacing w:line="240" w:lineRule="auto"/>
         <w:rPr>
           <w:rFonts w:ascii="Times New Roman" w:hAnsi="Times New Roman" w:cs="Times New Roman"/>
         </w:rPr>
@@ -3649,15 +3625,15 @@
     </w:p>
     <w:p>
       <w:pPr>
-        <w:spacing w:after="0" w:line="240" w:lineRule="auto"/>
-        <w:rPr>
-          <w:rFonts w:ascii="Times New Roman" w:hAnsi="Times New Roman" w:cs="Times New Roman"/>
-        </w:rPr>
-      </w:pPr>
-    </w:p>
-    <w:p>
-      <w:pPr>
-        <w:spacing w:after="0" w:line="240" w:lineRule="auto"/>
+        <w:spacing w:line="240" w:lineRule="auto"/>
+        <w:rPr>
+          <w:rFonts w:ascii="Times New Roman" w:hAnsi="Times New Roman" w:cs="Times New Roman"/>
+        </w:rPr>
+      </w:pPr>
+    </w:p>
+    <w:p>
+      <w:pPr>
+        <w:spacing w:line="240" w:lineRule="auto"/>
         <w:rPr>
           <w:rFonts w:ascii="Times New Roman" w:hAnsi="Times New Roman" w:cs="Times New Roman"/>
         </w:rPr>
@@ -3676,7 +3652,7 @@
           <w:ilvl w:val="0"/>
           <w:numId w:val="10"/>
         </w:numPr>
-        <w:spacing w:after="0" w:line="240" w:lineRule="auto"/>
+        <w:spacing w:line="240" w:lineRule="auto"/>
         <w:rPr>
           <w:rFonts w:ascii="Times New Roman" w:hAnsi="Times New Roman" w:cs="Times New Roman"/>
         </w:rPr>
@@ -3703,7 +3679,7 @@
           <w:ilvl w:val="0"/>
           <w:numId w:val="10"/>
         </w:numPr>
-        <w:spacing w:after="0" w:line="240" w:lineRule="auto"/>
+        <w:spacing w:line="240" w:lineRule="auto"/>
         <w:rPr>
           <w:rFonts w:ascii="Times New Roman" w:hAnsi="Times New Roman" w:cs="Times New Roman"/>
         </w:rPr>
@@ -3722,7 +3698,7 @@
           <w:ilvl w:val="0"/>
           <w:numId w:val="10"/>
         </w:numPr>
-        <w:spacing w:after="0" w:line="240" w:lineRule="auto"/>
+        <w:spacing w:line="240" w:lineRule="auto"/>
         <w:rPr>
           <w:rFonts w:ascii="Times New Roman" w:hAnsi="Times New Roman" w:cs="Times New Roman"/>
         </w:rPr>
@@ -3771,7 +3747,7 @@
           <w:ilvl w:val="0"/>
           <w:numId w:val="10"/>
         </w:numPr>
-        <w:spacing w:after="0" w:line="240" w:lineRule="auto"/>
+        <w:spacing w:line="240" w:lineRule="auto"/>
         <w:rPr>
           <w:rFonts w:ascii="Times New Roman" w:hAnsi="Times New Roman" w:cs="Times New Roman"/>
         </w:rPr>
@@ -3806,7 +3782,7 @@
           <w:ilvl w:val="0"/>
           <w:numId w:val="10"/>
         </w:numPr>
-        <w:spacing w:after="0" w:line="240" w:lineRule="auto"/>
+        <w:spacing w:line="240" w:lineRule="auto"/>
         <w:rPr>
           <w:rFonts w:ascii="Times New Roman" w:hAnsi="Times New Roman" w:cs="Times New Roman"/>
         </w:rPr>
@@ -3828,17 +3804,19 @@
     </w:p>
     <w:p>
       <w:pPr>
-        <w:spacing w:after="0" w:line="240" w:lineRule="auto"/>
-        <w:rPr>
-          <w:rFonts w:ascii="Times New Roman" w:hAnsi="Times New Roman" w:cs="Times New Roman"/>
-        </w:rPr>
-      </w:pPr>
+        <w:spacing w:line="240" w:lineRule="auto"/>
+        <w:rPr>
+          <w:rFonts w:ascii="Times New Roman" w:hAnsi="Times New Roman" w:cs="Times New Roman"/>
+        </w:rPr>
+      </w:pPr>
+      <w:proofErr w:type="gramStart"/>
       <w:r>
         <w:rPr>
           <w:rFonts w:ascii="Times New Roman" w:hAnsi="Times New Roman" w:cs="Times New Roman"/>
         </w:rPr>
         <w:t>Non Functional</w:t>
       </w:r>
+      <w:proofErr w:type="gramEnd"/>
     </w:p>
     <w:p>
       <w:pPr>
@@ -3847,7 +3825,7 @@
           <w:ilvl w:val="0"/>
           <w:numId w:val="11"/>
         </w:numPr>
-        <w:spacing w:after="0" w:line="240" w:lineRule="auto"/>
+        <w:spacing w:line="240" w:lineRule="auto"/>
         <w:rPr>
           <w:rFonts w:ascii="Times New Roman" w:hAnsi="Times New Roman" w:cs="Times New Roman"/>
         </w:rPr>
@@ -3866,7 +3844,7 @@
           <w:ilvl w:val="0"/>
           <w:numId w:val="11"/>
         </w:numPr>
-        <w:spacing w:after="0" w:line="240" w:lineRule="auto"/>
+        <w:spacing w:line="240" w:lineRule="auto"/>
         <w:rPr>
           <w:rFonts w:ascii="Times New Roman" w:hAnsi="Times New Roman" w:cs="Times New Roman"/>
         </w:rPr>
@@ -3885,7 +3863,7 @@
           <w:ilvl w:val="0"/>
           <w:numId w:val="11"/>
         </w:numPr>
-        <w:spacing w:after="0" w:line="240" w:lineRule="auto"/>
+        <w:spacing w:line="240" w:lineRule="auto"/>
         <w:rPr>
           <w:rFonts w:ascii="Times New Roman" w:hAnsi="Times New Roman" w:cs="Times New Roman"/>
         </w:rPr>
@@ -3904,7 +3882,7 @@
           <w:ilvl w:val="0"/>
           <w:numId w:val="11"/>
         </w:numPr>
-        <w:spacing w:after="0" w:line="240" w:lineRule="auto"/>
+        <w:spacing w:line="240" w:lineRule="auto"/>
         <w:rPr>
           <w:rFonts w:ascii="Times New Roman" w:hAnsi="Times New Roman" w:cs="Times New Roman"/>
         </w:rPr>
@@ -3923,16 +3901,15 @@
           <w:ilvl w:val="0"/>
           <w:numId w:val="11"/>
         </w:numPr>
-        <w:spacing w:after="0" w:line="240" w:lineRule="auto"/>
-        <w:rPr>
-          <w:rFonts w:ascii="Times New Roman" w:hAnsi="Times New Roman" w:cs="Times New Roman"/>
-        </w:rPr>
-      </w:pPr>
-      <w:r>
-        <w:rPr>
-          <w:rFonts w:ascii="Times New Roman" w:hAnsi="Times New Roman" w:cs="Times New Roman"/>
-        </w:rPr>
-        <w:lastRenderedPageBreak/>
+        <w:spacing w:line="240" w:lineRule="auto"/>
+        <w:rPr>
+          <w:rFonts w:ascii="Times New Roman" w:hAnsi="Times New Roman" w:cs="Times New Roman"/>
+        </w:rPr>
+      </w:pPr>
+      <w:r>
+        <w:rPr>
+          <w:rFonts w:ascii="Times New Roman" w:hAnsi="Times New Roman" w:cs="Times New Roman"/>
+        </w:rPr>
         <w:t>Swagger</w:t>
       </w:r>
     </w:p>
@@ -3943,7 +3920,7 @@
           <w:ilvl w:val="0"/>
           <w:numId w:val="11"/>
         </w:numPr>
-        <w:spacing w:after="0" w:line="240" w:lineRule="auto"/>
+        <w:spacing w:line="240" w:lineRule="auto"/>
         <w:rPr>
           <w:rFonts w:ascii="Times New Roman" w:hAnsi="Times New Roman" w:cs="Times New Roman"/>
         </w:rPr>
@@ -3962,7 +3939,7 @@
           <w:ilvl w:val="0"/>
           <w:numId w:val="11"/>
         </w:numPr>
-        <w:spacing w:after="0" w:line="240" w:lineRule="auto"/>
+        <w:spacing w:line="240" w:lineRule="auto"/>
         <w:rPr>
           <w:rFonts w:ascii="Times New Roman" w:hAnsi="Times New Roman" w:cs="Times New Roman"/>
         </w:rPr>
@@ -3981,15 +3958,16 @@
           <w:ilvl w:val="0"/>
           <w:numId w:val="11"/>
         </w:numPr>
-        <w:spacing w:after="0" w:line="240" w:lineRule="auto"/>
-        <w:rPr>
-          <w:rFonts w:ascii="Times New Roman" w:hAnsi="Times New Roman" w:cs="Times New Roman"/>
-        </w:rPr>
-      </w:pPr>
-      <w:r>
-        <w:rPr>
-          <w:rFonts w:ascii="Times New Roman" w:hAnsi="Times New Roman" w:cs="Times New Roman"/>
-        </w:rPr>
+        <w:spacing w:line="240" w:lineRule="auto"/>
+        <w:rPr>
+          <w:rFonts w:ascii="Times New Roman" w:hAnsi="Times New Roman" w:cs="Times New Roman"/>
+        </w:rPr>
+      </w:pPr>
+      <w:r>
+        <w:rPr>
+          <w:rFonts w:ascii="Times New Roman" w:hAnsi="Times New Roman" w:cs="Times New Roman"/>
+        </w:rPr>
+        <w:lastRenderedPageBreak/>
         <w:t>Logging</w:t>
       </w:r>
     </w:p>
@@ -4000,7 +3978,7 @@
           <w:ilvl w:val="0"/>
           <w:numId w:val="11"/>
         </w:numPr>
-        <w:spacing w:after="0" w:line="240" w:lineRule="auto"/>
+        <w:spacing w:line="240" w:lineRule="auto"/>
         <w:rPr>
           <w:rFonts w:ascii="Times New Roman" w:hAnsi="Times New Roman" w:cs="Times New Roman"/>
         </w:rPr>
@@ -4014,15 +3992,15 @@
     </w:p>
     <w:p>
       <w:pPr>
-        <w:spacing w:after="0" w:line="240" w:lineRule="auto"/>
-        <w:rPr>
-          <w:rFonts w:ascii="Times New Roman" w:hAnsi="Times New Roman" w:cs="Times New Roman"/>
-        </w:rPr>
-      </w:pPr>
-    </w:p>
-    <w:p>
-      <w:pPr>
-        <w:spacing w:after="0" w:line="240" w:lineRule="auto"/>
+        <w:spacing w:line="240" w:lineRule="auto"/>
+        <w:rPr>
+          <w:rFonts w:ascii="Times New Roman" w:hAnsi="Times New Roman" w:cs="Times New Roman"/>
+        </w:rPr>
+      </w:pPr>
+    </w:p>
+    <w:p>
+      <w:pPr>
+        <w:spacing w:line="240" w:lineRule="auto"/>
         <w:rPr>
           <w:rFonts w:ascii="Times New Roman" w:hAnsi="Times New Roman" w:cs="Times New Roman"/>
         </w:rPr>
@@ -4051,7 +4029,7 @@
     </w:p>
     <w:p>
       <w:pPr>
-        <w:spacing w:after="0" w:line="240" w:lineRule="auto"/>
+        <w:spacing w:line="240" w:lineRule="auto"/>
         <w:jc w:val="center"/>
         <w:rPr>
           <w:rFonts w:ascii="Times New Roman" w:hAnsi="Times New Roman" w:cs="Times New Roman"/>
@@ -4066,7 +4044,7 @@
     </w:p>
     <w:p>
       <w:pPr>
-        <w:spacing w:after="0" w:line="240" w:lineRule="auto"/>
+        <w:spacing w:line="240" w:lineRule="auto"/>
         <w:jc w:val="center"/>
         <w:rPr>
           <w:rFonts w:ascii="Times New Roman" w:hAnsi="Times New Roman" w:cs="Times New Roman"/>
@@ -4081,7 +4059,7 @@
     </w:p>
     <w:p>
       <w:pPr>
-        <w:spacing w:after="0" w:line="240" w:lineRule="auto"/>
+        <w:spacing w:line="240" w:lineRule="auto"/>
         <w:jc w:val="center"/>
         <w:rPr>
           <w:rFonts w:ascii="Times New Roman" w:hAnsi="Times New Roman" w:cs="Times New Roman"/>
@@ -4096,7 +4074,7 @@
     </w:p>
     <w:p>
       <w:pPr>
-        <w:spacing w:after="0" w:line="240" w:lineRule="auto"/>
+        <w:spacing w:line="240" w:lineRule="auto"/>
         <w:jc w:val="center"/>
         <w:rPr>
           <w:rFonts w:ascii="Times New Roman" w:hAnsi="Times New Roman" w:cs="Times New Roman"/>
@@ -4111,7 +4089,7 @@
     </w:p>
     <w:p>
       <w:pPr>
-        <w:spacing w:after="0" w:line="240" w:lineRule="auto"/>
+        <w:spacing w:line="240" w:lineRule="auto"/>
         <w:jc w:val="center"/>
         <w:rPr>
           <w:rFonts w:ascii="Times New Roman" w:hAnsi="Times New Roman" w:cs="Times New Roman"/>
@@ -4126,7 +4104,7 @@
     </w:p>
     <w:p>
       <w:pPr>
-        <w:spacing w:after="0" w:line="240" w:lineRule="auto"/>
+        <w:spacing w:line="240" w:lineRule="auto"/>
         <w:jc w:val="center"/>
         <w:rPr>
           <w:rFonts w:ascii="Times New Roman" w:hAnsi="Times New Roman" w:cs="Times New Roman"/>
@@ -4143,15 +4121,15 @@
     </w:p>
     <w:p>
       <w:pPr>
-        <w:spacing w:after="0" w:line="240" w:lineRule="auto"/>
-        <w:rPr>
-          <w:rFonts w:ascii="Times New Roman" w:hAnsi="Times New Roman" w:cs="Times New Roman"/>
-        </w:rPr>
-      </w:pPr>
-    </w:p>
-    <w:p>
-      <w:pPr>
-        <w:spacing w:after="0" w:line="240" w:lineRule="auto"/>
+        <w:spacing w:line="240" w:lineRule="auto"/>
+        <w:rPr>
+          <w:rFonts w:ascii="Times New Roman" w:hAnsi="Times New Roman" w:cs="Times New Roman"/>
+        </w:rPr>
+      </w:pPr>
+    </w:p>
+    <w:p>
+      <w:pPr>
+        <w:spacing w:line="240" w:lineRule="auto"/>
         <w:jc w:val="center"/>
         <w:rPr>
           <w:rFonts w:ascii="Times New Roman" w:hAnsi="Times New Roman" w:cs="Times New Roman"/>
@@ -4166,7 +4144,7 @@
     </w:p>
     <w:p>
       <w:pPr>
-        <w:spacing w:after="0" w:line="240" w:lineRule="auto"/>
+        <w:spacing w:line="240" w:lineRule="auto"/>
         <w:jc w:val="center"/>
         <w:rPr>
           <w:rFonts w:ascii="Times New Roman" w:hAnsi="Times New Roman" w:cs="Times New Roman"/>
@@ -4181,7 +4159,7 @@
     </w:p>
     <w:p>
       <w:pPr>
-        <w:spacing w:after="0" w:line="240" w:lineRule="auto"/>
+        <w:spacing w:line="240" w:lineRule="auto"/>
         <w:jc w:val="center"/>
         <w:rPr>
           <w:rFonts w:ascii="Times New Roman" w:hAnsi="Times New Roman" w:cs="Times New Roman"/>
@@ -4196,7 +4174,7 @@
     </w:p>
     <w:p>
       <w:pPr>
-        <w:spacing w:after="0" w:line="240" w:lineRule="auto"/>
+        <w:spacing w:line="240" w:lineRule="auto"/>
         <w:jc w:val="center"/>
         <w:rPr>
           <w:rFonts w:ascii="Times New Roman" w:hAnsi="Times New Roman" w:cs="Times New Roman"/>
@@ -4211,7 +4189,7 @@
     </w:p>
     <w:p>
       <w:pPr>
-        <w:spacing w:after="0" w:line="240" w:lineRule="auto"/>
+        <w:spacing w:line="240" w:lineRule="auto"/>
         <w:jc w:val="center"/>
         <w:rPr>
           <w:rFonts w:ascii="Times New Roman" w:hAnsi="Times New Roman" w:cs="Times New Roman"/>
@@ -4226,7 +4204,7 @@
     </w:p>
     <w:p>
       <w:pPr>
-        <w:spacing w:after="0" w:line="240" w:lineRule="auto"/>
+        <w:spacing w:line="240" w:lineRule="auto"/>
         <w:jc w:val="center"/>
         <w:rPr>
           <w:rFonts w:ascii="Times New Roman" w:hAnsi="Times New Roman" w:cs="Times New Roman"/>
@@ -4241,7 +4219,7 @@
     </w:p>
     <w:p>
       <w:pPr>
-        <w:spacing w:after="0" w:line="240" w:lineRule="auto"/>
+        <w:spacing w:line="240" w:lineRule="auto"/>
         <w:jc w:val="center"/>
         <w:rPr>
           <w:rFonts w:ascii="Times New Roman" w:hAnsi="Times New Roman" w:cs="Times New Roman"/>
@@ -4278,7 +4256,7 @@
     </w:p>
     <w:p>
       <w:pPr>
-        <w:spacing w:after="0" w:line="240" w:lineRule="auto"/>
+        <w:spacing w:line="240" w:lineRule="auto"/>
         <w:jc w:val="center"/>
         <w:rPr>
           <w:rFonts w:ascii="Times New Roman" w:hAnsi="Times New Roman" w:cs="Times New Roman"/>
@@ -4293,7 +4271,7 @@
     </w:p>
     <w:p>
       <w:pPr>
-        <w:spacing w:after="0" w:line="240" w:lineRule="auto"/>
+        <w:spacing w:line="240" w:lineRule="auto"/>
         <w:jc w:val="center"/>
         <w:rPr>
           <w:rFonts w:ascii="Times New Roman" w:hAnsi="Times New Roman" w:cs="Times New Roman"/>
@@ -4308,7 +4286,7 @@
     </w:p>
     <w:p>
       <w:pPr>
-        <w:spacing w:after="0" w:line="240" w:lineRule="auto"/>
+        <w:spacing w:line="240" w:lineRule="auto"/>
         <w:jc w:val="center"/>
         <w:rPr>
           <w:rFonts w:ascii="Times New Roman" w:hAnsi="Times New Roman" w:cs="Times New Roman"/>
@@ -4323,7 +4301,7 @@
     </w:p>
     <w:p>
       <w:pPr>
-        <w:spacing w:after="0" w:line="240" w:lineRule="auto"/>
+        <w:spacing w:line="240" w:lineRule="auto"/>
         <w:jc w:val="center"/>
         <w:rPr>
           <w:rFonts w:ascii="Times New Roman" w:hAnsi="Times New Roman" w:cs="Times New Roman"/>
@@ -4346,7 +4324,7 @@
     </w:p>
     <w:p>
       <w:pPr>
-        <w:spacing w:after="0" w:line="240" w:lineRule="auto"/>
+        <w:spacing w:line="240" w:lineRule="auto"/>
         <w:jc w:val="center"/>
         <w:rPr>
           <w:rFonts w:ascii="Times New Roman" w:hAnsi="Times New Roman" w:cs="Times New Roman"/>
@@ -4361,7 +4339,7 @@
     </w:p>
     <w:p>
       <w:pPr>
-        <w:spacing w:after="0" w:line="240" w:lineRule="auto"/>
+        <w:spacing w:line="240" w:lineRule="auto"/>
         <w:jc w:val="center"/>
         <w:rPr>
           <w:rFonts w:ascii="Times New Roman" w:hAnsi="Times New Roman" w:cs="Times New Roman"/>
@@ -4394,7 +4372,7 @@
     </w:p>
     <w:p>
       <w:pPr>
-        <w:spacing w:after="0" w:line="240" w:lineRule="auto"/>
+        <w:spacing w:line="240" w:lineRule="auto"/>
         <w:jc w:val="center"/>
         <w:rPr>
           <w:rFonts w:ascii="Times New Roman" w:hAnsi="Times New Roman" w:cs="Times New Roman"/>
@@ -4409,7 +4387,7 @@
     </w:p>
     <w:p>
       <w:pPr>
-        <w:spacing w:after="0" w:line="240" w:lineRule="auto"/>
+        <w:spacing w:line="240" w:lineRule="auto"/>
         <w:jc w:val="center"/>
         <w:rPr>
           <w:rFonts w:ascii="Times New Roman" w:hAnsi="Times New Roman" w:cs="Times New Roman"/>
@@ -4424,7 +4402,7 @@
     </w:p>
     <w:p>
       <w:pPr>
-        <w:spacing w:after="0" w:line="240" w:lineRule="auto"/>
+        <w:spacing w:line="240" w:lineRule="auto"/>
         <w:jc w:val="center"/>
         <w:rPr>
           <w:rFonts w:ascii="Times New Roman" w:hAnsi="Times New Roman" w:cs="Times New Roman"/>
@@ -4439,7 +4417,7 @@
     </w:p>
     <w:p>
       <w:pPr>
-        <w:spacing w:after="0" w:line="240" w:lineRule="auto"/>
+        <w:spacing w:line="240" w:lineRule="auto"/>
         <w:jc w:val="center"/>
         <w:rPr>
           <w:rFonts w:ascii="Times New Roman" w:hAnsi="Times New Roman" w:cs="Times New Roman"/>
@@ -4454,7 +4432,7 @@
     </w:p>
     <w:p>
       <w:pPr>
-        <w:spacing w:after="0" w:line="240" w:lineRule="auto"/>
+        <w:spacing w:line="240" w:lineRule="auto"/>
         <w:jc w:val="center"/>
         <w:rPr>
           <w:rFonts w:ascii="Times New Roman" w:hAnsi="Times New Roman" w:cs="Times New Roman"/>
@@ -4469,7 +4447,7 @@
     </w:p>
     <w:p>
       <w:pPr>
-        <w:spacing w:after="0" w:line="240" w:lineRule="auto"/>
+        <w:spacing w:line="240" w:lineRule="auto"/>
         <w:jc w:val="center"/>
         <w:rPr>
           <w:rFonts w:ascii="Times New Roman" w:hAnsi="Times New Roman" w:cs="Times New Roman"/>
@@ -4484,7 +4462,7 @@
     </w:p>
     <w:p>
       <w:pPr>
-        <w:spacing w:after="0" w:line="240" w:lineRule="auto"/>
+        <w:spacing w:line="240" w:lineRule="auto"/>
         <w:jc w:val="center"/>
         <w:rPr>
           <w:rFonts w:ascii="Times New Roman" w:hAnsi="Times New Roman" w:cs="Times New Roman"/>
@@ -4493,7 +4471,7 @@
     </w:p>
     <w:p>
       <w:pPr>
-        <w:spacing w:after="0" w:line="240" w:lineRule="auto"/>
+        <w:spacing w:line="240" w:lineRule="auto"/>
         <w:jc w:val="center"/>
         <w:rPr>
           <w:rFonts w:ascii="Times New Roman" w:hAnsi="Times New Roman" w:cs="Times New Roman"/>
@@ -4516,7 +4494,7 @@
     </w:p>
     <w:p>
       <w:pPr>
-        <w:spacing w:after="0" w:line="240" w:lineRule="auto"/>
+        <w:spacing w:line="240" w:lineRule="auto"/>
         <w:jc w:val="center"/>
         <w:rPr>
           <w:rFonts w:ascii="Times New Roman" w:hAnsi="Times New Roman" w:cs="Times New Roman"/>
@@ -4531,7 +4509,7 @@
     </w:p>
     <w:p>
       <w:pPr>
-        <w:spacing w:after="0" w:line="240" w:lineRule="auto"/>
+        <w:spacing w:line="240" w:lineRule="auto"/>
         <w:jc w:val="center"/>
         <w:rPr>
           <w:rFonts w:ascii="Times New Roman" w:hAnsi="Times New Roman" w:cs="Times New Roman"/>
@@ -4554,7 +4532,7 @@
     </w:p>
     <w:p>
       <w:pPr>
-        <w:spacing w:after="0" w:line="240" w:lineRule="auto"/>
+        <w:spacing w:line="240" w:lineRule="auto"/>
         <w:jc w:val="center"/>
         <w:rPr>
           <w:rFonts w:ascii="Times New Roman" w:hAnsi="Times New Roman" w:cs="Times New Roman"/>
@@ -4569,7 +4547,7 @@
     </w:p>
     <w:p>
       <w:pPr>
-        <w:spacing w:after="0" w:line="240" w:lineRule="auto"/>
+        <w:spacing w:line="240" w:lineRule="auto"/>
         <w:jc w:val="center"/>
         <w:rPr>
           <w:rFonts w:ascii="Times New Roman" w:hAnsi="Times New Roman" w:cs="Times New Roman"/>
@@ -4584,7 +4562,7 @@
     </w:p>
     <w:p>
       <w:pPr>
-        <w:spacing w:after="0" w:line="240" w:lineRule="auto"/>
+        <w:spacing w:line="240" w:lineRule="auto"/>
         <w:jc w:val="center"/>
         <w:rPr>
           <w:rFonts w:ascii="Times New Roman" w:hAnsi="Times New Roman" w:cs="Times New Roman"/>
@@ -4599,7 +4577,7 @@
     </w:p>
     <w:p>
       <w:pPr>
-        <w:spacing w:after="0" w:line="240" w:lineRule="auto"/>
+        <w:spacing w:line="240" w:lineRule="auto"/>
         <w:jc w:val="center"/>
         <w:rPr>
           <w:rFonts w:ascii="Times New Roman" w:hAnsi="Times New Roman" w:cs="Times New Roman"/>
@@ -4614,7 +4592,7 @@
     </w:p>
     <w:p>
       <w:pPr>
-        <w:spacing w:after="0" w:line="240" w:lineRule="auto"/>
+        <w:spacing w:line="240" w:lineRule="auto"/>
         <w:jc w:val="center"/>
         <w:rPr>
           <w:rFonts w:ascii="Times New Roman" w:hAnsi="Times New Roman" w:cs="Times New Roman"/>
@@ -4629,7 +4607,7 @@
     </w:p>
     <w:p>
       <w:pPr>
-        <w:spacing w:after="0" w:line="240" w:lineRule="auto"/>
+        <w:spacing w:line="240" w:lineRule="auto"/>
         <w:jc w:val="center"/>
         <w:rPr>
           <w:rFonts w:ascii="Times New Roman" w:hAnsi="Times New Roman" w:cs="Times New Roman"/>
@@ -4644,7 +4622,7 @@
     </w:p>
     <w:p>
       <w:pPr>
-        <w:spacing w:after="0" w:line="240" w:lineRule="auto"/>
+        <w:spacing w:line="240" w:lineRule="auto"/>
         <w:jc w:val="center"/>
         <w:rPr>
           <w:rFonts w:ascii="Times New Roman" w:hAnsi="Times New Roman" w:cs="Times New Roman"/>
@@ -4675,7 +4653,7 @@
     </w:p>
     <w:p>
       <w:pPr>
-        <w:spacing w:after="0" w:line="240" w:lineRule="auto"/>
+        <w:spacing w:line="240" w:lineRule="auto"/>
         <w:jc w:val="center"/>
         <w:rPr>
           <w:rFonts w:ascii="Times New Roman" w:hAnsi="Times New Roman" w:cs="Times New Roman"/>
@@ -4690,7 +4668,7 @@
     </w:p>
     <w:p>
       <w:pPr>
-        <w:spacing w:after="0" w:line="240" w:lineRule="auto"/>
+        <w:spacing w:line="240" w:lineRule="auto"/>
         <w:jc w:val="center"/>
         <w:rPr>
           <w:rFonts w:ascii="Times New Roman" w:hAnsi="Times New Roman" w:cs="Times New Roman"/>
@@ -4705,7 +4683,7 @@
     </w:p>
     <w:p>
       <w:pPr>
-        <w:spacing w:after="0" w:line="240" w:lineRule="auto"/>
+        <w:spacing w:line="240" w:lineRule="auto"/>
         <w:jc w:val="center"/>
         <w:rPr>
           <w:rFonts w:ascii="Times New Roman" w:hAnsi="Times New Roman" w:cs="Times New Roman"/>
@@ -4720,7 +4698,7 @@
     </w:p>
     <w:p>
       <w:pPr>
-        <w:spacing w:after="0" w:line="240" w:lineRule="auto"/>
+        <w:spacing w:line="240" w:lineRule="auto"/>
         <w:jc w:val="center"/>
         <w:rPr>
           <w:rFonts w:ascii="Times New Roman" w:hAnsi="Times New Roman" w:cs="Times New Roman"/>
@@ -4730,13 +4708,58 @@
         <w:rPr>
           <w:rFonts w:ascii="Times New Roman" w:hAnsi="Times New Roman" w:cs="Times New Roman"/>
         </w:rPr>
+        <w:t>Receive</w:t>
+      </w:r>
+    </w:p>
+    <w:p>
+      <w:pPr>
+        <w:spacing w:line="240" w:lineRule="auto"/>
+        <w:jc w:val="center"/>
+        <w:rPr>
+          <w:rFonts w:ascii="Times New Roman" w:hAnsi="Times New Roman" w:cs="Times New Roman"/>
+        </w:rPr>
+      </w:pPr>
+      <w:r>
+        <w:rPr>
+          <w:rFonts w:ascii="Times New Roman" w:hAnsi="Times New Roman" w:cs="Times New Roman"/>
+        </w:rPr>
+        <w:t>↓</w:t>
+      </w:r>
+    </w:p>
+    <w:p>
+      <w:pPr>
+        <w:spacing w:line="240" w:lineRule="auto"/>
+        <w:jc w:val="center"/>
+        <w:rPr>
+          <w:rFonts w:ascii="Times New Roman" w:hAnsi="Times New Roman" w:cs="Times New Roman"/>
+        </w:rPr>
+      </w:pPr>
+      <w:r>
+        <w:rPr>
+          <w:rFonts w:ascii="Times New Roman" w:hAnsi="Times New Roman" w:cs="Times New Roman"/>
+        </w:rPr>
+        <w:t>Stock Gudang A -</w:t>
+      </w:r>
+    </w:p>
+    <w:p>
+      <w:pPr>
+        <w:spacing w:line="240" w:lineRule="auto"/>
+        <w:jc w:val="center"/>
+        <w:rPr>
+          <w:rFonts w:ascii="Times New Roman" w:hAnsi="Times New Roman" w:cs="Times New Roman"/>
+        </w:rPr>
+      </w:pPr>
+      <w:r>
+        <w:rPr>
+          <w:rFonts w:ascii="Times New Roman" w:hAnsi="Times New Roman" w:cs="Times New Roman"/>
+        </w:rPr>
         <w:lastRenderedPageBreak/>
-        <w:t>Receive</w:t>
-      </w:r>
-    </w:p>
-    <w:p>
-      <w:pPr>
-        <w:spacing w:after="0" w:line="240" w:lineRule="auto"/>
+        <w:t>↓</w:t>
+      </w:r>
+    </w:p>
+    <w:p>
+      <w:pPr>
+        <w:spacing w:line="240" w:lineRule="auto"/>
         <w:jc w:val="center"/>
         <w:rPr>
           <w:rFonts w:ascii="Times New Roman" w:hAnsi="Times New Roman" w:cs="Times New Roman"/>
@@ -4746,27 +4769,88 @@
         <w:rPr>
           <w:rFonts w:ascii="Times New Roman" w:hAnsi="Times New Roman" w:cs="Times New Roman"/>
         </w:rPr>
+        <w:t>Stock Gudang B +</w:t>
+      </w:r>
+    </w:p>
+    <w:p>
+      <w:pPr>
+        <w:pStyle w:val="Heading3"/>
+      </w:pPr>
+      <w:r>
+        <w:t xml:space="preserve">Stock </w:t>
+      </w:r>
+      <w:proofErr w:type="spellStart"/>
+      <w:r>
+        <w:t>Opname</w:t>
+      </w:r>
+      <w:proofErr w:type="spellEnd"/>
+    </w:p>
+    <w:p>
+      <w:pPr>
+        <w:spacing w:line="240" w:lineRule="auto"/>
+        <w:jc w:val="center"/>
+        <w:rPr>
+          <w:rFonts w:ascii="Times New Roman" w:hAnsi="Times New Roman" w:cs="Times New Roman"/>
+        </w:rPr>
+      </w:pPr>
+      <w:proofErr w:type="spellStart"/>
+      <w:r>
+        <w:rPr>
+          <w:rFonts w:ascii="Times New Roman" w:hAnsi="Times New Roman" w:cs="Times New Roman"/>
+        </w:rPr>
+        <w:t>Hitung</w:t>
+      </w:r>
+      <w:proofErr w:type="spellEnd"/>
+      <w:r>
+        <w:rPr>
+          <w:rFonts w:ascii="Times New Roman" w:hAnsi="Times New Roman" w:cs="Times New Roman"/>
+        </w:rPr>
+        <w:t xml:space="preserve"> </w:t>
+      </w:r>
+      <w:proofErr w:type="spellStart"/>
+      <w:r>
+        <w:rPr>
+          <w:rFonts w:ascii="Times New Roman" w:hAnsi="Times New Roman" w:cs="Times New Roman"/>
+        </w:rPr>
+        <w:t>Barang</w:t>
+      </w:r>
+      <w:proofErr w:type="spellEnd"/>
+    </w:p>
+    <w:p>
+      <w:pPr>
+        <w:spacing w:line="240" w:lineRule="auto"/>
+        <w:jc w:val="center"/>
+        <w:rPr>
+          <w:rFonts w:ascii="Times New Roman" w:hAnsi="Times New Roman" w:cs="Times New Roman"/>
+        </w:rPr>
+      </w:pPr>
+      <w:r>
+        <w:rPr>
+          <w:rFonts w:ascii="Times New Roman" w:hAnsi="Times New Roman" w:cs="Times New Roman"/>
+        </w:rPr>
         <w:t>↓</w:t>
       </w:r>
     </w:p>
     <w:p>
       <w:pPr>
-        <w:spacing w:after="0" w:line="240" w:lineRule="auto"/>
+        <w:spacing w:line="240" w:lineRule="auto"/>
         <w:jc w:val="center"/>
         <w:rPr>
           <w:rFonts w:ascii="Times New Roman" w:hAnsi="Times New Roman" w:cs="Times New Roman"/>
         </w:rPr>
       </w:pPr>
-      <w:r>
-        <w:rPr>
-          <w:rFonts w:ascii="Times New Roman" w:hAnsi="Times New Roman" w:cs="Times New Roman"/>
-        </w:rPr>
-        <w:t>Stock Gudang A -</w:t>
-      </w:r>
-    </w:p>
-    <w:p>
-      <w:pPr>
-        <w:spacing w:after="0" w:line="240" w:lineRule="auto"/>
+      <w:proofErr w:type="spellStart"/>
+      <w:r>
+        <w:rPr>
+          <w:rFonts w:ascii="Times New Roman" w:hAnsi="Times New Roman" w:cs="Times New Roman"/>
+        </w:rPr>
+        <w:t>Bandingkan</w:t>
+      </w:r>
+      <w:proofErr w:type="spellEnd"/>
+    </w:p>
+    <w:p>
+      <w:pPr>
+        <w:spacing w:line="240" w:lineRule="auto"/>
         <w:jc w:val="center"/>
         <w:rPr>
           <w:rFonts w:ascii="Times New Roman" w:hAnsi="Times New Roman" w:cs="Times New Roman"/>
@@ -4781,7 +4865,7 @@
     </w:p>
     <w:p>
       <w:pPr>
-        <w:spacing w:after="0" w:line="240" w:lineRule="auto"/>
+        <w:spacing w:line="240" w:lineRule="auto"/>
         <w:jc w:val="center"/>
         <w:rPr>
           <w:rFonts w:ascii="Times New Roman" w:hAnsi="Times New Roman" w:cs="Times New Roman"/>
@@ -4791,56 +4875,35 @@
         <w:rPr>
           <w:rFonts w:ascii="Times New Roman" w:hAnsi="Times New Roman" w:cs="Times New Roman"/>
         </w:rPr>
-        <w:t>Stock Gudang B +</w:t>
-      </w:r>
-    </w:p>
-    <w:p>
-      <w:pPr>
-        <w:pStyle w:val="Heading3"/>
-      </w:pPr>
-      <w:r>
-        <w:t xml:space="preserve">Stock </w:t>
-      </w:r>
-      <w:proofErr w:type="spellStart"/>
-      <w:r>
-        <w:t>Opname</w:t>
-      </w:r>
-      <w:proofErr w:type="spellEnd"/>
-    </w:p>
-    <w:p>
-      <w:pPr>
-        <w:spacing w:after="0" w:line="240" w:lineRule="auto"/>
+        <w:t xml:space="preserve">Jika </w:t>
+      </w:r>
+      <w:proofErr w:type="spellStart"/>
+      <w:r>
+        <w:rPr>
+          <w:rFonts w:ascii="Times New Roman" w:hAnsi="Times New Roman" w:cs="Times New Roman"/>
+        </w:rPr>
+        <w:t>Selisih</w:t>
+      </w:r>
+      <w:proofErr w:type="spellEnd"/>
+    </w:p>
+    <w:p>
+      <w:pPr>
+        <w:spacing w:line="240" w:lineRule="auto"/>
         <w:jc w:val="center"/>
         <w:rPr>
           <w:rFonts w:ascii="Times New Roman" w:hAnsi="Times New Roman" w:cs="Times New Roman"/>
         </w:rPr>
       </w:pPr>
-      <w:proofErr w:type="spellStart"/>
-      <w:r>
-        <w:rPr>
-          <w:rFonts w:ascii="Times New Roman" w:hAnsi="Times New Roman" w:cs="Times New Roman"/>
-        </w:rPr>
-        <w:t>Hitung</w:t>
-      </w:r>
-      <w:proofErr w:type="spellEnd"/>
-      <w:r>
-        <w:rPr>
-          <w:rFonts w:ascii="Times New Roman" w:hAnsi="Times New Roman" w:cs="Times New Roman"/>
-        </w:rPr>
-        <w:t xml:space="preserve"> </w:t>
-      </w:r>
-      <w:proofErr w:type="spellStart"/>
-      <w:r>
-        <w:rPr>
-          <w:rFonts w:ascii="Times New Roman" w:hAnsi="Times New Roman" w:cs="Times New Roman"/>
-        </w:rPr>
-        <w:t>Barang</w:t>
-      </w:r>
-      <w:proofErr w:type="spellEnd"/>
-    </w:p>
-    <w:p>
-      <w:pPr>
-        <w:spacing w:after="0" w:line="240" w:lineRule="auto"/>
+      <w:r>
+        <w:rPr>
+          <w:rFonts w:ascii="Times New Roman" w:hAnsi="Times New Roman" w:cs="Times New Roman"/>
+        </w:rPr>
+        <w:t>↓</w:t>
+      </w:r>
+    </w:p>
+    <w:p>
+      <w:pPr>
+        <w:spacing w:line="240" w:lineRule="auto"/>
         <w:jc w:val="center"/>
         <w:rPr>
           <w:rFonts w:ascii="Times New Roman" w:hAnsi="Times New Roman" w:cs="Times New Roman"/>
@@ -4850,117 +4913,32 @@
         <w:rPr>
           <w:rFonts w:ascii="Times New Roman" w:hAnsi="Times New Roman" w:cs="Times New Roman"/>
         </w:rPr>
+        <w:t>Adjustment</w:t>
+      </w:r>
+    </w:p>
+    <w:p>
+      <w:pPr>
+        <w:spacing w:line="240" w:lineRule="auto"/>
+        <w:jc w:val="center"/>
+        <w:rPr>
+          <w:rFonts w:ascii="Times New Roman" w:hAnsi="Times New Roman" w:cs="Times New Roman"/>
+        </w:rPr>
+      </w:pPr>
+      <w:r>
+        <w:rPr>
+          <w:rFonts w:ascii="Times New Roman" w:hAnsi="Times New Roman" w:cs="Times New Roman"/>
+        </w:rPr>
         <w:t>↓</w:t>
       </w:r>
     </w:p>
     <w:p>
       <w:pPr>
-        <w:spacing w:after="0" w:line="240" w:lineRule="auto"/>
+        <w:spacing w:line="240" w:lineRule="auto"/>
         <w:jc w:val="center"/>
         <w:rPr>
           <w:rFonts w:ascii="Times New Roman" w:hAnsi="Times New Roman" w:cs="Times New Roman"/>
         </w:rPr>
       </w:pPr>
-      <w:proofErr w:type="spellStart"/>
-      <w:r>
-        <w:rPr>
-          <w:rFonts w:ascii="Times New Roman" w:hAnsi="Times New Roman" w:cs="Times New Roman"/>
-        </w:rPr>
-        <w:t>Bandingkan</w:t>
-      </w:r>
-      <w:proofErr w:type="spellEnd"/>
-    </w:p>
-    <w:p>
-      <w:pPr>
-        <w:spacing w:after="0" w:line="240" w:lineRule="auto"/>
-        <w:jc w:val="center"/>
-        <w:rPr>
-          <w:rFonts w:ascii="Times New Roman" w:hAnsi="Times New Roman" w:cs="Times New Roman"/>
-        </w:rPr>
-      </w:pPr>
-      <w:r>
-        <w:rPr>
-          <w:rFonts w:ascii="Times New Roman" w:hAnsi="Times New Roman" w:cs="Times New Roman"/>
-        </w:rPr>
-        <w:t>↓</w:t>
-      </w:r>
-    </w:p>
-    <w:p>
-      <w:pPr>
-        <w:spacing w:after="0" w:line="240" w:lineRule="auto"/>
-        <w:jc w:val="center"/>
-        <w:rPr>
-          <w:rFonts w:ascii="Times New Roman" w:hAnsi="Times New Roman" w:cs="Times New Roman"/>
-        </w:rPr>
-      </w:pPr>
-      <w:r>
-        <w:rPr>
-          <w:rFonts w:ascii="Times New Roman" w:hAnsi="Times New Roman" w:cs="Times New Roman"/>
-        </w:rPr>
-        <w:t xml:space="preserve">Jika </w:t>
-      </w:r>
-      <w:proofErr w:type="spellStart"/>
-      <w:r>
-        <w:rPr>
-          <w:rFonts w:ascii="Times New Roman" w:hAnsi="Times New Roman" w:cs="Times New Roman"/>
-        </w:rPr>
-        <w:t>Selisih</w:t>
-      </w:r>
-      <w:proofErr w:type="spellEnd"/>
-    </w:p>
-    <w:p>
-      <w:pPr>
-        <w:spacing w:after="0" w:line="240" w:lineRule="auto"/>
-        <w:jc w:val="center"/>
-        <w:rPr>
-          <w:rFonts w:ascii="Times New Roman" w:hAnsi="Times New Roman" w:cs="Times New Roman"/>
-        </w:rPr>
-      </w:pPr>
-      <w:r>
-        <w:rPr>
-          <w:rFonts w:ascii="Times New Roman" w:hAnsi="Times New Roman" w:cs="Times New Roman"/>
-        </w:rPr>
-        <w:t>↓</w:t>
-      </w:r>
-    </w:p>
-    <w:p>
-      <w:pPr>
-        <w:spacing w:after="0" w:line="240" w:lineRule="auto"/>
-        <w:jc w:val="center"/>
-        <w:rPr>
-          <w:rFonts w:ascii="Times New Roman" w:hAnsi="Times New Roman" w:cs="Times New Roman"/>
-        </w:rPr>
-      </w:pPr>
-      <w:r>
-        <w:rPr>
-          <w:rFonts w:ascii="Times New Roman" w:hAnsi="Times New Roman" w:cs="Times New Roman"/>
-        </w:rPr>
-        <w:t>Adjustment</w:t>
-      </w:r>
-    </w:p>
-    <w:p>
-      <w:pPr>
-        <w:spacing w:after="0" w:line="240" w:lineRule="auto"/>
-        <w:jc w:val="center"/>
-        <w:rPr>
-          <w:rFonts w:ascii="Times New Roman" w:hAnsi="Times New Roman" w:cs="Times New Roman"/>
-        </w:rPr>
-      </w:pPr>
-      <w:r>
-        <w:rPr>
-          <w:rFonts w:ascii="Times New Roman" w:hAnsi="Times New Roman" w:cs="Times New Roman"/>
-        </w:rPr>
-        <w:t>↓</w:t>
-      </w:r>
-    </w:p>
-    <w:p>
-      <w:pPr>
-        <w:spacing w:after="0" w:line="240" w:lineRule="auto"/>
-        <w:jc w:val="center"/>
-        <w:rPr>
-          <w:rFonts w:ascii="Times New Roman" w:hAnsi="Times New Roman" w:cs="Times New Roman"/>
-        </w:rPr>
-      </w:pPr>
       <w:r>
         <w:rPr>
           <w:rFonts w:ascii="Times New Roman" w:hAnsi="Times New Roman" w:cs="Times New Roman"/>
@@ -4970,7 +4948,7 @@
     </w:p>
     <w:p>
       <w:pPr>
-        <w:spacing w:after="0" w:line="240" w:lineRule="auto"/>
+        <w:spacing w:line="240" w:lineRule="auto"/>
         <w:rPr>
           <w:rFonts w:ascii="Times New Roman" w:hAnsi="Times New Roman" w:cs="Times New Roman"/>
         </w:rPr>
@@ -4987,7 +4965,15 @@
     <w:p/>
     <w:p>
       <w:r>
-        <w:t xml:space="preserve">Masuk ked b : </w:t>
+        <w:t xml:space="preserve">Masuk ked </w:t>
+      </w:r>
+      <w:proofErr w:type="gramStart"/>
+      <w:r>
+        <w:t>b :</w:t>
+      </w:r>
+      <w:proofErr w:type="gramEnd"/>
+      <w:r>
+        <w:t xml:space="preserve"> </w:t>
       </w:r>
       <w:proofErr w:type="spellStart"/>
       <w:r>
@@ -5475,7 +5461,6 @@
           <w:rStyle w:val="HTMLCode"/>
           <w:rFonts w:eastAsiaTheme="minorEastAsia"/>
         </w:rPr>
-        <w:lastRenderedPageBreak/>
         <w:t>phone</w:t>
       </w:r>
     </w:p>
@@ -5534,6 +5519,7 @@
       </w:pPr>
       <w:proofErr w:type="spellStart"/>
       <w:r>
+        <w:lastRenderedPageBreak/>
         <w:t>Tabel</w:t>
       </w:r>
       <w:proofErr w:type="spellEnd"/>
@@ -5771,7 +5757,6 @@
     </w:p>
     <w:p>
       <w:pPr>
-        <w:spacing w:after="0"/>
         <w:ind w:left="720"/>
       </w:pPr>
       <w:proofErr w:type="spellStart"/>
@@ -5782,7 +5767,6 @@
     </w:p>
     <w:p>
       <w:pPr>
-        <w:spacing w:after="0"/>
         <w:ind w:left="720"/>
       </w:pPr>
       <w:r>
@@ -5791,7 +5775,6 @@
     </w:p>
     <w:p>
       <w:pPr>
-        <w:spacing w:after="0"/>
         <w:ind w:left="720"/>
       </w:pPr>
       <w:r>
@@ -5800,7 +5783,6 @@
     </w:p>
     <w:p>
       <w:pPr>
-        <w:spacing w:after="0"/>
         <w:ind w:left="720"/>
       </w:pPr>
       <w:proofErr w:type="spellStart"/>
@@ -5814,7 +5796,6 @@
     </w:p>
     <w:p>
       <w:pPr>
-        <w:spacing w:after="0"/>
         <w:ind w:left="720"/>
       </w:pPr>
       <w:proofErr w:type="spellStart"/>
@@ -5828,7 +5809,6 @@
     </w:p>
     <w:p>
       <w:pPr>
-        <w:spacing w:after="0"/>
         <w:ind w:left="720"/>
       </w:pPr>
     </w:p>
@@ -5847,7 +5827,6 @@
     </w:p>
     <w:p>
       <w:pPr>
-        <w:spacing w:after="0"/>
         <w:rPr>
           <w:rFonts w:ascii="Consolas" w:hAnsi="Consolas"/>
         </w:rPr>
@@ -5911,7 +5890,6 @@
     </w:p>
     <w:p>
       <w:pPr>
-        <w:spacing w:after="0"/>
         <w:rPr>
           <w:rFonts w:ascii="Consolas" w:hAnsi="Consolas"/>
         </w:rPr>
@@ -5925,7 +5903,6 @@
     </w:p>
     <w:p>
       <w:pPr>
-        <w:spacing w:after="0"/>
         <w:rPr>
           <w:rFonts w:ascii="Consolas" w:hAnsi="Consolas"/>
         </w:rPr>
@@ -5947,7 +5924,6 @@
     </w:p>
     <w:p>
       <w:pPr>
-        <w:spacing w:after="0"/>
         <w:rPr>
           <w:rFonts w:ascii="Consolas" w:hAnsi="Consolas"/>
         </w:rPr>
@@ -5969,7 +5945,6 @@
     </w:p>
     <w:p>
       <w:pPr>
-        <w:spacing w:after="0"/>
         <w:rPr>
           <w:rFonts w:ascii="Consolas" w:hAnsi="Consolas"/>
         </w:rPr>
@@ -5991,7 +5966,6 @@
     </w:p>
     <w:p>
       <w:pPr>
-        <w:spacing w:after="0"/>
         <w:rPr>
           <w:rFonts w:ascii="Consolas" w:hAnsi="Consolas"/>
         </w:rPr>
@@ -6007,7 +5981,6 @@
     </w:p>
     <w:p>
       <w:pPr>
-        <w:spacing w:after="0"/>
         <w:rPr>
           <w:rFonts w:ascii="Consolas" w:hAnsi="Consolas"/>
         </w:rPr>
@@ -6023,7 +5996,6 @@
     </w:p>
     <w:p>
       <w:pPr>
-        <w:spacing w:after="0"/>
         <w:rPr>
           <w:rFonts w:ascii="Consolas" w:hAnsi="Consolas"/>
         </w:rPr>
@@ -6039,7 +6011,6 @@
     </w:p>
     <w:p>
       <w:pPr>
-        <w:spacing w:after="0"/>
         <w:rPr>
           <w:rFonts w:ascii="Consolas" w:hAnsi="Consolas"/>
         </w:rPr>
@@ -6053,7 +6024,6 @@
     </w:p>
     <w:p>
       <w:pPr>
-        <w:spacing w:after="0"/>
         <w:rPr>
           <w:rFonts w:ascii="Consolas" w:hAnsi="Consolas"/>
         </w:rPr>
@@ -6069,7 +6039,6 @@
     </w:p>
     <w:p>
       <w:pPr>
-        <w:spacing w:after="0"/>
         <w:rPr>
           <w:rFonts w:ascii="Consolas" w:hAnsi="Consolas"/>
         </w:rPr>
@@ -6085,7 +6054,6 @@
     </w:p>
     <w:p>
       <w:pPr>
-        <w:spacing w:after="0"/>
         <w:rPr>
           <w:rFonts w:ascii="Consolas" w:hAnsi="Consolas"/>
         </w:rPr>
@@ -6101,7 +6069,6 @@
     </w:p>
     <w:p>
       <w:pPr>
-        <w:spacing w:after="0"/>
         <w:rPr>
           <w:rFonts w:ascii="Consolas" w:hAnsi="Consolas"/>
         </w:rPr>
@@ -6117,7 +6084,6 @@
     </w:p>
     <w:p>
       <w:pPr>
-        <w:spacing w:after="0"/>
         <w:rPr>
           <w:rFonts w:ascii="Consolas" w:hAnsi="Consolas"/>
         </w:rPr>
@@ -6131,7 +6097,6 @@
     </w:p>
     <w:p>
       <w:pPr>
-        <w:spacing w:after="0"/>
         <w:rPr>
           <w:rFonts w:ascii="Consolas" w:hAnsi="Consolas"/>
         </w:rPr>
@@ -6153,7 +6118,6 @@
     </w:p>
     <w:p>
       <w:pPr>
-        <w:spacing w:after="0"/>
         <w:rPr>
           <w:rFonts w:ascii="Consolas" w:hAnsi="Consolas"/>
         </w:rPr>
@@ -6169,7 +6133,6 @@
     </w:p>
     <w:p>
       <w:pPr>
-        <w:spacing w:after="0"/>
         <w:rPr>
           <w:rFonts w:ascii="Consolas" w:hAnsi="Consolas"/>
         </w:rPr>
@@ -6187,7 +6150,7 @@
     </w:p>
     <w:p>
       <w:pPr>
-        <w:spacing w:after="0" w:line="240" w:lineRule="auto"/>
+        <w:spacing w:line="240" w:lineRule="auto"/>
         <w:rPr>
           <w:rFonts w:ascii="Times New Roman" w:hAnsi="Times New Roman" w:cs="Times New Roman"/>
         </w:rPr>
@@ -6201,7 +6164,7 @@
     </w:p>
     <w:p>
       <w:pPr>
-        <w:spacing w:after="0" w:line="240" w:lineRule="auto"/>
+        <w:spacing w:line="240" w:lineRule="auto"/>
         <w:rPr>
           <w:rFonts w:ascii="Times New Roman" w:hAnsi="Times New Roman" w:cs="Times New Roman"/>
         </w:rPr>
@@ -6217,7 +6180,7 @@
     </w:p>
     <w:p>
       <w:pPr>
-        <w:spacing w:after="0" w:line="240" w:lineRule="auto"/>
+        <w:spacing w:line="240" w:lineRule="auto"/>
         <w:rPr>
           <w:rFonts w:ascii="Times New Roman" w:hAnsi="Times New Roman" w:cs="Times New Roman"/>
         </w:rPr>
@@ -6231,7 +6194,7 @@
     </w:p>
     <w:p>
       <w:pPr>
-        <w:spacing w:after="0" w:line="240" w:lineRule="auto"/>
+        <w:spacing w:line="240" w:lineRule="auto"/>
         <w:rPr>
           <w:rFonts w:ascii="Times New Roman" w:hAnsi="Times New Roman" w:cs="Times New Roman"/>
         </w:rPr>
@@ -6247,7 +6210,7 @@
     </w:p>
     <w:p>
       <w:pPr>
-        <w:spacing w:after="0" w:line="240" w:lineRule="auto"/>
+        <w:spacing w:line="240" w:lineRule="auto"/>
         <w:rPr>
           <w:rFonts w:ascii="Times New Roman" w:hAnsi="Times New Roman" w:cs="Times New Roman"/>
         </w:rPr>
@@ -6263,7 +6226,7 @@
     </w:p>
     <w:p>
       <w:pPr>
-        <w:spacing w:after="0" w:line="240" w:lineRule="auto"/>
+        <w:spacing w:line="240" w:lineRule="auto"/>
         <w:rPr>
           <w:rFonts w:ascii="Times New Roman" w:hAnsi="Times New Roman" w:cs="Times New Roman"/>
         </w:rPr>
@@ -6279,7 +6242,7 @@
     </w:p>
     <w:p>
       <w:pPr>
-        <w:spacing w:after="0" w:line="240" w:lineRule="auto"/>
+        <w:spacing w:line="240" w:lineRule="auto"/>
         <w:rPr>
           <w:rFonts w:ascii="Times New Roman" w:hAnsi="Times New Roman" w:cs="Times New Roman"/>
         </w:rPr>
@@ -6295,82 +6258,82 @@
     </w:p>
     <w:p>
       <w:pPr>
-        <w:spacing w:after="0" w:line="240" w:lineRule="auto"/>
-        <w:rPr>
-          <w:rFonts w:ascii="Times New Roman" w:hAnsi="Times New Roman" w:cs="Times New Roman"/>
-        </w:rPr>
-      </w:pPr>
-      <w:proofErr w:type="spellStart"/>
+        <w:spacing w:line="240" w:lineRule="auto"/>
+        <w:rPr>
+          <w:rFonts w:ascii="Times New Roman" w:hAnsi="Times New Roman" w:cs="Times New Roman"/>
+        </w:rPr>
+      </w:pPr>
+      <w:proofErr w:type="spellStart"/>
+      <w:r>
+        <w:rPr>
+          <w:rFonts w:ascii="Times New Roman" w:hAnsi="Times New Roman" w:cs="Times New Roman"/>
+        </w:rPr>
+        <w:t>created_at</w:t>
+      </w:r>
+      <w:proofErr w:type="spellEnd"/>
+    </w:p>
+    <w:p>
+      <w:pPr>
+        <w:spacing w:line="240" w:lineRule="auto"/>
+        <w:rPr>
+          <w:rFonts w:ascii="Times New Roman" w:hAnsi="Times New Roman" w:cs="Times New Roman"/>
+        </w:rPr>
+      </w:pPr>
+    </w:p>
+    <w:p>
+      <w:pPr>
+        <w:spacing w:line="240" w:lineRule="auto"/>
+        <w:rPr>
+          <w:rFonts w:ascii="Times New Roman" w:hAnsi="Times New Roman" w:cs="Times New Roman"/>
+        </w:rPr>
+      </w:pPr>
+      <w:r>
+        <w:rPr>
+          <w:rFonts w:ascii="Times New Roman" w:hAnsi="Times New Roman" w:cs="Times New Roman"/>
+        </w:rPr>
+        <w:t xml:space="preserve">4. </w:t>
+      </w:r>
+      <w:proofErr w:type="spellStart"/>
+      <w:r>
+        <w:rPr>
+          <w:rFonts w:ascii="Times New Roman" w:hAnsi="Times New Roman" w:cs="Times New Roman"/>
+        </w:rPr>
+        <w:t>Relasi</w:t>
+      </w:r>
+      <w:proofErr w:type="spellEnd"/>
+      <w:r>
+        <w:rPr>
+          <w:rFonts w:ascii="Times New Roman" w:hAnsi="Times New Roman" w:cs="Times New Roman"/>
+        </w:rPr>
+        <w:t xml:space="preserve"> Database (ERD </w:t>
+      </w:r>
+      <w:proofErr w:type="spellStart"/>
+      <w:r>
+        <w:rPr>
+          <w:rFonts w:ascii="Times New Roman" w:hAnsi="Times New Roman" w:cs="Times New Roman"/>
+        </w:rPr>
+        <w:t>Sederhana</w:t>
+      </w:r>
+      <w:proofErr w:type="spellEnd"/>
+      <w:r>
+        <w:rPr>
+          <w:rFonts w:ascii="Times New Roman" w:hAnsi="Times New Roman" w:cs="Times New Roman"/>
+        </w:rPr>
+        <w:t>)</w:t>
+      </w:r>
+    </w:p>
+    <w:p>
+      <w:pPr>
+        <w:spacing w:line="240" w:lineRule="auto"/>
+        <w:rPr>
+          <w:rFonts w:ascii="Times New Roman" w:hAnsi="Times New Roman" w:cs="Times New Roman"/>
+        </w:rPr>
+      </w:pPr>
       <w:r>
         <w:rPr>
           <w:rFonts w:ascii="Times New Roman" w:hAnsi="Times New Roman" w:cs="Times New Roman"/>
         </w:rPr>
         <w:lastRenderedPageBreak/>
-        <w:t>created_at</w:t>
-      </w:r>
-      <w:proofErr w:type="spellEnd"/>
-    </w:p>
-    <w:p>
-      <w:pPr>
-        <w:spacing w:after="0" w:line="240" w:lineRule="auto"/>
-        <w:rPr>
-          <w:rFonts w:ascii="Times New Roman" w:hAnsi="Times New Roman" w:cs="Times New Roman"/>
-        </w:rPr>
-      </w:pPr>
-    </w:p>
-    <w:p>
-      <w:pPr>
-        <w:spacing w:after="0" w:line="240" w:lineRule="auto"/>
-        <w:rPr>
-          <w:rFonts w:ascii="Times New Roman" w:hAnsi="Times New Roman" w:cs="Times New Roman"/>
-        </w:rPr>
-      </w:pPr>
-      <w:r>
-        <w:rPr>
-          <w:rFonts w:ascii="Times New Roman" w:hAnsi="Times New Roman" w:cs="Times New Roman"/>
-        </w:rPr>
-        <w:t xml:space="preserve">4. </w:t>
-      </w:r>
-      <w:proofErr w:type="spellStart"/>
-      <w:r>
-        <w:rPr>
-          <w:rFonts w:ascii="Times New Roman" w:hAnsi="Times New Roman" w:cs="Times New Roman"/>
-        </w:rPr>
-        <w:t>Relasi</w:t>
-      </w:r>
-      <w:proofErr w:type="spellEnd"/>
-      <w:r>
-        <w:rPr>
-          <w:rFonts w:ascii="Times New Roman" w:hAnsi="Times New Roman" w:cs="Times New Roman"/>
-        </w:rPr>
-        <w:t xml:space="preserve"> Database (ERD </w:t>
-      </w:r>
-      <w:proofErr w:type="spellStart"/>
-      <w:r>
-        <w:rPr>
-          <w:rFonts w:ascii="Times New Roman" w:hAnsi="Times New Roman" w:cs="Times New Roman"/>
-        </w:rPr>
-        <w:t>Sederhana</w:t>
-      </w:r>
-      <w:proofErr w:type="spellEnd"/>
-      <w:r>
-        <w:rPr>
-          <w:rFonts w:ascii="Times New Roman" w:hAnsi="Times New Roman" w:cs="Times New Roman"/>
-        </w:rPr>
-        <w:t>)</w:t>
-      </w:r>
-    </w:p>
-    <w:p>
-      <w:pPr>
-        <w:spacing w:after="0" w:line="240" w:lineRule="auto"/>
-        <w:rPr>
-          <w:rFonts w:ascii="Times New Roman" w:hAnsi="Times New Roman" w:cs="Times New Roman"/>
-        </w:rPr>
-      </w:pPr>
-      <w:r>
-        <w:rPr>
-          <w:rFonts w:ascii="Times New Roman" w:hAnsi="Times New Roman" w:cs="Times New Roman"/>
-        </w:rPr>
         <w:br/>
       </w:r>
       <w:r>
@@ -6423,23 +6386,23 @@
     </w:p>
     <w:p>
       <w:pPr>
-        <w:spacing w:after="0" w:line="240" w:lineRule="auto"/>
-        <w:rPr>
-          <w:rFonts w:ascii="Times New Roman" w:hAnsi="Times New Roman" w:cs="Times New Roman"/>
-        </w:rPr>
-      </w:pPr>
-    </w:p>
-    <w:p>
-      <w:pPr>
-        <w:spacing w:after="0" w:line="240" w:lineRule="auto"/>
-        <w:rPr>
-          <w:rFonts w:ascii="Times New Roman" w:hAnsi="Times New Roman" w:cs="Times New Roman"/>
-        </w:rPr>
-      </w:pPr>
-    </w:p>
-    <w:p>
-      <w:pPr>
-        <w:spacing w:after="0" w:line="240" w:lineRule="auto"/>
+        <w:spacing w:line="240" w:lineRule="auto"/>
+        <w:rPr>
+          <w:rFonts w:ascii="Times New Roman" w:hAnsi="Times New Roman" w:cs="Times New Roman"/>
+        </w:rPr>
+      </w:pPr>
+    </w:p>
+    <w:p>
+      <w:pPr>
+        <w:spacing w:line="240" w:lineRule="auto"/>
+        <w:rPr>
+          <w:rFonts w:ascii="Times New Roman" w:hAnsi="Times New Roman" w:cs="Times New Roman"/>
+        </w:rPr>
+      </w:pPr>
+    </w:p>
+    <w:p>
+      <w:pPr>
+        <w:spacing w:line="240" w:lineRule="auto"/>
         <w:rPr>
           <w:rFonts w:ascii="Times New Roman" w:hAnsi="Times New Roman" w:cs="Times New Roman"/>
         </w:rPr>
@@ -6461,15 +6424,15 @@
     </w:p>
     <w:p>
       <w:pPr>
-        <w:spacing w:after="0" w:line="240" w:lineRule="auto"/>
-        <w:rPr>
-          <w:rFonts w:ascii="Times New Roman" w:hAnsi="Times New Roman" w:cs="Times New Roman"/>
-        </w:rPr>
-      </w:pPr>
-    </w:p>
-    <w:p>
-      <w:pPr>
-        <w:spacing w:after="0" w:line="240" w:lineRule="auto"/>
+        <w:spacing w:line="240" w:lineRule="auto"/>
+        <w:rPr>
+          <w:rFonts w:ascii="Times New Roman" w:hAnsi="Times New Roman" w:cs="Times New Roman"/>
+        </w:rPr>
+      </w:pPr>
+    </w:p>
+    <w:p>
+      <w:pPr>
+        <w:spacing w:line="240" w:lineRule="auto"/>
         <w:rPr>
           <w:rFonts w:ascii="Times New Roman" w:hAnsi="Times New Roman" w:cs="Times New Roman"/>
         </w:rPr>
@@ -6637,15 +6600,15 @@
     </w:p>
     <w:p>
       <w:pPr>
-        <w:spacing w:after="0" w:line="240" w:lineRule="auto"/>
-        <w:rPr>
-          <w:rFonts w:ascii="Times New Roman" w:hAnsi="Times New Roman" w:cs="Times New Roman"/>
-        </w:rPr>
-      </w:pPr>
-    </w:p>
-    <w:p>
-      <w:pPr>
-        <w:spacing w:after="0" w:line="276" w:lineRule="auto"/>
+        <w:spacing w:line="240" w:lineRule="auto"/>
+        <w:rPr>
+          <w:rFonts w:ascii="Times New Roman" w:hAnsi="Times New Roman" w:cs="Times New Roman"/>
+        </w:rPr>
+      </w:pPr>
+    </w:p>
+    <w:p>
+      <w:pPr>
+        <w:spacing w:line="276" w:lineRule="auto"/>
         <w:rPr>
           <w:rFonts w:ascii="Times New Roman" w:hAnsi="Times New Roman" w:cs="Times New Roman"/>
         </w:rPr>
@@ -6680,7 +6643,7 @@
     </w:p>
     <w:p>
       <w:pPr>
-        <w:spacing w:after="0" w:line="276" w:lineRule="auto"/>
+        <w:spacing w:line="276" w:lineRule="auto"/>
         <w:rPr>
           <w:rFonts w:ascii="Times New Roman" w:hAnsi="Times New Roman" w:cs="Times New Roman"/>
         </w:rPr>
@@ -6716,7 +6679,7 @@
     </w:p>
     <w:p>
       <w:pPr>
-        <w:spacing w:after="0" w:line="276" w:lineRule="auto"/>
+        <w:spacing w:line="276" w:lineRule="auto"/>
         <w:rPr>
           <w:rFonts w:ascii="Times New Roman" w:hAnsi="Times New Roman" w:cs="Times New Roman"/>
         </w:rPr>
@@ -6794,7 +6757,7 @@
     </w:p>
     <w:p>
       <w:pPr>
-        <w:spacing w:after="0" w:line="276" w:lineRule="auto"/>
+        <w:spacing w:line="276" w:lineRule="auto"/>
         <w:rPr>
           <w:rFonts w:ascii="Times New Roman" w:hAnsi="Times New Roman" w:cs="Times New Roman"/>
         </w:rPr>
@@ -6830,7 +6793,7 @@
     </w:p>
     <w:p>
       <w:pPr>
-        <w:spacing w:after="0" w:line="276" w:lineRule="auto"/>
+        <w:spacing w:line="276" w:lineRule="auto"/>
         <w:rPr>
           <w:rFonts w:ascii="Times New Roman" w:hAnsi="Times New Roman" w:cs="Times New Roman"/>
         </w:rPr>
@@ -6866,7 +6829,7 @@
     </w:p>
     <w:p>
       <w:pPr>
-        <w:spacing w:after="0" w:line="276" w:lineRule="auto"/>
+        <w:spacing w:line="276" w:lineRule="auto"/>
         <w:rPr>
           <w:rFonts w:ascii="Times New Roman" w:hAnsi="Times New Roman" w:cs="Times New Roman"/>
         </w:rPr>
@@ -6902,7 +6865,7 @@
     </w:p>
     <w:p>
       <w:pPr>
-        <w:spacing w:after="0" w:line="276" w:lineRule="auto"/>
+        <w:spacing w:line="276" w:lineRule="auto"/>
         <w:rPr>
           <w:rFonts w:ascii="Times New Roman" w:hAnsi="Times New Roman" w:cs="Times New Roman"/>
         </w:rPr>
@@ -6952,7 +6915,7 @@
     </w:p>
     <w:p>
       <w:pPr>
-        <w:spacing w:after="0" w:line="276" w:lineRule="auto"/>
+        <w:spacing w:line="276" w:lineRule="auto"/>
         <w:rPr>
           <w:rFonts w:ascii="Times New Roman" w:hAnsi="Times New Roman" w:cs="Times New Roman"/>
         </w:rPr>
@@ -7002,7 +6965,7 @@
     </w:p>
     <w:p>
       <w:pPr>
-        <w:spacing w:after="0" w:line="276" w:lineRule="auto"/>
+        <w:spacing w:line="276" w:lineRule="auto"/>
         <w:rPr>
           <w:rFonts w:ascii="Times New Roman" w:hAnsi="Times New Roman" w:cs="Times New Roman"/>
         </w:rPr>
@@ -7051,15 +7014,15 @@
     </w:p>
     <w:p>
       <w:pPr>
-        <w:spacing w:after="0" w:line="240" w:lineRule="auto"/>
-        <w:rPr>
-          <w:rFonts w:ascii="Times New Roman" w:hAnsi="Times New Roman" w:cs="Times New Roman"/>
-        </w:rPr>
-      </w:pPr>
-    </w:p>
-    <w:p>
-      <w:pPr>
-        <w:spacing w:after="0" w:line="240" w:lineRule="auto"/>
+        <w:spacing w:line="240" w:lineRule="auto"/>
+        <w:rPr>
+          <w:rFonts w:ascii="Times New Roman" w:hAnsi="Times New Roman" w:cs="Times New Roman"/>
+        </w:rPr>
+      </w:pPr>
+    </w:p>
+    <w:p>
+      <w:pPr>
+        <w:spacing w:line="240" w:lineRule="auto"/>
         <w:rPr>
           <w:rFonts w:ascii="Times New Roman" w:hAnsi="Times New Roman" w:cs="Times New Roman"/>
         </w:rPr>
@@ -7585,23 +7548,23 @@
     </w:p>
     <w:p>
       <w:pPr>
-        <w:spacing w:after="0" w:line="240" w:lineRule="auto"/>
-        <w:rPr>
-          <w:rFonts w:ascii="Times New Roman" w:hAnsi="Times New Roman" w:cs="Times New Roman"/>
-        </w:rPr>
-      </w:pPr>
-    </w:p>
-    <w:p>
-      <w:pPr>
-        <w:spacing w:after="0" w:line="240" w:lineRule="auto"/>
-        <w:rPr>
-          <w:rFonts w:ascii="Times New Roman" w:hAnsi="Times New Roman" w:cs="Times New Roman"/>
-        </w:rPr>
-      </w:pPr>
-    </w:p>
-    <w:p>
-      <w:pPr>
-        <w:spacing w:after="0" w:line="240" w:lineRule="auto"/>
+        <w:spacing w:line="240" w:lineRule="auto"/>
+        <w:rPr>
+          <w:rFonts w:ascii="Times New Roman" w:hAnsi="Times New Roman" w:cs="Times New Roman"/>
+        </w:rPr>
+      </w:pPr>
+    </w:p>
+    <w:p>
+      <w:pPr>
+        <w:spacing w:line="240" w:lineRule="auto"/>
+        <w:rPr>
+          <w:rFonts w:ascii="Times New Roman" w:hAnsi="Times New Roman" w:cs="Times New Roman"/>
+        </w:rPr>
+      </w:pPr>
+    </w:p>
+    <w:p>
+      <w:pPr>
+        <w:spacing w:line="240" w:lineRule="auto"/>
         <w:rPr>
           <w:rFonts w:ascii="Times New Roman" w:hAnsi="Times New Roman" w:cs="Times New Roman"/>
         </w:rPr>
@@ -7613,6 +7576,7 @@
         <w:t xml:space="preserve">Install </w:t>
       </w:r>
       <w:proofErr w:type="spellStart"/>
+      <w:proofErr w:type="gramStart"/>
       <w:r>
         <w:rPr>
           <w:rFonts w:ascii="Times New Roman" w:hAnsi="Times New Roman" w:cs="Times New Roman"/>
@@ -7626,20 +7590,20 @@
         </w:rPr>
         <w:t xml:space="preserve"> :</w:t>
       </w:r>
-    </w:p>
-    <w:p>
-      <w:pPr>
-        <w:spacing w:after="0" w:line="240" w:lineRule="auto"/>
-        <w:rPr>
-          <w:rFonts w:ascii="Times New Roman" w:hAnsi="Times New Roman" w:cs="Times New Roman"/>
-        </w:rPr>
-      </w:pPr>
-      <w:proofErr w:type="spellStart"/>
-      <w:r>
-        <w:rPr>
-          <w:rFonts w:ascii="Times New Roman" w:hAnsi="Times New Roman" w:cs="Times New Roman"/>
-        </w:rPr>
-        <w:lastRenderedPageBreak/>
+      <w:proofErr w:type="gramEnd"/>
+    </w:p>
+    <w:p>
+      <w:pPr>
+        <w:spacing w:line="240" w:lineRule="auto"/>
+        <w:rPr>
+          <w:rFonts w:ascii="Times New Roman" w:hAnsi="Times New Roman" w:cs="Times New Roman"/>
+        </w:rPr>
+      </w:pPr>
+      <w:proofErr w:type="spellStart"/>
+      <w:r>
+        <w:rPr>
+          <w:rFonts w:ascii="Times New Roman" w:hAnsi="Times New Roman" w:cs="Times New Roman"/>
+        </w:rPr>
         <w:t>npm</w:t>
       </w:r>
       <w:proofErr w:type="spellEnd"/>
@@ -7703,23 +7667,24 @@
     </w:p>
     <w:p>
       <w:pPr>
-        <w:spacing w:after="0" w:line="240" w:lineRule="auto"/>
-        <w:rPr>
-          <w:rFonts w:ascii="Times New Roman" w:hAnsi="Times New Roman" w:cs="Times New Roman"/>
-        </w:rPr>
-      </w:pPr>
-    </w:p>
-    <w:p>
-      <w:pPr>
-        <w:spacing w:after="0" w:line="240" w:lineRule="auto"/>
-        <w:rPr>
-          <w:rFonts w:ascii="Times New Roman" w:hAnsi="Times New Roman" w:cs="Times New Roman"/>
-        </w:rPr>
-      </w:pPr>
-      <w:r>
-        <w:rPr>
-          <w:rFonts w:ascii="Times New Roman" w:hAnsi="Times New Roman" w:cs="Times New Roman"/>
-        </w:rPr>
+        <w:spacing w:line="240" w:lineRule="auto"/>
+        <w:rPr>
+          <w:rFonts w:ascii="Times New Roman" w:hAnsi="Times New Roman" w:cs="Times New Roman"/>
+        </w:rPr>
+      </w:pPr>
+    </w:p>
+    <w:p>
+      <w:pPr>
+        <w:spacing w:line="240" w:lineRule="auto"/>
+        <w:rPr>
+          <w:rFonts w:ascii="Times New Roman" w:hAnsi="Times New Roman" w:cs="Times New Roman"/>
+        </w:rPr>
+      </w:pPr>
+      <w:r>
+        <w:rPr>
+          <w:rFonts w:ascii="Times New Roman" w:hAnsi="Times New Roman" w:cs="Times New Roman"/>
+        </w:rPr>
+        <w:lastRenderedPageBreak/>
         <w:t xml:space="preserve">buat user </w:t>
       </w:r>
       <w:proofErr w:type="spellStart"/>
@@ -7737,6 +7702,7 @@
         <w:t xml:space="preserve"> </w:t>
       </w:r>
       <w:proofErr w:type="spellStart"/>
+      <w:proofErr w:type="gramStart"/>
       <w:r>
         <w:rPr>
           <w:rFonts w:ascii="Times New Roman" w:hAnsi="Times New Roman" w:cs="Times New Roman"/>
@@ -7750,18 +7716,19 @@
         </w:rPr>
         <w:t xml:space="preserve"> :</w:t>
       </w:r>
-    </w:p>
-    <w:p>
-      <w:pPr>
-        <w:spacing w:after="0" w:line="240" w:lineRule="auto"/>
-        <w:rPr>
-          <w:rFonts w:ascii="Times New Roman" w:hAnsi="Times New Roman" w:cs="Times New Roman"/>
-        </w:rPr>
-      </w:pPr>
-    </w:p>
-    <w:p>
-      <w:pPr>
-        <w:spacing w:after="0" w:line="240" w:lineRule="auto"/>
+      <w:proofErr w:type="gramEnd"/>
+    </w:p>
+    <w:p>
+      <w:pPr>
+        <w:spacing w:line="240" w:lineRule="auto"/>
+        <w:rPr>
+          <w:rFonts w:ascii="Times New Roman" w:hAnsi="Times New Roman" w:cs="Times New Roman"/>
+        </w:rPr>
+      </w:pPr>
+    </w:p>
+    <w:p>
+      <w:pPr>
+        <w:spacing w:line="240" w:lineRule="auto"/>
         <w:rPr>
           <w:rFonts w:ascii="Times New Roman" w:hAnsi="Times New Roman" w:cs="Times New Roman"/>
         </w:rPr>
@@ -7791,7 +7758,7 @@
     </w:p>
     <w:p>
       <w:pPr>
-        <w:spacing w:after="0" w:line="240" w:lineRule="auto"/>
+        <w:spacing w:line="240" w:lineRule="auto"/>
         <w:rPr>
           <w:rFonts w:ascii="Times New Roman" w:hAnsi="Times New Roman" w:cs="Times New Roman"/>
         </w:rPr>
@@ -7819,15 +7786,15 @@
     </w:p>
     <w:p>
       <w:pPr>
-        <w:spacing w:after="0" w:line="240" w:lineRule="auto"/>
-        <w:rPr>
-          <w:rFonts w:ascii="Times New Roman" w:hAnsi="Times New Roman" w:cs="Times New Roman"/>
-        </w:rPr>
-      </w:pPr>
-    </w:p>
-    <w:p>
-      <w:pPr>
-        <w:spacing w:after="0" w:line="240" w:lineRule="auto"/>
+        <w:spacing w:line="240" w:lineRule="auto"/>
+        <w:rPr>
+          <w:rFonts w:ascii="Times New Roman" w:hAnsi="Times New Roman" w:cs="Times New Roman"/>
+        </w:rPr>
+      </w:pPr>
+    </w:p>
+    <w:p>
+      <w:pPr>
+        <w:spacing w:line="240" w:lineRule="auto"/>
         <w:rPr>
           <w:rFonts w:ascii="Times New Roman" w:hAnsi="Times New Roman" w:cs="Times New Roman"/>
         </w:rPr>
@@ -7855,7 +7822,7 @@
     </w:p>
     <w:p>
       <w:pPr>
-        <w:spacing w:after="0" w:line="240" w:lineRule="auto"/>
+        <w:spacing w:line="240" w:lineRule="auto"/>
         <w:rPr>
           <w:rFonts w:ascii="Times New Roman" w:hAnsi="Times New Roman" w:cs="Times New Roman"/>
         </w:rPr>
@@ -7897,15 +7864,15 @@
     </w:p>
     <w:p>
       <w:pPr>
-        <w:spacing w:after="0" w:line="240" w:lineRule="auto"/>
-        <w:rPr>
-          <w:rFonts w:ascii="Times New Roman" w:hAnsi="Times New Roman" w:cs="Times New Roman"/>
-        </w:rPr>
-      </w:pPr>
-    </w:p>
-    <w:p>
-      <w:pPr>
-        <w:spacing w:after="0" w:line="240" w:lineRule="auto"/>
+        <w:spacing w:line="240" w:lineRule="auto"/>
+        <w:rPr>
+          <w:rFonts w:ascii="Times New Roman" w:hAnsi="Times New Roman" w:cs="Times New Roman"/>
+        </w:rPr>
+      </w:pPr>
+    </w:p>
+    <w:p>
+      <w:pPr>
+        <w:spacing w:line="240" w:lineRule="auto"/>
         <w:rPr>
           <w:rFonts w:ascii="Times New Roman" w:hAnsi="Times New Roman" w:cs="Times New Roman"/>
         </w:rPr>
@@ -8011,7 +7978,7 @@
     </w:p>
     <w:p>
       <w:pPr>
-        <w:spacing w:after="0" w:line="240" w:lineRule="auto"/>
+        <w:spacing w:line="240" w:lineRule="auto"/>
         <w:rPr>
           <w:rFonts w:ascii="Times New Roman" w:hAnsi="Times New Roman" w:cs="Times New Roman"/>
         </w:rPr>
@@ -8053,15 +8020,15 @@
     </w:p>
     <w:p>
       <w:pPr>
-        <w:spacing w:after="0" w:line="240" w:lineRule="auto"/>
-        <w:rPr>
-          <w:rFonts w:ascii="Times New Roman" w:hAnsi="Times New Roman" w:cs="Times New Roman"/>
-        </w:rPr>
-      </w:pPr>
-    </w:p>
-    <w:p>
-      <w:pPr>
-        <w:spacing w:after="0" w:line="240" w:lineRule="auto"/>
+        <w:spacing w:line="240" w:lineRule="auto"/>
+        <w:rPr>
+          <w:rFonts w:ascii="Times New Roman" w:hAnsi="Times New Roman" w:cs="Times New Roman"/>
+        </w:rPr>
+      </w:pPr>
+    </w:p>
+    <w:p>
+      <w:pPr>
+        <w:spacing w:line="240" w:lineRule="auto"/>
         <w:rPr>
           <w:rFonts w:ascii="Times New Roman" w:hAnsi="Times New Roman" w:cs="Times New Roman"/>
         </w:rPr>
@@ -8131,7 +8098,7 @@
     </w:p>
     <w:p>
       <w:pPr>
-        <w:spacing w:after="0" w:line="240" w:lineRule="auto"/>
+        <w:spacing w:line="240" w:lineRule="auto"/>
         <w:rPr>
           <w:rFonts w:ascii="Times New Roman" w:hAnsi="Times New Roman" w:cs="Times New Roman"/>
         </w:rPr>
@@ -8153,7 +8120,7 @@
     </w:p>
     <w:p>
       <w:pPr>
-        <w:spacing w:after="0" w:line="240" w:lineRule="auto"/>
+        <w:spacing w:line="240" w:lineRule="auto"/>
         <w:rPr>
           <w:rFonts w:ascii="Times New Roman" w:hAnsi="Times New Roman" w:cs="Times New Roman"/>
         </w:rPr>
@@ -8181,7 +8148,7 @@
     </w:p>
     <w:p>
       <w:pPr>
-        <w:spacing w:after="0" w:line="240" w:lineRule="auto"/>
+        <w:spacing w:line="240" w:lineRule="auto"/>
         <w:rPr>
           <w:rFonts w:ascii="Times New Roman" w:hAnsi="Times New Roman" w:cs="Times New Roman"/>
         </w:rPr>
@@ -8209,7 +8176,7 @@
     </w:p>
     <w:p>
       <w:pPr>
-        <w:spacing w:after="0" w:line="240" w:lineRule="auto"/>
+        <w:spacing w:line="240" w:lineRule="auto"/>
         <w:rPr>
           <w:rFonts w:ascii="Times New Roman" w:hAnsi="Times New Roman" w:cs="Times New Roman"/>
         </w:rPr>
@@ -8237,15 +8204,15 @@
     </w:p>
     <w:p>
       <w:pPr>
-        <w:spacing w:after="0" w:line="240" w:lineRule="auto"/>
-        <w:rPr>
-          <w:rFonts w:ascii="Times New Roman" w:hAnsi="Times New Roman" w:cs="Times New Roman"/>
-        </w:rPr>
-      </w:pPr>
-    </w:p>
-    <w:p>
-      <w:pPr>
-        <w:spacing w:after="0" w:line="240" w:lineRule="auto"/>
+        <w:spacing w:line="240" w:lineRule="auto"/>
+        <w:rPr>
+          <w:rFonts w:ascii="Times New Roman" w:hAnsi="Times New Roman" w:cs="Times New Roman"/>
+        </w:rPr>
+      </w:pPr>
+    </w:p>
+    <w:p>
+      <w:pPr>
+        <w:spacing w:line="240" w:lineRule="auto"/>
         <w:rPr>
           <w:rFonts w:ascii="Times New Roman" w:hAnsi="Times New Roman" w:cs="Times New Roman"/>
         </w:rPr>
@@ -8371,7 +8338,7 @@
     </w:p>
     <w:p>
       <w:pPr>
-        <w:spacing w:after="0" w:line="240" w:lineRule="auto"/>
+        <w:spacing w:line="240" w:lineRule="auto"/>
         <w:rPr>
           <w:rFonts w:ascii="Times New Roman" w:hAnsi="Times New Roman" w:cs="Times New Roman"/>
         </w:rPr>
@@ -8385,7 +8352,7 @@
     </w:p>
     <w:p>
       <w:pPr>
-        <w:spacing w:after="0" w:line="240" w:lineRule="auto"/>
+        <w:spacing w:line="240" w:lineRule="auto"/>
         <w:rPr>
           <w:rFonts w:ascii="Times New Roman" w:hAnsi="Times New Roman" w:cs="Times New Roman"/>
         </w:rPr>
@@ -8413,15 +8380,15 @@
     </w:p>
     <w:p>
       <w:pPr>
-        <w:spacing w:after="0" w:line="240" w:lineRule="auto"/>
-        <w:rPr>
-          <w:rFonts w:ascii="Times New Roman" w:hAnsi="Times New Roman" w:cs="Times New Roman"/>
-        </w:rPr>
-      </w:pPr>
-    </w:p>
-    <w:p>
-      <w:pPr>
-        <w:spacing w:after="0" w:line="240" w:lineRule="auto"/>
+        <w:spacing w:line="240" w:lineRule="auto"/>
+        <w:rPr>
+          <w:rFonts w:ascii="Times New Roman" w:hAnsi="Times New Roman" w:cs="Times New Roman"/>
+        </w:rPr>
+      </w:pPr>
+    </w:p>
+    <w:p>
+      <w:pPr>
+        <w:spacing w:line="240" w:lineRule="auto"/>
         <w:rPr>
           <w:rFonts w:ascii="Times New Roman" w:hAnsi="Times New Roman" w:cs="Times New Roman"/>
         </w:rPr>
@@ -8435,7 +8402,7 @@
     </w:p>
     <w:p>
       <w:pPr>
-        <w:spacing w:after="0" w:line="240" w:lineRule="auto"/>
+        <w:spacing w:line="240" w:lineRule="auto"/>
         <w:rPr>
           <w:rFonts w:ascii="Times New Roman" w:hAnsi="Times New Roman" w:cs="Times New Roman"/>
         </w:rPr>
@@ -8463,15 +8430,15 @@
     </w:p>
     <w:p>
       <w:pPr>
-        <w:spacing w:after="0" w:line="240" w:lineRule="auto"/>
-        <w:rPr>
-          <w:rFonts w:ascii="Times New Roman" w:hAnsi="Times New Roman" w:cs="Times New Roman"/>
-        </w:rPr>
-      </w:pPr>
-    </w:p>
-    <w:p>
-      <w:pPr>
-        <w:spacing w:after="0" w:line="240" w:lineRule="auto"/>
+        <w:spacing w:line="240" w:lineRule="auto"/>
+        <w:rPr>
+          <w:rFonts w:ascii="Times New Roman" w:hAnsi="Times New Roman" w:cs="Times New Roman"/>
+        </w:rPr>
+      </w:pPr>
+    </w:p>
+    <w:p>
+      <w:pPr>
+        <w:spacing w:line="240" w:lineRule="auto"/>
         <w:rPr>
           <w:rFonts w:ascii="Times New Roman" w:hAnsi="Times New Roman" w:cs="Times New Roman"/>
         </w:rPr>
@@ -8507,7 +8474,7 @@
     </w:p>
     <w:p>
       <w:pPr>
-        <w:spacing w:after="0" w:line="240" w:lineRule="auto"/>
+        <w:spacing w:line="240" w:lineRule="auto"/>
         <w:rPr>
           <w:rFonts w:ascii="Times New Roman" w:hAnsi="Times New Roman" w:cs="Times New Roman"/>
         </w:rPr>
@@ -8521,15 +8488,15 @@
     </w:p>
     <w:p>
       <w:pPr>
-        <w:spacing w:after="0" w:line="240" w:lineRule="auto"/>
-        <w:rPr>
-          <w:rFonts w:ascii="Times New Roman" w:hAnsi="Times New Roman" w:cs="Times New Roman"/>
-        </w:rPr>
-      </w:pPr>
-    </w:p>
-    <w:p>
-      <w:pPr>
-        <w:spacing w:after="0" w:line="240" w:lineRule="auto"/>
+        <w:spacing w:line="240" w:lineRule="auto"/>
+        <w:rPr>
+          <w:rFonts w:ascii="Times New Roman" w:hAnsi="Times New Roman" w:cs="Times New Roman"/>
+        </w:rPr>
+      </w:pPr>
+    </w:p>
+    <w:p>
+      <w:pPr>
+        <w:spacing w:line="240" w:lineRule="auto"/>
         <w:rPr>
           <w:rFonts w:ascii="Times New Roman" w:hAnsi="Times New Roman" w:cs="Times New Roman"/>
         </w:rPr>
@@ -8578,7 +8545,7 @@
     </w:p>
     <w:p>
       <w:pPr>
-        <w:spacing w:after="0" w:line="240" w:lineRule="auto"/>
+        <w:spacing w:line="240" w:lineRule="auto"/>
         <w:rPr>
           <w:rFonts w:ascii="Times New Roman" w:hAnsi="Times New Roman" w:cs="Times New Roman"/>
         </w:rPr>
@@ -8628,7 +8595,7 @@
     </w:p>
     <w:p>
       <w:pPr>
-        <w:spacing w:after="0" w:line="240" w:lineRule="auto"/>
+        <w:spacing w:line="240" w:lineRule="auto"/>
         <w:rPr>
           <w:rFonts w:ascii="Times New Roman" w:hAnsi="Times New Roman" w:cs="Times New Roman"/>
         </w:rPr>
@@ -8677,15 +8644,15 @@
     </w:p>
     <w:p>
       <w:pPr>
-        <w:spacing w:after="0" w:line="240" w:lineRule="auto"/>
-        <w:rPr>
-          <w:rFonts w:ascii="Times New Roman" w:hAnsi="Times New Roman" w:cs="Times New Roman"/>
-        </w:rPr>
-      </w:pPr>
-    </w:p>
-    <w:p>
-      <w:pPr>
-        <w:spacing w:after="0" w:line="240" w:lineRule="auto"/>
+        <w:spacing w:line="240" w:lineRule="auto"/>
+        <w:rPr>
+          <w:rFonts w:ascii="Times New Roman" w:hAnsi="Times New Roman" w:cs="Times New Roman"/>
+        </w:rPr>
+      </w:pPr>
+    </w:p>
+    <w:p>
+      <w:pPr>
+        <w:spacing w:line="240" w:lineRule="auto"/>
         <w:rPr>
           <w:rFonts w:ascii="Times New Roman" w:hAnsi="Times New Roman" w:cs="Times New Roman"/>
         </w:rPr>
@@ -8707,7 +8674,7 @@
     </w:p>
     <w:p>
       <w:pPr>
-        <w:spacing w:after="0" w:line="240" w:lineRule="auto"/>
+        <w:spacing w:line="240" w:lineRule="auto"/>
         <w:rPr>
           <w:rFonts w:ascii="Times New Roman" w:hAnsi="Times New Roman" w:cs="Times New Roman"/>
         </w:rPr>
@@ -8731,7 +8698,21 @@
         <w:rPr>
           <w:rFonts w:ascii="Times New Roman" w:hAnsi="Times New Roman" w:cs="Times New Roman"/>
         </w:rPr>
-        <w:t xml:space="preserve"> table ( migration )  &gt;  model</w:t>
+        <w:t xml:space="preserve"> table </w:t>
+      </w:r>
+      <w:proofErr w:type="gramStart"/>
+      <w:r>
+        <w:rPr>
+          <w:rFonts w:ascii="Times New Roman" w:hAnsi="Times New Roman" w:cs="Times New Roman"/>
+        </w:rPr>
+        <w:t>( migration</w:t>
+      </w:r>
+      <w:proofErr w:type="gramEnd"/>
+      <w:r>
+        <w:rPr>
+          <w:rFonts w:ascii="Times New Roman" w:hAnsi="Times New Roman" w:cs="Times New Roman"/>
+        </w:rPr>
+        <w:t xml:space="preserve"> )  &gt;  model</w:t>
       </w:r>
       <w:r>
         <w:rPr>
@@ -8794,15 +8775,15 @@
     </w:p>
     <w:p>
       <w:pPr>
-        <w:spacing w:after="0" w:line="240" w:lineRule="auto"/>
-        <w:rPr>
-          <w:rFonts w:ascii="Times New Roman" w:hAnsi="Times New Roman" w:cs="Times New Roman"/>
-        </w:rPr>
-      </w:pPr>
-    </w:p>
-    <w:p>
-      <w:pPr>
-        <w:spacing w:after="0" w:line="240" w:lineRule="auto"/>
+        <w:spacing w:line="240" w:lineRule="auto"/>
+        <w:rPr>
+          <w:rFonts w:ascii="Times New Roman" w:hAnsi="Times New Roman" w:cs="Times New Roman"/>
+        </w:rPr>
+      </w:pPr>
+    </w:p>
+    <w:p>
+      <w:pPr>
+        <w:spacing w:line="240" w:lineRule="auto"/>
         <w:rPr>
           <w:rFonts w:ascii="Times New Roman" w:hAnsi="Times New Roman" w:cs="Times New Roman"/>
         </w:rPr>
@@ -8852,7 +8833,7 @@
     </w:p>
     <w:p>
       <w:pPr>
-        <w:spacing w:after="0" w:line="240" w:lineRule="auto"/>
+        <w:spacing w:line="240" w:lineRule="auto"/>
         <w:rPr>
           <w:rFonts w:ascii="Times New Roman" w:hAnsi="Times New Roman" w:cs="Times New Roman"/>
         </w:rPr>
@@ -8901,7 +8882,7 @@
     </w:p>
     <w:p>
       <w:pPr>
-        <w:spacing w:after="0" w:line="240" w:lineRule="auto"/>
+        <w:spacing w:line="240" w:lineRule="auto"/>
         <w:rPr>
           <w:rFonts w:ascii="Times New Roman" w:hAnsi="Times New Roman" w:cs="Times New Roman"/>
         </w:rPr>
@@ -8950,7 +8931,7 @@
     </w:p>
     <w:p>
       <w:pPr>
-        <w:spacing w:after="0" w:line="240" w:lineRule="auto"/>
+        <w:spacing w:line="240" w:lineRule="auto"/>
         <w:rPr>
           <w:rFonts w:ascii="Times New Roman" w:hAnsi="Times New Roman" w:cs="Times New Roman"/>
         </w:rPr>
@@ -8999,7 +8980,7 @@
     </w:p>
     <w:p>
       <w:pPr>
-        <w:spacing w:after="0" w:line="240" w:lineRule="auto"/>
+        <w:spacing w:line="240" w:lineRule="auto"/>
         <w:rPr>
           <w:rFonts w:ascii="Times New Roman" w:hAnsi="Times New Roman" w:cs="Times New Roman"/>
         </w:rPr>
@@ -9049,7 +9030,7 @@
     </w:p>
     <w:p>
       <w:pPr>
-        <w:spacing w:after="0" w:line="240" w:lineRule="auto"/>
+        <w:spacing w:line="240" w:lineRule="auto"/>
         <w:rPr>
           <w:rFonts w:ascii="Times New Roman" w:hAnsi="Times New Roman" w:cs="Times New Roman"/>
         </w:rPr>
@@ -9111,7 +9092,7 @@
     </w:p>
     <w:p>
       <w:pPr>
-        <w:spacing w:after="0" w:line="240" w:lineRule="auto"/>
+        <w:spacing w:line="240" w:lineRule="auto"/>
         <w:rPr>
           <w:rFonts w:ascii="Times New Roman" w:hAnsi="Times New Roman" w:cs="Times New Roman"/>
         </w:rPr>
@@ -9209,15 +9190,15 @@
     </w:p>
     <w:p>
       <w:pPr>
-        <w:spacing w:after="0" w:line="240" w:lineRule="auto"/>
-        <w:rPr>
-          <w:rFonts w:ascii="Times New Roman" w:hAnsi="Times New Roman" w:cs="Times New Roman"/>
-        </w:rPr>
-      </w:pPr>
-    </w:p>
-    <w:p>
-      <w:pPr>
-        <w:spacing w:after="0" w:line="240" w:lineRule="auto"/>
+        <w:spacing w:line="240" w:lineRule="auto"/>
+        <w:rPr>
+          <w:rFonts w:ascii="Times New Roman" w:hAnsi="Times New Roman" w:cs="Times New Roman"/>
+        </w:rPr>
+      </w:pPr>
+    </w:p>
+    <w:p>
+      <w:pPr>
+        <w:spacing w:line="240" w:lineRule="auto"/>
         <w:rPr>
           <w:rFonts w:ascii="Times New Roman" w:hAnsi="Times New Roman" w:cs="Times New Roman"/>
         </w:rPr>
@@ -9289,7 +9270,7 @@
     </w:p>
     <w:p>
       <w:pPr>
-        <w:spacing w:after="0" w:line="240" w:lineRule="auto"/>
+        <w:spacing w:line="240" w:lineRule="auto"/>
         <w:rPr>
           <w:rFonts w:ascii="Times New Roman" w:hAnsi="Times New Roman" w:cs="Times New Roman"/>
         </w:rPr>
@@ -9441,8 +9422,18 @@
           <w:sz w:val="18"/>
           <w:szCs w:val="18"/>
         </w:rPr>
-        <w:t xml:space="preserve"> frontend</w:t>
-      </w:r>
+        <w:t xml:space="preserve"> </w:t>
+      </w:r>
+      <w:proofErr w:type="gramStart"/>
+      <w:r>
+        <w:rPr>
+          <w:rFonts w:ascii="Lucida Console" w:hAnsi="Lucida Console" w:cs="Lucida Console"/>
+          <w:sz w:val="18"/>
+          <w:szCs w:val="18"/>
+        </w:rPr>
+        <w:t>frontend</w:t>
+      </w:r>
+      <w:proofErr w:type="gramEnd"/>
     </w:p>
     <w:p>
       <w:r>
@@ -9552,24 +9543,24 @@
     <w:p>
       <w:proofErr w:type="spellStart"/>
       <w:r>
+        <w:t>npm</w:t>
+      </w:r>
+      <w:proofErr w:type="spellEnd"/>
+      <w:r>
+        <w:t xml:space="preserve"> install react-router-</w:t>
+      </w:r>
+      <w:proofErr w:type="spellStart"/>
+      <w:r>
+        <w:t>dom</w:t>
+      </w:r>
+      <w:proofErr w:type="spellEnd"/>
+    </w:p>
+    <w:p>
+      <w:r>
+        <w:rPr>
+          <w:noProof/>
+        </w:rPr>
         <w:lastRenderedPageBreak/>
-        <w:t>npm</w:t>
-      </w:r>
-      <w:proofErr w:type="spellEnd"/>
-      <w:r>
-        <w:t xml:space="preserve"> install react-router-</w:t>
-      </w:r>
-      <w:proofErr w:type="spellStart"/>
-      <w:r>
-        <w:t>dom</w:t>
-      </w:r>
-      <w:proofErr w:type="spellEnd"/>
-    </w:p>
-    <w:p>
-      <w:r>
-        <w:rPr>
-          <w:noProof/>
-        </w:rPr>
         <w:drawing>
           <wp:inline distT="0" distB="0" distL="0" distR="0" wp14:anchorId="0ACAB600" wp14:editId="3C423E7C">
             <wp:extent cx="5731510" cy="4058285"/>
@@ -10116,7 +10107,6 @@
         <w:rPr>
           <w:noProof/>
         </w:rPr>
-        <w:lastRenderedPageBreak/>
         <w:drawing>
           <wp:inline distT="0" distB="0" distL="0" distR="0" wp14:anchorId="618C85B3" wp14:editId="1AB1A855">
             <wp:extent cx="5731510" cy="1111250"/>
@@ -10159,6 +10149,7 @@
         <w:rPr>
           <w:noProof/>
         </w:rPr>
+        <w:lastRenderedPageBreak/>
         <w:drawing>
           <wp:inline distT="0" distB="0" distL="0" distR="0" wp14:anchorId="41A76DE4" wp14:editId="799B3F75">
             <wp:extent cx="5731510" cy="1857375"/>
@@ -10232,7 +10223,13 @@
       </w:r>
       <w:proofErr w:type="spellStart"/>
       <w:r>
-        <w:t>dmana</w:t>
+        <w:t>d</w:t>
+      </w:r>
+      <w:r>
+        <w:t>i</w:t>
+      </w:r>
+      <w:r>
+        <w:t>mana</w:t>
       </w:r>
       <w:proofErr w:type="spellEnd"/>
       <w:r>
@@ -10290,6 +10287,2408 @@
         <w:br/>
       </w:r>
     </w:p>
+    <w:p>
+      <w:pPr>
+        <w:pStyle w:val="Heading7"/>
+      </w:pPr>
+      <w:r>
+        <w:t xml:space="preserve">Dua Cara </w:t>
+      </w:r>
+      <w:proofErr w:type="spellStart"/>
+      <w:r>
+        <w:t>Menampilkan</w:t>
+      </w:r>
+      <w:proofErr w:type="spellEnd"/>
+      <w:r>
+        <w:t xml:space="preserve"> </w:t>
+      </w:r>
+      <w:proofErr w:type="spellStart"/>
+      <w:r>
+        <w:t>Komponen</w:t>
+      </w:r>
+      <w:proofErr w:type="spellEnd"/>
+      <w:r>
+        <w:t xml:space="preserve"> di React (</w:t>
+      </w:r>
+      <w:proofErr w:type="spellStart"/>
+      <w:r>
+        <w:t>Vite</w:t>
+      </w:r>
+      <w:proofErr w:type="spellEnd"/>
+      <w:r>
+        <w:t>)</w:t>
+      </w:r>
+    </w:p>
+    <w:p>
+      <w:pPr>
+        <w:spacing w:after="160"/>
+      </w:pPr>
+      <w:r>
+        <w:t xml:space="preserve">Ada dua </w:t>
+      </w:r>
+      <w:proofErr w:type="spellStart"/>
+      <w:r>
+        <w:t>cara</w:t>
+      </w:r>
+      <w:proofErr w:type="spellEnd"/>
+      <w:r>
+        <w:t xml:space="preserve"> </w:t>
+      </w:r>
+      <w:proofErr w:type="spellStart"/>
+      <w:r>
+        <w:t>untuk</w:t>
+      </w:r>
+      <w:proofErr w:type="spellEnd"/>
+      <w:r>
+        <w:t xml:space="preserve"> </w:t>
+      </w:r>
+      <w:proofErr w:type="spellStart"/>
+      <w:r>
+        <w:t>menampilkan</w:t>
+      </w:r>
+      <w:proofErr w:type="spellEnd"/>
+      <w:r>
+        <w:t xml:space="preserve"> </w:t>
+      </w:r>
+      <w:proofErr w:type="spellStart"/>
+      <w:r>
+        <w:t>komponen</w:t>
+      </w:r>
+      <w:proofErr w:type="spellEnd"/>
+      <w:r>
+        <w:t xml:space="preserve"> </w:t>
+      </w:r>
+      <w:proofErr w:type="spellStart"/>
+      <w:r>
+        <w:t>atau</w:t>
+      </w:r>
+      <w:proofErr w:type="spellEnd"/>
+      <w:r>
+        <w:t xml:space="preserve"> form pada </w:t>
+      </w:r>
+      <w:proofErr w:type="spellStart"/>
+      <w:r>
+        <w:t>aplikasi</w:t>
+      </w:r>
+      <w:proofErr w:type="spellEnd"/>
+      <w:r>
+        <w:t xml:space="preserve"> React </w:t>
+      </w:r>
+      <w:proofErr w:type="spellStart"/>
+      <w:r>
+        <w:t>menggunakan</w:t>
+      </w:r>
+      <w:proofErr w:type="spellEnd"/>
+      <w:r>
+        <w:t xml:space="preserve"> </w:t>
+      </w:r>
+      <w:proofErr w:type="spellStart"/>
+      <w:r>
+        <w:t>Vite</w:t>
+      </w:r>
+      <w:proofErr w:type="spellEnd"/>
+      <w:r>
+        <w:t>:</w:t>
+      </w:r>
+    </w:p>
+    <w:p>
+      <w:pPr>
+        <w:numPr>
+          <w:ilvl w:val="0"/>
+          <w:numId w:val="17"/>
+        </w:numPr>
+        <w:spacing w:after="160"/>
+      </w:pPr>
+      <w:proofErr w:type="spellStart"/>
+      <w:r>
+        <w:t>Menggunakan</w:t>
+      </w:r>
+      <w:proofErr w:type="spellEnd"/>
+      <w:r>
+        <w:t xml:space="preserve"> </w:t>
+      </w:r>
+      <w:r>
+        <w:rPr>
+          <w:b/>
+          <w:bCs/>
+        </w:rPr>
+        <w:t>State (</w:t>
+      </w:r>
+      <w:proofErr w:type="spellStart"/>
+      <w:r>
+        <w:rPr>
+          <w:b/>
+          <w:bCs/>
+        </w:rPr>
+        <w:t>useState</w:t>
+      </w:r>
+      <w:proofErr w:type="spellEnd"/>
+      <w:r>
+        <w:rPr>
+          <w:b/>
+          <w:bCs/>
+        </w:rPr>
+        <w:t>)</w:t>
+      </w:r>
+    </w:p>
+    <w:p>
+      <w:pPr>
+        <w:numPr>
+          <w:ilvl w:val="0"/>
+          <w:numId w:val="17"/>
+        </w:numPr>
+        <w:spacing w:after="160"/>
+      </w:pPr>
+      <w:proofErr w:type="spellStart"/>
+      <w:r>
+        <w:t>Menggunakan</w:t>
+      </w:r>
+      <w:proofErr w:type="spellEnd"/>
+      <w:r>
+        <w:t xml:space="preserve"> </w:t>
+      </w:r>
+      <w:r>
+        <w:rPr>
+          <w:b/>
+          <w:bCs/>
+        </w:rPr>
+        <w:t>React Router</w:t>
+      </w:r>
+    </w:p>
+    <w:p>
+      <w:pPr>
+        <w:spacing w:after="160"/>
+        <w:rPr>
+          <w:b/>
+          <w:bCs/>
+        </w:rPr>
+      </w:pPr>
+      <w:r>
+        <w:rPr>
+          <w:b/>
+          <w:bCs/>
+        </w:rPr>
+        <w:t xml:space="preserve">1. </w:t>
+      </w:r>
+      <w:proofErr w:type="spellStart"/>
+      <w:r>
+        <w:rPr>
+          <w:b/>
+          <w:bCs/>
+        </w:rPr>
+        <w:t>Menggunakan</w:t>
+      </w:r>
+      <w:proofErr w:type="spellEnd"/>
+      <w:r>
+        <w:rPr>
+          <w:b/>
+          <w:bCs/>
+        </w:rPr>
+        <w:t xml:space="preserve"> State (</w:t>
+      </w:r>
+      <w:proofErr w:type="spellStart"/>
+      <w:r>
+        <w:rPr>
+          <w:b/>
+          <w:bCs/>
+        </w:rPr>
+        <w:t>useState</w:t>
+      </w:r>
+      <w:proofErr w:type="spellEnd"/>
+      <w:r>
+        <w:rPr>
+          <w:b/>
+          <w:bCs/>
+        </w:rPr>
+        <w:t>)</w:t>
+      </w:r>
+    </w:p>
+    <w:p>
+      <w:r>
+        <w:t xml:space="preserve">Cara </w:t>
+      </w:r>
+      <w:proofErr w:type="spellStart"/>
+      <w:r>
+        <w:t>ini</w:t>
+      </w:r>
+      <w:proofErr w:type="spellEnd"/>
+      <w:r>
+        <w:t xml:space="preserve"> </w:t>
+      </w:r>
+      <w:proofErr w:type="spellStart"/>
+      <w:r>
+        <w:t>digunakan</w:t>
+      </w:r>
+      <w:proofErr w:type="spellEnd"/>
+      <w:r>
+        <w:t xml:space="preserve"> </w:t>
+      </w:r>
+      <w:proofErr w:type="spellStart"/>
+      <w:r>
+        <w:t>untuk</w:t>
+      </w:r>
+      <w:proofErr w:type="spellEnd"/>
+      <w:r>
+        <w:t xml:space="preserve"> </w:t>
+      </w:r>
+      <w:proofErr w:type="spellStart"/>
+      <w:r>
+        <w:t>menampilkan</w:t>
+      </w:r>
+      <w:proofErr w:type="spellEnd"/>
+      <w:r>
+        <w:t xml:space="preserve"> </w:t>
+      </w:r>
+      <w:proofErr w:type="spellStart"/>
+      <w:r>
+        <w:t>komponen</w:t>
+      </w:r>
+      <w:proofErr w:type="spellEnd"/>
+      <w:r>
+        <w:t xml:space="preserve"> </w:t>
+      </w:r>
+      <w:proofErr w:type="spellStart"/>
+      <w:r>
+        <w:t>berdasarkan</w:t>
+      </w:r>
+      <w:proofErr w:type="spellEnd"/>
+      <w:r>
+        <w:t xml:space="preserve"> </w:t>
+      </w:r>
+      <w:proofErr w:type="spellStart"/>
+      <w:r>
+        <w:t>kondisi</w:t>
+      </w:r>
+      <w:proofErr w:type="spellEnd"/>
+      <w:r>
+        <w:t xml:space="preserve"> state, </w:t>
+      </w:r>
+      <w:proofErr w:type="spellStart"/>
+      <w:r>
+        <w:t>tanpa</w:t>
+      </w:r>
+      <w:proofErr w:type="spellEnd"/>
+      <w:r>
+        <w:t xml:space="preserve"> </w:t>
+      </w:r>
+      <w:proofErr w:type="spellStart"/>
+      <w:r>
+        <w:t>berpindah</w:t>
+      </w:r>
+      <w:proofErr w:type="spellEnd"/>
+      <w:r>
+        <w:t xml:space="preserve"> URL.</w:t>
+      </w:r>
+    </w:p>
+    <w:p>
+      <w:pPr>
+        <w:spacing w:after="160"/>
+      </w:pPr>
+      <w:proofErr w:type="spellStart"/>
+      <w:r>
+        <w:rPr>
+          <w:b/>
+          <w:bCs/>
+        </w:rPr>
+        <w:t>Contoh</w:t>
+      </w:r>
+      <w:proofErr w:type="spellEnd"/>
+      <w:r>
+        <w:rPr>
+          <w:b/>
+          <w:bCs/>
+        </w:rPr>
+        <w:t xml:space="preserve">: </w:t>
+      </w:r>
+      <w:proofErr w:type="spellStart"/>
+      <w:r>
+        <w:rPr>
+          <w:b/>
+          <w:bCs/>
+        </w:rPr>
+        <w:t>Menampilkan</w:t>
+      </w:r>
+      <w:proofErr w:type="spellEnd"/>
+      <w:r>
+        <w:rPr>
+          <w:b/>
+          <w:bCs/>
+        </w:rPr>
+        <w:t xml:space="preserve"> form Add Toko</w:t>
+      </w:r>
+    </w:p>
+    <w:p>
+      <w:pPr>
+        <w:spacing w:after="160"/>
+      </w:pPr>
+      <w:r>
+        <w:t xml:space="preserve">File: </w:t>
+      </w:r>
+      <w:proofErr w:type="spellStart"/>
+      <w:r>
+        <w:t>Toko.jsx</w:t>
+      </w:r>
+      <w:proofErr w:type="spellEnd"/>
+    </w:p>
+    <w:p>
+      <w:pPr>
+        <w:spacing w:after="160"/>
+      </w:pPr>
+      <w:r>
+        <w:t xml:space="preserve">import </w:t>
+      </w:r>
+      <w:proofErr w:type="gramStart"/>
+      <w:r>
+        <w:t xml:space="preserve">{ </w:t>
+      </w:r>
+      <w:proofErr w:type="spellStart"/>
+      <w:r>
+        <w:t>useState</w:t>
+      </w:r>
+      <w:proofErr w:type="spellEnd"/>
+      <w:proofErr w:type="gramEnd"/>
+      <w:r>
+        <w:t xml:space="preserve"> } from "react";</w:t>
+      </w:r>
+    </w:p>
+    <w:p>
+      <w:pPr>
+        <w:spacing w:after="160"/>
+      </w:pPr>
+      <w:r>
+        <w:t xml:space="preserve">import </w:t>
+      </w:r>
+      <w:proofErr w:type="spellStart"/>
+      <w:r>
+        <w:t>AddTokoPages</w:t>
+      </w:r>
+      <w:proofErr w:type="spellEnd"/>
+      <w:r>
+        <w:t xml:space="preserve"> from </w:t>
+      </w:r>
+      <w:proofErr w:type="gramStart"/>
+      <w:r>
+        <w:t>"./</w:t>
+      </w:r>
+      <w:proofErr w:type="spellStart"/>
+      <w:proofErr w:type="gramEnd"/>
+      <w:r>
+        <w:t>addTokoPages</w:t>
+      </w:r>
+      <w:proofErr w:type="spellEnd"/>
+      <w:r>
+        <w:t>";</w:t>
+      </w:r>
+    </w:p>
+    <w:p>
+      <w:pPr>
+        <w:spacing w:after="160"/>
+      </w:pPr>
+    </w:p>
+    <w:p>
+      <w:pPr>
+        <w:spacing w:after="160"/>
+      </w:pPr>
+      <w:proofErr w:type="spellStart"/>
+      <w:r>
+        <w:t>const</w:t>
+      </w:r>
+      <w:proofErr w:type="spellEnd"/>
+      <w:r>
+        <w:t xml:space="preserve"> Toko = () =&gt; {</w:t>
+      </w:r>
+    </w:p>
+    <w:p>
+      <w:pPr>
+        <w:spacing w:after="160"/>
+      </w:pPr>
+      <w:r>
+        <w:t xml:space="preserve">    </w:t>
+      </w:r>
+      <w:proofErr w:type="spellStart"/>
+      <w:r>
+        <w:t>const</w:t>
+      </w:r>
+      <w:proofErr w:type="spellEnd"/>
+      <w:r>
+        <w:t xml:space="preserve"> [form, </w:t>
+      </w:r>
+      <w:proofErr w:type="spellStart"/>
+      <w:r>
+        <w:t>setForm</w:t>
+      </w:r>
+      <w:proofErr w:type="spellEnd"/>
+      <w:r>
+        <w:t xml:space="preserve">] = </w:t>
+      </w:r>
+      <w:proofErr w:type="spellStart"/>
+      <w:r>
+        <w:t>useState</w:t>
+      </w:r>
+      <w:proofErr w:type="spellEnd"/>
+      <w:r>
+        <w:t>(false);</w:t>
+      </w:r>
+    </w:p>
+    <w:p>
+      <w:pPr>
+        <w:spacing w:after="160"/>
+      </w:pPr>
+    </w:p>
+    <w:p>
+      <w:pPr>
+        <w:spacing w:after="160"/>
+      </w:pPr>
+      <w:r>
+        <w:t xml:space="preserve">    return (</w:t>
+      </w:r>
+    </w:p>
+    <w:p>
+      <w:pPr>
+        <w:spacing w:after="160"/>
+      </w:pPr>
+      <w:r>
+        <w:t xml:space="preserve">        &lt;div </w:t>
+      </w:r>
+      <w:proofErr w:type="spellStart"/>
+      <w:r>
+        <w:t>className</w:t>
+      </w:r>
+      <w:proofErr w:type="spellEnd"/>
+      <w:r>
+        <w:t>="container"&gt;</w:t>
+      </w:r>
+    </w:p>
+    <w:p>
+      <w:pPr>
+        <w:spacing w:after="160"/>
+      </w:pPr>
+      <w:r>
+        <w:t xml:space="preserve">            &lt;h1&gt;Halaman Toko&lt;/h1&gt;</w:t>
+      </w:r>
+    </w:p>
+    <w:p>
+      <w:pPr>
+        <w:spacing w:after="160"/>
+      </w:pPr>
+    </w:p>
+    <w:p>
+      <w:pPr>
+        <w:spacing w:after="160"/>
+      </w:pPr>
+      <w:r>
+        <w:t xml:space="preserve">            &lt;</w:t>
+      </w:r>
+      <w:proofErr w:type="spellStart"/>
+      <w:r>
+        <w:t>AppButton</w:t>
+      </w:r>
+      <w:proofErr w:type="spellEnd"/>
+      <w:r>
+        <w:t xml:space="preserve"> </w:t>
+      </w:r>
+      <w:proofErr w:type="spellStart"/>
+      <w:r>
+        <w:t>onClick</w:t>
+      </w:r>
+      <w:proofErr w:type="spellEnd"/>
+      <w:proofErr w:type="gramStart"/>
+      <w:r>
+        <w:t>={</w:t>
+      </w:r>
+      <w:proofErr w:type="gramEnd"/>
+      <w:r>
+        <w:t xml:space="preserve">() =&gt; </w:t>
+      </w:r>
+      <w:proofErr w:type="spellStart"/>
+      <w:r>
+        <w:t>setForm</w:t>
+      </w:r>
+      <w:proofErr w:type="spellEnd"/>
+      <w:r>
+        <w:t>(true)}&gt;</w:t>
+      </w:r>
+    </w:p>
+    <w:p>
+      <w:pPr>
+        <w:spacing w:after="160"/>
+      </w:pPr>
+      <w:r>
+        <w:t xml:space="preserve">                Add Toko</w:t>
+      </w:r>
+    </w:p>
+    <w:p>
+      <w:pPr>
+        <w:spacing w:after="160"/>
+      </w:pPr>
+      <w:r>
+        <w:t xml:space="preserve">            &lt;/</w:t>
+      </w:r>
+      <w:proofErr w:type="spellStart"/>
+      <w:r>
+        <w:t>AppButton</w:t>
+      </w:r>
+      <w:proofErr w:type="spellEnd"/>
+      <w:r>
+        <w:t>&gt;</w:t>
+      </w:r>
+    </w:p>
+    <w:p>
+      <w:pPr>
+        <w:spacing w:after="160"/>
+      </w:pPr>
+    </w:p>
+    <w:p>
+      <w:pPr>
+        <w:spacing w:after="160"/>
+      </w:pPr>
+      <w:r>
+        <w:t xml:space="preserve">            {/* </w:t>
+      </w:r>
+      <w:proofErr w:type="spellStart"/>
+      <w:r>
+        <w:t>Tampilkan</w:t>
+      </w:r>
+      <w:proofErr w:type="spellEnd"/>
+      <w:r>
+        <w:t xml:space="preserve"> </w:t>
+      </w:r>
+      <w:proofErr w:type="spellStart"/>
+      <w:r>
+        <w:t>komponen</w:t>
+      </w:r>
+      <w:proofErr w:type="spellEnd"/>
+      <w:r>
+        <w:t xml:space="preserve"> </w:t>
+      </w:r>
+      <w:proofErr w:type="spellStart"/>
+      <w:r>
+        <w:t>jika</w:t>
+      </w:r>
+      <w:proofErr w:type="spellEnd"/>
+      <w:r>
+        <w:t xml:space="preserve"> form </w:t>
+      </w:r>
+      <w:proofErr w:type="spellStart"/>
+      <w:r>
+        <w:t>bernilai</w:t>
+      </w:r>
+      <w:proofErr w:type="spellEnd"/>
+      <w:r>
+        <w:t xml:space="preserve"> true */}</w:t>
+      </w:r>
+    </w:p>
+    <w:p>
+      <w:pPr>
+        <w:spacing w:after="160"/>
+      </w:pPr>
+      <w:r>
+        <w:t xml:space="preserve">            {form &amp;&amp; &lt;</w:t>
+      </w:r>
+      <w:proofErr w:type="spellStart"/>
+      <w:r>
+        <w:t>AddTokoPages</w:t>
+      </w:r>
+      <w:proofErr w:type="spellEnd"/>
+      <w:r>
+        <w:t xml:space="preserve"> /&gt;}</w:t>
+      </w:r>
+    </w:p>
+    <w:p>
+      <w:pPr>
+        <w:spacing w:after="160"/>
+      </w:pPr>
+      <w:r>
+        <w:t xml:space="preserve">        &lt;/div&gt;</w:t>
+      </w:r>
+    </w:p>
+    <w:p>
+      <w:pPr>
+        <w:spacing w:after="160"/>
+      </w:pPr>
+      <w:r>
+        <w:t xml:space="preserve">    );</w:t>
+      </w:r>
+    </w:p>
+    <w:p>
+      <w:pPr>
+        <w:spacing w:after="160"/>
+      </w:pPr>
+      <w:r>
+        <w:t>};</w:t>
+      </w:r>
+    </w:p>
+    <w:p>
+      <w:pPr>
+        <w:spacing w:after="160"/>
+      </w:pPr>
+    </w:p>
+    <w:p>
+      <w:pPr>
+        <w:spacing w:after="160"/>
+      </w:pPr>
+      <w:r>
+        <w:t>export default Toko;</w:t>
+      </w:r>
+    </w:p>
+    <w:p>
+      <w:pPr>
+        <w:spacing w:after="160"/>
+        <w:rPr>
+          <w:b/>
+          <w:bCs/>
+        </w:rPr>
+      </w:pPr>
+      <w:r>
+        <w:rPr>
+          <w:b/>
+          <w:bCs/>
+        </w:rPr>
+        <w:t xml:space="preserve">Cara </w:t>
+      </w:r>
+      <w:proofErr w:type="spellStart"/>
+      <w:r>
+        <w:rPr>
+          <w:b/>
+          <w:bCs/>
+        </w:rPr>
+        <w:t>kerjanya</w:t>
+      </w:r>
+      <w:proofErr w:type="spellEnd"/>
+    </w:p>
+    <w:p>
+      <w:pPr>
+        <w:numPr>
+          <w:ilvl w:val="0"/>
+          <w:numId w:val="18"/>
+        </w:numPr>
+        <w:spacing w:after="160"/>
+      </w:pPr>
+      <w:proofErr w:type="spellStart"/>
+      <w:r>
+        <w:t>useState</w:t>
+      </w:r>
+      <w:proofErr w:type="spellEnd"/>
+      <w:r>
+        <w:t xml:space="preserve">(false) — </w:t>
+      </w:r>
+      <w:proofErr w:type="spellStart"/>
+      <w:r>
+        <w:t>menentukan</w:t>
+      </w:r>
+      <w:proofErr w:type="spellEnd"/>
+      <w:r>
+        <w:t xml:space="preserve"> </w:t>
+      </w:r>
+      <w:proofErr w:type="spellStart"/>
+      <w:r>
+        <w:t>nilai</w:t>
+      </w:r>
+      <w:proofErr w:type="spellEnd"/>
+      <w:r>
+        <w:t xml:space="preserve"> </w:t>
+      </w:r>
+      <w:proofErr w:type="spellStart"/>
+      <w:r>
+        <w:t>awal</w:t>
+      </w:r>
+      <w:proofErr w:type="spellEnd"/>
+      <w:r>
+        <w:t xml:space="preserve"> state form </w:t>
+      </w:r>
+      <w:proofErr w:type="spellStart"/>
+      <w:r>
+        <w:t>sebagai</w:t>
+      </w:r>
+      <w:proofErr w:type="spellEnd"/>
+      <w:r>
+        <w:t xml:space="preserve"> false.</w:t>
+      </w:r>
+    </w:p>
+    <w:p>
+      <w:pPr>
+        <w:numPr>
+          <w:ilvl w:val="0"/>
+          <w:numId w:val="18"/>
+        </w:numPr>
+        <w:spacing w:after="160"/>
+      </w:pPr>
+      <w:proofErr w:type="spellStart"/>
+      <w:r>
+        <w:lastRenderedPageBreak/>
+        <w:t>setForm</w:t>
+      </w:r>
+      <w:proofErr w:type="spellEnd"/>
+      <w:r>
+        <w:t xml:space="preserve">(true) — </w:t>
+      </w:r>
+      <w:proofErr w:type="spellStart"/>
+      <w:r>
+        <w:t>mengubah</w:t>
+      </w:r>
+      <w:proofErr w:type="spellEnd"/>
+      <w:r>
+        <w:t xml:space="preserve"> </w:t>
+      </w:r>
+      <w:proofErr w:type="spellStart"/>
+      <w:r>
+        <w:t>nilai</w:t>
+      </w:r>
+      <w:proofErr w:type="spellEnd"/>
+      <w:r>
+        <w:t xml:space="preserve"> form </w:t>
+      </w:r>
+      <w:proofErr w:type="spellStart"/>
+      <w:r>
+        <w:t>menjadi</w:t>
+      </w:r>
+      <w:proofErr w:type="spellEnd"/>
+      <w:r>
+        <w:t xml:space="preserve"> true </w:t>
+      </w:r>
+      <w:proofErr w:type="spellStart"/>
+      <w:r>
+        <w:t>ketika</w:t>
+      </w:r>
+      <w:proofErr w:type="spellEnd"/>
+      <w:r>
+        <w:t xml:space="preserve"> </w:t>
+      </w:r>
+      <w:proofErr w:type="spellStart"/>
+      <w:r>
+        <w:t>tombol</w:t>
+      </w:r>
+      <w:proofErr w:type="spellEnd"/>
+      <w:r>
+        <w:t xml:space="preserve"> </w:t>
+      </w:r>
+      <w:proofErr w:type="spellStart"/>
+      <w:r>
+        <w:t>diklik</w:t>
+      </w:r>
+      <w:proofErr w:type="spellEnd"/>
+      <w:r>
+        <w:t>.</w:t>
+      </w:r>
+    </w:p>
+    <w:p>
+      <w:pPr>
+        <w:numPr>
+          <w:ilvl w:val="0"/>
+          <w:numId w:val="18"/>
+        </w:numPr>
+        <w:spacing w:after="160"/>
+      </w:pPr>
+      <w:r>
+        <w:t>{form &amp;&amp; &lt;</w:t>
+      </w:r>
+      <w:proofErr w:type="spellStart"/>
+      <w:r>
+        <w:t>AddTokoPages</w:t>
+      </w:r>
+      <w:proofErr w:type="spellEnd"/>
+      <w:r>
+        <w:t xml:space="preserve"> /&gt;} — </w:t>
+      </w:r>
+      <w:proofErr w:type="spellStart"/>
+      <w:r>
+        <w:t>menampilkan</w:t>
+      </w:r>
+      <w:proofErr w:type="spellEnd"/>
+      <w:r>
+        <w:t xml:space="preserve"> </w:t>
+      </w:r>
+      <w:proofErr w:type="spellStart"/>
+      <w:r>
+        <w:t>komponen</w:t>
+      </w:r>
+      <w:proofErr w:type="spellEnd"/>
+      <w:r>
+        <w:t xml:space="preserve"> </w:t>
+      </w:r>
+      <w:proofErr w:type="spellStart"/>
+      <w:r>
+        <w:t>AddTokoPages</w:t>
+      </w:r>
+      <w:proofErr w:type="spellEnd"/>
+      <w:r>
+        <w:t xml:space="preserve"> </w:t>
+      </w:r>
+      <w:proofErr w:type="spellStart"/>
+      <w:r>
+        <w:t>hanya</w:t>
+      </w:r>
+      <w:proofErr w:type="spellEnd"/>
+      <w:r>
+        <w:t xml:space="preserve"> </w:t>
+      </w:r>
+      <w:proofErr w:type="spellStart"/>
+      <w:r>
+        <w:t>ketika</w:t>
+      </w:r>
+      <w:proofErr w:type="spellEnd"/>
+      <w:r>
+        <w:t xml:space="preserve"> form </w:t>
+      </w:r>
+      <w:proofErr w:type="spellStart"/>
+      <w:r>
+        <w:t>bernilai</w:t>
+      </w:r>
+      <w:proofErr w:type="spellEnd"/>
+      <w:r>
+        <w:t xml:space="preserve"> true.</w:t>
+      </w:r>
+    </w:p>
+    <w:p>
+      <w:pPr>
+        <w:spacing w:after="160"/>
+      </w:pPr>
+      <w:proofErr w:type="spellStart"/>
+      <w:r>
+        <w:rPr>
+          <w:b/>
+          <w:bCs/>
+        </w:rPr>
+        <w:t>Karakteristik</w:t>
+      </w:r>
+      <w:proofErr w:type="spellEnd"/>
+      <w:r>
+        <w:rPr>
+          <w:b/>
+          <w:bCs/>
+        </w:rPr>
+        <w:t>:</w:t>
+      </w:r>
+    </w:p>
+    <w:p>
+      <w:pPr>
+        <w:numPr>
+          <w:ilvl w:val="0"/>
+          <w:numId w:val="19"/>
+        </w:numPr>
+        <w:spacing w:after="160"/>
+      </w:pPr>
+      <w:r>
+        <w:t xml:space="preserve">URL </w:t>
+      </w:r>
+      <w:proofErr w:type="spellStart"/>
+      <w:r>
+        <w:t>tidak</w:t>
+      </w:r>
+      <w:proofErr w:type="spellEnd"/>
+      <w:r>
+        <w:t xml:space="preserve"> </w:t>
+      </w:r>
+      <w:proofErr w:type="spellStart"/>
+      <w:r>
+        <w:t>berubah</w:t>
+      </w:r>
+      <w:proofErr w:type="spellEnd"/>
+      <w:r>
+        <w:t>.</w:t>
+      </w:r>
+    </w:p>
+    <w:p>
+      <w:pPr>
+        <w:numPr>
+          <w:ilvl w:val="0"/>
+          <w:numId w:val="19"/>
+        </w:numPr>
+        <w:spacing w:after="160"/>
+      </w:pPr>
+      <w:proofErr w:type="spellStart"/>
+      <w:r>
+        <w:t>Komponen</w:t>
+      </w:r>
+      <w:proofErr w:type="spellEnd"/>
+      <w:r>
+        <w:t xml:space="preserve"> </w:t>
+      </w:r>
+      <w:proofErr w:type="spellStart"/>
+      <w:r>
+        <w:t>dapat</w:t>
+      </w:r>
+      <w:proofErr w:type="spellEnd"/>
+      <w:r>
+        <w:t xml:space="preserve"> </w:t>
+      </w:r>
+      <w:proofErr w:type="spellStart"/>
+      <w:r>
+        <w:t>ditampilkan</w:t>
+      </w:r>
+      <w:proofErr w:type="spellEnd"/>
+      <w:r>
+        <w:t xml:space="preserve"> </w:t>
+      </w:r>
+      <w:proofErr w:type="spellStart"/>
+      <w:r>
+        <w:t>atau</w:t>
+      </w:r>
+      <w:proofErr w:type="spellEnd"/>
+      <w:r>
+        <w:t xml:space="preserve"> </w:t>
+      </w:r>
+      <w:proofErr w:type="spellStart"/>
+      <w:r>
+        <w:t>disembunyikan</w:t>
+      </w:r>
+      <w:proofErr w:type="spellEnd"/>
+      <w:r>
+        <w:t xml:space="preserve"> </w:t>
+      </w:r>
+      <w:proofErr w:type="spellStart"/>
+      <w:r>
+        <w:t>berdasarkan</w:t>
+      </w:r>
+      <w:proofErr w:type="spellEnd"/>
+      <w:r>
+        <w:t xml:space="preserve"> state.</w:t>
+      </w:r>
+    </w:p>
+    <w:p>
+      <w:pPr>
+        <w:numPr>
+          <w:ilvl w:val="0"/>
+          <w:numId w:val="19"/>
+        </w:numPr>
+        <w:spacing w:after="160"/>
+      </w:pPr>
+      <w:proofErr w:type="spellStart"/>
+      <w:r>
+        <w:t>Cocok</w:t>
+      </w:r>
+      <w:proofErr w:type="spellEnd"/>
+      <w:r>
+        <w:t xml:space="preserve"> </w:t>
+      </w:r>
+      <w:proofErr w:type="spellStart"/>
+      <w:r>
+        <w:t>untuk</w:t>
+      </w:r>
+      <w:proofErr w:type="spellEnd"/>
+      <w:r>
+        <w:t xml:space="preserve"> form </w:t>
+      </w:r>
+      <w:proofErr w:type="spellStart"/>
+      <w:r>
+        <w:t>tambah</w:t>
+      </w:r>
+      <w:proofErr w:type="spellEnd"/>
+      <w:r>
+        <w:t xml:space="preserve"> data, form edit, dan modal pada </w:t>
+      </w:r>
+      <w:proofErr w:type="spellStart"/>
+      <w:r>
+        <w:t>halaman</w:t>
+      </w:r>
+      <w:proofErr w:type="spellEnd"/>
+      <w:r>
+        <w:t xml:space="preserve"> yang </w:t>
+      </w:r>
+      <w:proofErr w:type="spellStart"/>
+      <w:r>
+        <w:t>sama</w:t>
+      </w:r>
+      <w:proofErr w:type="spellEnd"/>
+      <w:r>
+        <w:t>.</w:t>
+      </w:r>
+    </w:p>
+    <w:p>
+      <w:pPr>
+        <w:spacing w:after="160"/>
+        <w:rPr>
+          <w:b/>
+          <w:bCs/>
+        </w:rPr>
+      </w:pPr>
+      <w:r>
+        <w:rPr>
+          <w:b/>
+          <w:bCs/>
+        </w:rPr>
+        <w:t xml:space="preserve">2. </w:t>
+      </w:r>
+      <w:proofErr w:type="spellStart"/>
+      <w:r>
+        <w:rPr>
+          <w:b/>
+          <w:bCs/>
+        </w:rPr>
+        <w:t>Menggunakan</w:t>
+      </w:r>
+      <w:proofErr w:type="spellEnd"/>
+      <w:r>
+        <w:rPr>
+          <w:b/>
+          <w:bCs/>
+        </w:rPr>
+        <w:t xml:space="preserve"> React Router</w:t>
+      </w:r>
+    </w:p>
+    <w:p>
+      <w:pPr>
+        <w:spacing w:after="160"/>
+      </w:pPr>
+      <w:r>
+        <w:t xml:space="preserve">Cara </w:t>
+      </w:r>
+      <w:proofErr w:type="spellStart"/>
+      <w:r>
+        <w:t>ini</w:t>
+      </w:r>
+      <w:proofErr w:type="spellEnd"/>
+      <w:r>
+        <w:t xml:space="preserve"> </w:t>
+      </w:r>
+      <w:proofErr w:type="spellStart"/>
+      <w:r>
+        <w:t>digunakan</w:t>
+      </w:r>
+      <w:proofErr w:type="spellEnd"/>
+      <w:r>
+        <w:t xml:space="preserve"> </w:t>
+      </w:r>
+      <w:proofErr w:type="spellStart"/>
+      <w:r>
+        <w:t>untuk</w:t>
+      </w:r>
+      <w:proofErr w:type="spellEnd"/>
+      <w:r>
+        <w:t xml:space="preserve"> </w:t>
+      </w:r>
+      <w:proofErr w:type="spellStart"/>
+      <w:r>
+        <w:t>berpindah</w:t>
+      </w:r>
+      <w:proofErr w:type="spellEnd"/>
+      <w:r>
+        <w:t xml:space="preserve"> </w:t>
+      </w:r>
+      <w:proofErr w:type="spellStart"/>
+      <w:r>
+        <w:t>halaman</w:t>
+      </w:r>
+      <w:proofErr w:type="spellEnd"/>
+      <w:r>
+        <w:t xml:space="preserve"> </w:t>
+      </w:r>
+      <w:proofErr w:type="spellStart"/>
+      <w:r>
+        <w:t>berdasarkan</w:t>
+      </w:r>
+      <w:proofErr w:type="spellEnd"/>
+      <w:r>
+        <w:t xml:space="preserve"> URL.</w:t>
+      </w:r>
+    </w:p>
+    <w:p>
+      <w:pPr>
+        <w:spacing w:after="160"/>
+        <w:rPr>
+          <w:b/>
+          <w:bCs/>
+        </w:rPr>
+      </w:pPr>
+      <w:r>
+        <w:rPr>
+          <w:b/>
+          <w:bCs/>
+        </w:rPr>
+        <w:t xml:space="preserve">A. </w:t>
+      </w:r>
+      <w:proofErr w:type="spellStart"/>
+      <w:r>
+        <w:rPr>
+          <w:b/>
+          <w:bCs/>
+        </w:rPr>
+        <w:t>Mengarahkan</w:t>
+      </w:r>
+      <w:proofErr w:type="spellEnd"/>
+      <w:r>
+        <w:rPr>
+          <w:b/>
+          <w:bCs/>
+        </w:rPr>
+        <w:t xml:space="preserve"> </w:t>
+      </w:r>
+      <w:proofErr w:type="spellStart"/>
+      <w:r>
+        <w:rPr>
+          <w:b/>
+          <w:bCs/>
+        </w:rPr>
+        <w:t>pengguna</w:t>
+      </w:r>
+      <w:proofErr w:type="spellEnd"/>
+      <w:r>
+        <w:rPr>
+          <w:b/>
+          <w:bCs/>
+        </w:rPr>
+        <w:t xml:space="preserve"> </w:t>
+      </w:r>
+      <w:proofErr w:type="spellStart"/>
+      <w:r>
+        <w:rPr>
+          <w:b/>
+          <w:bCs/>
+        </w:rPr>
+        <w:t>ke</w:t>
+      </w:r>
+      <w:proofErr w:type="spellEnd"/>
+      <w:r>
+        <w:rPr>
+          <w:b/>
+          <w:bCs/>
+        </w:rPr>
+        <w:t xml:space="preserve"> </w:t>
+      </w:r>
+      <w:proofErr w:type="spellStart"/>
+      <w:r>
+        <w:rPr>
+          <w:b/>
+          <w:bCs/>
+        </w:rPr>
+        <w:t>halaman</w:t>
+      </w:r>
+      <w:proofErr w:type="spellEnd"/>
+      <w:r>
+        <w:rPr>
+          <w:b/>
+          <w:bCs/>
+        </w:rPr>
+        <w:t xml:space="preserve"> edit</w:t>
+      </w:r>
+    </w:p>
+    <w:p>
+      <w:pPr>
+        <w:spacing w:after="160"/>
+      </w:pPr>
+      <w:proofErr w:type="spellStart"/>
+      <w:r>
+        <w:t>Contoh</w:t>
+      </w:r>
+      <w:proofErr w:type="spellEnd"/>
+      <w:r>
+        <w:t xml:space="preserve">: </w:t>
+      </w:r>
+      <w:proofErr w:type="spellStart"/>
+      <w:r>
+        <w:t>ketika</w:t>
+      </w:r>
+      <w:proofErr w:type="spellEnd"/>
+      <w:r>
+        <w:t xml:space="preserve"> </w:t>
+      </w:r>
+      <w:proofErr w:type="spellStart"/>
+      <w:r>
+        <w:t>tombol</w:t>
+      </w:r>
+      <w:proofErr w:type="spellEnd"/>
+      <w:r>
+        <w:t xml:space="preserve"> Edit pada </w:t>
+      </w:r>
+      <w:proofErr w:type="spellStart"/>
+      <w:r>
+        <w:t>tabel</w:t>
+      </w:r>
+      <w:proofErr w:type="spellEnd"/>
+      <w:r>
+        <w:t xml:space="preserve"> </w:t>
+      </w:r>
+      <w:proofErr w:type="spellStart"/>
+      <w:r>
+        <w:t>diklik</w:t>
+      </w:r>
+      <w:proofErr w:type="spellEnd"/>
+      <w:r>
+        <w:t xml:space="preserve">, </w:t>
+      </w:r>
+      <w:proofErr w:type="spellStart"/>
+      <w:r>
+        <w:t>pengguna</w:t>
+      </w:r>
+      <w:proofErr w:type="spellEnd"/>
+      <w:r>
+        <w:t xml:space="preserve"> </w:t>
+      </w:r>
+      <w:proofErr w:type="spellStart"/>
+      <w:r>
+        <w:t>diarahkan</w:t>
+      </w:r>
+      <w:proofErr w:type="spellEnd"/>
+      <w:r>
+        <w:t xml:space="preserve"> </w:t>
+      </w:r>
+      <w:proofErr w:type="spellStart"/>
+      <w:r>
+        <w:t>ke</w:t>
+      </w:r>
+      <w:proofErr w:type="spellEnd"/>
+      <w:r>
+        <w:t xml:space="preserve"> </w:t>
+      </w:r>
+      <w:proofErr w:type="spellStart"/>
+      <w:r>
+        <w:t>halaman</w:t>
+      </w:r>
+      <w:proofErr w:type="spellEnd"/>
+      <w:r>
+        <w:t xml:space="preserve"> edit </w:t>
+      </w:r>
+      <w:proofErr w:type="spellStart"/>
+      <w:r>
+        <w:t>berdasarkan</w:t>
+      </w:r>
+      <w:proofErr w:type="spellEnd"/>
+      <w:r>
+        <w:t xml:space="preserve"> ID data.</w:t>
+      </w:r>
+    </w:p>
+    <w:p>
+      <w:pPr>
+        <w:spacing w:after="160"/>
+      </w:pPr>
+      <w:r>
+        <w:t xml:space="preserve">File: </w:t>
+      </w:r>
+      <w:proofErr w:type="spellStart"/>
+      <w:r>
+        <w:t>TabelAction.jsx</w:t>
+      </w:r>
+      <w:proofErr w:type="spellEnd"/>
+    </w:p>
+    <w:p>
+      <w:pPr>
+        <w:spacing w:after="160"/>
+      </w:pPr>
+      <w:r>
+        <w:t xml:space="preserve">import </w:t>
+      </w:r>
+      <w:proofErr w:type="gramStart"/>
+      <w:r>
+        <w:t xml:space="preserve">{ </w:t>
+      </w:r>
+      <w:proofErr w:type="spellStart"/>
+      <w:r>
+        <w:t>useNavigate</w:t>
+      </w:r>
+      <w:proofErr w:type="spellEnd"/>
+      <w:proofErr w:type="gramEnd"/>
+      <w:r>
+        <w:t xml:space="preserve"> } from "react-router-</w:t>
+      </w:r>
+      <w:proofErr w:type="spellStart"/>
+      <w:r>
+        <w:t>dom</w:t>
+      </w:r>
+      <w:proofErr w:type="spellEnd"/>
+      <w:r>
+        <w:t>";</w:t>
+      </w:r>
+    </w:p>
+    <w:p>
+      <w:pPr>
+        <w:spacing w:after="160"/>
+      </w:pPr>
+    </w:p>
+    <w:p>
+      <w:pPr>
+        <w:spacing w:after="160"/>
+      </w:pPr>
+      <w:proofErr w:type="spellStart"/>
+      <w:r>
+        <w:t>const</w:t>
+      </w:r>
+      <w:proofErr w:type="spellEnd"/>
+      <w:r>
+        <w:t xml:space="preserve"> </w:t>
+      </w:r>
+      <w:proofErr w:type="spellStart"/>
+      <w:r>
+        <w:t>TabelAction</w:t>
+      </w:r>
+      <w:proofErr w:type="spellEnd"/>
+      <w:r>
+        <w:t xml:space="preserve"> = </w:t>
+      </w:r>
+      <w:proofErr w:type="gramStart"/>
+      <w:r>
+        <w:t>({ id</w:t>
+      </w:r>
+      <w:proofErr w:type="gramEnd"/>
+      <w:r>
+        <w:t xml:space="preserve">, </w:t>
+      </w:r>
+      <w:proofErr w:type="spellStart"/>
+      <w:r>
+        <w:t>editPath</w:t>
+      </w:r>
+      <w:proofErr w:type="spellEnd"/>
+      <w:r>
+        <w:t xml:space="preserve"> }) =&gt; {</w:t>
+      </w:r>
+    </w:p>
+    <w:p>
+      <w:pPr>
+        <w:spacing w:after="160"/>
+      </w:pPr>
+      <w:r>
+        <w:t xml:space="preserve">    </w:t>
+      </w:r>
+      <w:proofErr w:type="spellStart"/>
+      <w:r>
+        <w:t>const</w:t>
+      </w:r>
+      <w:proofErr w:type="spellEnd"/>
+      <w:r>
+        <w:t xml:space="preserve"> navigate = </w:t>
+      </w:r>
+      <w:proofErr w:type="spellStart"/>
+      <w:proofErr w:type="gramStart"/>
+      <w:r>
+        <w:t>useNavigate</w:t>
+      </w:r>
+      <w:proofErr w:type="spellEnd"/>
+      <w:r>
+        <w:t>(</w:t>
+      </w:r>
+      <w:proofErr w:type="gramEnd"/>
+      <w:r>
+        <w:t>);</w:t>
+      </w:r>
+    </w:p>
+    <w:p>
+      <w:pPr>
+        <w:spacing w:after="160"/>
+      </w:pPr>
+    </w:p>
+    <w:p>
+      <w:pPr>
+        <w:spacing w:after="160"/>
+      </w:pPr>
+      <w:r>
+        <w:t xml:space="preserve">    </w:t>
+      </w:r>
+      <w:proofErr w:type="spellStart"/>
+      <w:r>
+        <w:t>const</w:t>
+      </w:r>
+      <w:proofErr w:type="spellEnd"/>
+      <w:r>
+        <w:t xml:space="preserve"> Edit = (id) =&gt; {</w:t>
+      </w:r>
+    </w:p>
+    <w:p>
+      <w:pPr>
+        <w:spacing w:after="160"/>
+      </w:pPr>
+      <w:r>
+        <w:t xml:space="preserve">        navigate(`${</w:t>
+      </w:r>
+      <w:proofErr w:type="spellStart"/>
+      <w:r>
+        <w:t>editPath</w:t>
+      </w:r>
+      <w:proofErr w:type="spellEnd"/>
+      <w:r>
+        <w:t>}/${id}`);</w:t>
+      </w:r>
+    </w:p>
+    <w:p>
+      <w:pPr>
+        <w:spacing w:after="160"/>
+      </w:pPr>
+      <w:r>
+        <w:t xml:space="preserve">    };</w:t>
+      </w:r>
+    </w:p>
+    <w:p>
+      <w:pPr>
+        <w:spacing w:after="160"/>
+      </w:pPr>
+    </w:p>
+    <w:p>
+      <w:pPr>
+        <w:spacing w:after="160"/>
+      </w:pPr>
+      <w:r>
+        <w:t xml:space="preserve">    return (</w:t>
+      </w:r>
+    </w:p>
+    <w:p>
+      <w:pPr>
+        <w:spacing w:after="160"/>
+      </w:pPr>
+      <w:r>
+        <w:t xml:space="preserve">        &lt;button </w:t>
+      </w:r>
+      <w:proofErr w:type="spellStart"/>
+      <w:r>
+        <w:t>onClick</w:t>
+      </w:r>
+      <w:proofErr w:type="spellEnd"/>
+      <w:proofErr w:type="gramStart"/>
+      <w:r>
+        <w:t>={</w:t>
+      </w:r>
+      <w:proofErr w:type="gramEnd"/>
+      <w:r>
+        <w:t>() =&gt; Edit(id)}&gt;</w:t>
+      </w:r>
+    </w:p>
+    <w:p>
+      <w:pPr>
+        <w:spacing w:after="160"/>
+      </w:pPr>
+      <w:r>
+        <w:t xml:space="preserve">            Edit</w:t>
+      </w:r>
+    </w:p>
+    <w:p>
+      <w:pPr>
+        <w:spacing w:after="160"/>
+      </w:pPr>
+      <w:r>
+        <w:t xml:space="preserve">        &lt;/button&gt;</w:t>
+      </w:r>
+    </w:p>
+    <w:p>
+      <w:pPr>
+        <w:spacing w:after="160"/>
+      </w:pPr>
+      <w:r>
+        <w:t xml:space="preserve">    );</w:t>
+      </w:r>
+    </w:p>
+    <w:p>
+      <w:pPr>
+        <w:spacing w:after="160"/>
+      </w:pPr>
+      <w:r>
+        <w:t>};</w:t>
+      </w:r>
+    </w:p>
+    <w:p>
+      <w:pPr>
+        <w:spacing w:after="160"/>
+      </w:pPr>
+      <w:r>
+        <w:rPr>
+          <w:b/>
+          <w:bCs/>
+        </w:rPr>
+        <w:t xml:space="preserve">Cara </w:t>
+      </w:r>
+      <w:proofErr w:type="spellStart"/>
+      <w:r>
+        <w:rPr>
+          <w:b/>
+          <w:bCs/>
+        </w:rPr>
+        <w:t>kerjanya</w:t>
+      </w:r>
+      <w:proofErr w:type="spellEnd"/>
+      <w:r>
+        <w:rPr>
+          <w:b/>
+          <w:bCs/>
+        </w:rPr>
+        <w:t>:</w:t>
+      </w:r>
+    </w:p>
+    <w:p>
+      <w:pPr>
+        <w:numPr>
+          <w:ilvl w:val="0"/>
+          <w:numId w:val="20"/>
+        </w:numPr>
+        <w:spacing w:after="160"/>
+      </w:pPr>
+      <w:proofErr w:type="spellStart"/>
+      <w:proofErr w:type="gramStart"/>
+      <w:r>
+        <w:t>useNavigate</w:t>
+      </w:r>
+      <w:proofErr w:type="spellEnd"/>
+      <w:r>
+        <w:t>(</w:t>
+      </w:r>
+      <w:proofErr w:type="gramEnd"/>
+      <w:r>
+        <w:t xml:space="preserve">) — </w:t>
+      </w:r>
+      <w:proofErr w:type="spellStart"/>
+      <w:r>
+        <w:t>menyediakan</w:t>
+      </w:r>
+      <w:proofErr w:type="spellEnd"/>
+      <w:r>
+        <w:t xml:space="preserve"> </w:t>
+      </w:r>
+      <w:proofErr w:type="spellStart"/>
+      <w:r>
+        <w:t>fungsi</w:t>
+      </w:r>
+      <w:proofErr w:type="spellEnd"/>
+      <w:r>
+        <w:t xml:space="preserve"> </w:t>
+      </w:r>
+      <w:proofErr w:type="spellStart"/>
+      <w:r>
+        <w:t>untuk</w:t>
+      </w:r>
+      <w:proofErr w:type="spellEnd"/>
+      <w:r>
+        <w:t xml:space="preserve"> </w:t>
+      </w:r>
+      <w:proofErr w:type="spellStart"/>
+      <w:r>
+        <w:t>berpindah</w:t>
+      </w:r>
+      <w:proofErr w:type="spellEnd"/>
+      <w:r>
+        <w:t xml:space="preserve"> URL.</w:t>
+      </w:r>
+    </w:p>
+    <w:p>
+      <w:pPr>
+        <w:numPr>
+          <w:ilvl w:val="0"/>
+          <w:numId w:val="20"/>
+        </w:numPr>
+        <w:spacing w:after="160"/>
+      </w:pPr>
+      <w:proofErr w:type="spellStart"/>
+      <w:r>
+        <w:t>editPath</w:t>
+      </w:r>
+      <w:proofErr w:type="spellEnd"/>
+      <w:r>
+        <w:t xml:space="preserve"> — </w:t>
+      </w:r>
+      <w:proofErr w:type="spellStart"/>
+      <w:r>
+        <w:t>variabel</w:t>
+      </w:r>
+      <w:proofErr w:type="spellEnd"/>
+      <w:r>
+        <w:t xml:space="preserve"> yang </w:t>
+      </w:r>
+      <w:proofErr w:type="spellStart"/>
+      <w:r>
+        <w:t>ditentukan</w:t>
+      </w:r>
+      <w:proofErr w:type="spellEnd"/>
+      <w:r>
+        <w:t xml:space="preserve"> </w:t>
+      </w:r>
+      <w:proofErr w:type="spellStart"/>
+      <w:r>
+        <w:t>sendiri</w:t>
+      </w:r>
+      <w:proofErr w:type="spellEnd"/>
+      <w:r>
+        <w:t xml:space="preserve"> </w:t>
+      </w:r>
+      <w:proofErr w:type="spellStart"/>
+      <w:r>
+        <w:t>untuk</w:t>
+      </w:r>
+      <w:proofErr w:type="spellEnd"/>
+      <w:r>
+        <w:t xml:space="preserve"> </w:t>
+      </w:r>
+      <w:proofErr w:type="spellStart"/>
+      <w:r>
+        <w:t>menyimpan</w:t>
+      </w:r>
+      <w:proofErr w:type="spellEnd"/>
+      <w:r>
+        <w:t xml:space="preserve"> path </w:t>
+      </w:r>
+      <w:proofErr w:type="spellStart"/>
+      <w:r>
+        <w:t>halaman</w:t>
+      </w:r>
+      <w:proofErr w:type="spellEnd"/>
+      <w:r>
+        <w:t xml:space="preserve"> edit.</w:t>
+      </w:r>
+    </w:p>
+    <w:p>
+      <w:pPr>
+        <w:numPr>
+          <w:ilvl w:val="0"/>
+          <w:numId w:val="20"/>
+        </w:numPr>
+        <w:spacing w:after="160"/>
+      </w:pPr>
+      <w:r>
+        <w:t xml:space="preserve">id — ID data yang </w:t>
+      </w:r>
+      <w:proofErr w:type="spellStart"/>
+      <w:r>
+        <w:t>akan</w:t>
+      </w:r>
+      <w:proofErr w:type="spellEnd"/>
+      <w:r>
+        <w:t xml:space="preserve"> </w:t>
+      </w:r>
+      <w:proofErr w:type="spellStart"/>
+      <w:r>
+        <w:t>diedit</w:t>
+      </w:r>
+      <w:proofErr w:type="spellEnd"/>
+      <w:r>
+        <w:t>.</w:t>
+      </w:r>
+    </w:p>
+    <w:p>
+      <w:pPr>
+        <w:numPr>
+          <w:ilvl w:val="0"/>
+          <w:numId w:val="20"/>
+        </w:numPr>
+        <w:spacing w:after="160"/>
+      </w:pPr>
+      <w:r>
+        <w:t>navigate(${</w:t>
+      </w:r>
+      <w:proofErr w:type="spellStart"/>
+      <w:r>
+        <w:t>editPath</w:t>
+      </w:r>
+      <w:proofErr w:type="spellEnd"/>
+      <w:r>
+        <w:t xml:space="preserve">}/${id}) — </w:t>
+      </w:r>
+      <w:proofErr w:type="spellStart"/>
+      <w:r>
+        <w:t>mengarahkan</w:t>
+      </w:r>
+      <w:proofErr w:type="spellEnd"/>
+      <w:r>
+        <w:t xml:space="preserve"> </w:t>
+      </w:r>
+      <w:proofErr w:type="spellStart"/>
+      <w:r>
+        <w:t>pengguna</w:t>
+      </w:r>
+      <w:proofErr w:type="spellEnd"/>
+      <w:r>
+        <w:t xml:space="preserve"> </w:t>
+      </w:r>
+      <w:proofErr w:type="spellStart"/>
+      <w:r>
+        <w:t>ke</w:t>
+      </w:r>
+      <w:proofErr w:type="spellEnd"/>
+      <w:r>
+        <w:t xml:space="preserve"> URL yang </w:t>
+      </w:r>
+      <w:proofErr w:type="spellStart"/>
+      <w:r>
+        <w:t>dibentuk</w:t>
+      </w:r>
+      <w:proofErr w:type="spellEnd"/>
+      <w:r>
+        <w:t xml:space="preserve"> </w:t>
+      </w:r>
+      <w:proofErr w:type="spellStart"/>
+      <w:r>
+        <w:t>dari</w:t>
+      </w:r>
+      <w:proofErr w:type="spellEnd"/>
+      <w:r>
+        <w:t xml:space="preserve"> path dan ID.</w:t>
+      </w:r>
+    </w:p>
+    <w:p>
+      <w:pPr>
+        <w:spacing w:after="160"/>
+      </w:pPr>
+      <w:proofErr w:type="spellStart"/>
+      <w:r>
+        <w:t>Contoh</w:t>
+      </w:r>
+      <w:proofErr w:type="spellEnd"/>
+      <w:r>
+        <w:t>:</w:t>
+      </w:r>
+    </w:p>
+    <w:p>
+      <w:pPr>
+        <w:spacing w:after="160"/>
+      </w:pPr>
+      <w:proofErr w:type="spellStart"/>
+      <w:r>
+        <w:t>editPath</w:t>
+      </w:r>
+      <w:proofErr w:type="spellEnd"/>
+      <w:r>
+        <w:t xml:space="preserve"> = "/</w:t>
+      </w:r>
+      <w:proofErr w:type="spellStart"/>
+      <w:r>
+        <w:t>edit_toko</w:t>
+      </w:r>
+      <w:proofErr w:type="spellEnd"/>
+      <w:r>
+        <w:t>"</w:t>
+      </w:r>
+    </w:p>
+    <w:p>
+      <w:pPr>
+        <w:spacing w:after="160"/>
+      </w:pPr>
+      <w:r>
+        <w:t>id = 11</w:t>
+      </w:r>
+    </w:p>
+    <w:p>
+      <w:pPr>
+        <w:spacing w:after="160"/>
+      </w:pPr>
+    </w:p>
+    <w:p>
+      <w:pPr>
+        <w:spacing w:after="160"/>
+      </w:pPr>
+      <w:r>
+        <w:t xml:space="preserve">URL </w:t>
+      </w:r>
+      <w:proofErr w:type="spellStart"/>
+      <w:r>
+        <w:t>hasil</w:t>
+      </w:r>
+      <w:proofErr w:type="spellEnd"/>
+      <w:r>
+        <w:t xml:space="preserve"> = "/</w:t>
+      </w:r>
+      <w:proofErr w:type="spellStart"/>
+      <w:r>
+        <w:t>edit_toko</w:t>
+      </w:r>
+      <w:proofErr w:type="spellEnd"/>
+      <w:r>
+        <w:t>/11"</w:t>
+      </w:r>
+    </w:p>
+    <w:p>
+      <w:pPr>
+        <w:spacing w:after="160"/>
+        <w:rPr>
+          <w:b/>
+          <w:bCs/>
+        </w:rPr>
+      </w:pPr>
+      <w:r>
+        <w:rPr>
+          <w:b/>
+          <w:bCs/>
+        </w:rPr>
+        <w:t xml:space="preserve">B. </w:t>
+      </w:r>
+      <w:proofErr w:type="spellStart"/>
+      <w:r>
+        <w:rPr>
+          <w:b/>
+          <w:bCs/>
+        </w:rPr>
+        <w:t>Mendaftarkan</w:t>
+      </w:r>
+      <w:proofErr w:type="spellEnd"/>
+      <w:r>
+        <w:rPr>
+          <w:b/>
+          <w:bCs/>
+        </w:rPr>
+        <w:t xml:space="preserve"> route</w:t>
+      </w:r>
+    </w:p>
+    <w:p>
+      <w:pPr>
+        <w:spacing w:after="160"/>
+      </w:pPr>
+      <w:r>
+        <w:t xml:space="preserve">File: </w:t>
+      </w:r>
+      <w:proofErr w:type="spellStart"/>
+      <w:r>
+        <w:t>App.jsx</w:t>
+      </w:r>
+      <w:proofErr w:type="spellEnd"/>
+      <w:r>
+        <w:t xml:space="preserve"> </w:t>
+      </w:r>
+      <w:proofErr w:type="spellStart"/>
+      <w:r>
+        <w:t>atau</w:t>
+      </w:r>
+      <w:proofErr w:type="spellEnd"/>
+      <w:r>
+        <w:t xml:space="preserve"> file router yang </w:t>
+      </w:r>
+      <w:proofErr w:type="spellStart"/>
+      <w:r>
+        <w:t>digunakan</w:t>
+      </w:r>
+      <w:proofErr w:type="spellEnd"/>
+      <w:r>
+        <w:t>.</w:t>
+      </w:r>
+    </w:p>
+    <w:p>
+      <w:pPr>
+        <w:spacing w:after="160"/>
+      </w:pPr>
+      <w:r>
+        <w:t xml:space="preserve">import </w:t>
+      </w:r>
+      <w:proofErr w:type="gramStart"/>
+      <w:r>
+        <w:t>{ Route</w:t>
+      </w:r>
+      <w:proofErr w:type="gramEnd"/>
+      <w:r>
+        <w:t>, Routes } from "react-router-</w:t>
+      </w:r>
+      <w:proofErr w:type="spellStart"/>
+      <w:r>
+        <w:t>dom</w:t>
+      </w:r>
+      <w:proofErr w:type="spellEnd"/>
+      <w:r>
+        <w:t>";</w:t>
+      </w:r>
+    </w:p>
+    <w:p>
+      <w:pPr>
+        <w:spacing w:after="160"/>
+      </w:pPr>
+      <w:r>
+        <w:t xml:space="preserve">import </w:t>
+      </w:r>
+      <w:proofErr w:type="spellStart"/>
+      <w:r>
+        <w:t>TokoEdit</w:t>
+      </w:r>
+      <w:proofErr w:type="spellEnd"/>
+      <w:r>
+        <w:t xml:space="preserve"> from </w:t>
+      </w:r>
+      <w:proofErr w:type="gramStart"/>
+      <w:r>
+        <w:t>"./</w:t>
+      </w:r>
+      <w:proofErr w:type="gramEnd"/>
+      <w:r>
+        <w:t>Pages/Toko/</w:t>
+      </w:r>
+      <w:proofErr w:type="spellStart"/>
+      <w:r>
+        <w:t>edit_toko</w:t>
+      </w:r>
+      <w:proofErr w:type="spellEnd"/>
+      <w:r>
+        <w:t>";</w:t>
+      </w:r>
+    </w:p>
+    <w:p>
+      <w:pPr>
+        <w:spacing w:after="160"/>
+      </w:pPr>
+    </w:p>
+    <w:p>
+      <w:pPr>
+        <w:spacing w:after="160"/>
+      </w:pPr>
+      <w:r>
+        <w:t>&lt;Routes&gt;</w:t>
+      </w:r>
+    </w:p>
+    <w:p>
+      <w:pPr>
+        <w:spacing w:after="160"/>
+      </w:pPr>
+      <w:r>
+        <w:t xml:space="preserve">    &lt;Route</w:t>
+      </w:r>
+    </w:p>
+    <w:p>
+      <w:pPr>
+        <w:spacing w:after="160"/>
+      </w:pPr>
+      <w:r>
+        <w:t xml:space="preserve">        path="/</w:t>
+      </w:r>
+      <w:proofErr w:type="spellStart"/>
+      <w:r>
+        <w:t>edit_toko</w:t>
+      </w:r>
+      <w:proofErr w:type="spellEnd"/>
+      <w:r>
+        <w:t>/:id"</w:t>
+      </w:r>
+    </w:p>
+    <w:p>
+      <w:pPr>
+        <w:spacing w:after="160"/>
+      </w:pPr>
+      <w:r>
+        <w:t xml:space="preserve">        element</w:t>
+      </w:r>
+      <w:proofErr w:type="gramStart"/>
+      <w:r>
+        <w:t>={</w:t>
+      </w:r>
+      <w:proofErr w:type="gramEnd"/>
+      <w:r>
+        <w:t>&lt;</w:t>
+      </w:r>
+      <w:proofErr w:type="spellStart"/>
+      <w:r>
+        <w:t>TokoEdit</w:t>
+      </w:r>
+      <w:proofErr w:type="spellEnd"/>
+      <w:r>
+        <w:t xml:space="preserve"> /&gt;}</w:t>
+      </w:r>
+    </w:p>
+    <w:p>
+      <w:pPr>
+        <w:spacing w:after="160"/>
+      </w:pPr>
+      <w:r>
+        <w:lastRenderedPageBreak/>
+        <w:t xml:space="preserve">    /&gt;</w:t>
+      </w:r>
+    </w:p>
+    <w:p>
+      <w:pPr>
+        <w:spacing w:after="160"/>
+      </w:pPr>
+      <w:r>
+        <w:t>&lt;/Routes&gt;</w:t>
+      </w:r>
+    </w:p>
+    <w:p>
+      <w:pPr>
+        <w:spacing w:after="160"/>
+      </w:pPr>
+      <w:r>
+        <w:rPr>
+          <w:b/>
+          <w:bCs/>
+        </w:rPr>
+        <w:t xml:space="preserve">Cara </w:t>
+      </w:r>
+      <w:proofErr w:type="spellStart"/>
+      <w:r>
+        <w:rPr>
+          <w:b/>
+          <w:bCs/>
+        </w:rPr>
+        <w:t>kerjanya</w:t>
+      </w:r>
+      <w:proofErr w:type="spellEnd"/>
+      <w:r>
+        <w:rPr>
+          <w:b/>
+          <w:bCs/>
+        </w:rPr>
+        <w:t>:</w:t>
+      </w:r>
+    </w:p>
+    <w:p>
+      <w:pPr>
+        <w:numPr>
+          <w:ilvl w:val="0"/>
+          <w:numId w:val="21"/>
+        </w:numPr>
+        <w:spacing w:after="160"/>
+      </w:pPr>
+      <w:r>
+        <w:t>path="/</w:t>
+      </w:r>
+      <w:proofErr w:type="spellStart"/>
+      <w:r>
+        <w:t>edit_toko</w:t>
+      </w:r>
+      <w:proofErr w:type="spellEnd"/>
+      <w:r>
+        <w:t xml:space="preserve">/:id" — </w:t>
+      </w:r>
+      <w:proofErr w:type="spellStart"/>
+      <w:r>
+        <w:t>menentukan</w:t>
+      </w:r>
+      <w:proofErr w:type="spellEnd"/>
+      <w:r>
+        <w:t xml:space="preserve"> </w:t>
+      </w:r>
+      <w:proofErr w:type="spellStart"/>
+      <w:r>
+        <w:t>pola</w:t>
+      </w:r>
+      <w:proofErr w:type="spellEnd"/>
+      <w:r>
+        <w:t xml:space="preserve"> URL </w:t>
+      </w:r>
+      <w:proofErr w:type="spellStart"/>
+      <w:r>
+        <w:t>halaman</w:t>
+      </w:r>
+      <w:proofErr w:type="spellEnd"/>
+      <w:r>
+        <w:t xml:space="preserve"> edit.</w:t>
+      </w:r>
+    </w:p>
+    <w:p>
+      <w:pPr>
+        <w:numPr>
+          <w:ilvl w:val="0"/>
+          <w:numId w:val="21"/>
+        </w:numPr>
+        <w:spacing w:after="160"/>
+      </w:pPr>
+      <w:r>
+        <w:t xml:space="preserve">:id — parameter </w:t>
+      </w:r>
+      <w:proofErr w:type="spellStart"/>
+      <w:r>
+        <w:t>dinamis</w:t>
+      </w:r>
+      <w:proofErr w:type="spellEnd"/>
+      <w:r>
+        <w:t xml:space="preserve"> yang </w:t>
+      </w:r>
+      <w:proofErr w:type="spellStart"/>
+      <w:r>
+        <w:t>nilainya</w:t>
+      </w:r>
+      <w:proofErr w:type="spellEnd"/>
+      <w:r>
+        <w:t xml:space="preserve"> </w:t>
+      </w:r>
+      <w:proofErr w:type="spellStart"/>
+      <w:r>
+        <w:t>mengikuti</w:t>
+      </w:r>
+      <w:proofErr w:type="spellEnd"/>
+      <w:r>
+        <w:t xml:space="preserve"> ID pada URL.</w:t>
+      </w:r>
+    </w:p>
+    <w:p>
+      <w:pPr>
+        <w:numPr>
+          <w:ilvl w:val="0"/>
+          <w:numId w:val="21"/>
+        </w:numPr>
+        <w:spacing w:after="160"/>
+      </w:pPr>
+      <w:r>
+        <w:t>element</w:t>
+      </w:r>
+      <w:proofErr w:type="gramStart"/>
+      <w:r>
+        <w:t>={</w:t>
+      </w:r>
+      <w:proofErr w:type="gramEnd"/>
+      <w:r>
+        <w:t>&lt;</w:t>
+      </w:r>
+      <w:proofErr w:type="spellStart"/>
+      <w:r>
+        <w:t>TokoEdit</w:t>
+      </w:r>
+      <w:proofErr w:type="spellEnd"/>
+      <w:r>
+        <w:t xml:space="preserve"> /&gt;} — </w:t>
+      </w:r>
+      <w:proofErr w:type="spellStart"/>
+      <w:r>
+        <w:t>menentukan</w:t>
+      </w:r>
+      <w:proofErr w:type="spellEnd"/>
+      <w:r>
+        <w:t xml:space="preserve"> </w:t>
+      </w:r>
+      <w:proofErr w:type="spellStart"/>
+      <w:r>
+        <w:t>komponen</w:t>
+      </w:r>
+      <w:proofErr w:type="spellEnd"/>
+      <w:r>
+        <w:t xml:space="preserve"> yang </w:t>
+      </w:r>
+      <w:proofErr w:type="spellStart"/>
+      <w:r>
+        <w:t>ditampilkan</w:t>
+      </w:r>
+      <w:proofErr w:type="spellEnd"/>
+      <w:r>
+        <w:t xml:space="preserve"> </w:t>
+      </w:r>
+      <w:proofErr w:type="spellStart"/>
+      <w:r>
+        <w:t>ketika</w:t>
+      </w:r>
+      <w:proofErr w:type="spellEnd"/>
+      <w:r>
+        <w:t xml:space="preserve"> URL </w:t>
+      </w:r>
+      <w:proofErr w:type="spellStart"/>
+      <w:r>
+        <w:t>cocok</w:t>
+      </w:r>
+      <w:proofErr w:type="spellEnd"/>
+      <w:r>
+        <w:t>.</w:t>
+      </w:r>
+    </w:p>
+    <w:p>
+      <w:pPr>
+        <w:spacing w:after="160"/>
+      </w:pPr>
+      <w:r>
+        <w:t xml:space="preserve">Jika route </w:t>
+      </w:r>
+      <w:proofErr w:type="spellStart"/>
+      <w:r>
+        <w:t>tersebut</w:t>
+      </w:r>
+      <w:proofErr w:type="spellEnd"/>
+      <w:r>
+        <w:t xml:space="preserve"> </w:t>
+      </w:r>
+      <w:proofErr w:type="spellStart"/>
+      <w:r>
+        <w:t>berada</w:t>
+      </w:r>
+      <w:proofErr w:type="spellEnd"/>
+      <w:r>
+        <w:t xml:space="preserve"> </w:t>
+      </w:r>
+      <w:proofErr w:type="spellStart"/>
+      <w:r>
+        <w:t>dalam</w:t>
+      </w:r>
+      <w:proofErr w:type="spellEnd"/>
+      <w:r>
+        <w:t xml:space="preserve"> </w:t>
+      </w:r>
+      <w:proofErr w:type="spellStart"/>
+      <w:r>
+        <w:t>struktur</w:t>
+      </w:r>
+      <w:proofErr w:type="spellEnd"/>
+      <w:r>
+        <w:t xml:space="preserve"> Routes yang </w:t>
+      </w:r>
+      <w:proofErr w:type="spellStart"/>
+      <w:r>
+        <w:t>sudah</w:t>
+      </w:r>
+      <w:proofErr w:type="spellEnd"/>
+      <w:r>
+        <w:t xml:space="preserve"> </w:t>
+      </w:r>
+      <w:proofErr w:type="spellStart"/>
+      <w:r>
+        <w:t>ada</w:t>
+      </w:r>
+      <w:proofErr w:type="spellEnd"/>
+      <w:r>
+        <w:t xml:space="preserve">, </w:t>
+      </w:r>
+      <w:proofErr w:type="spellStart"/>
+      <w:r>
+        <w:t>tambahkan</w:t>
+      </w:r>
+      <w:proofErr w:type="spellEnd"/>
+      <w:r>
+        <w:t xml:space="preserve"> Route </w:t>
+      </w:r>
+      <w:proofErr w:type="spellStart"/>
+      <w:r>
+        <w:t>ke</w:t>
+      </w:r>
+      <w:proofErr w:type="spellEnd"/>
+      <w:r>
+        <w:t xml:space="preserve"> </w:t>
+      </w:r>
+      <w:proofErr w:type="spellStart"/>
+      <w:r>
+        <w:t>struktur</w:t>
+      </w:r>
+      <w:proofErr w:type="spellEnd"/>
+      <w:r>
+        <w:t xml:space="preserve"> </w:t>
+      </w:r>
+      <w:proofErr w:type="spellStart"/>
+      <w:r>
+        <w:t>tersebut</w:t>
+      </w:r>
+      <w:proofErr w:type="spellEnd"/>
+      <w:r>
+        <w:t xml:space="preserve">. Jika </w:t>
+      </w:r>
+      <w:proofErr w:type="spellStart"/>
+      <w:r>
+        <w:t>halaman</w:t>
+      </w:r>
+      <w:proofErr w:type="spellEnd"/>
+      <w:r>
+        <w:t xml:space="preserve"> edit </w:t>
+      </w:r>
+      <w:proofErr w:type="spellStart"/>
+      <w:r>
+        <w:t>perlu</w:t>
+      </w:r>
+      <w:proofErr w:type="spellEnd"/>
+      <w:r>
+        <w:t xml:space="preserve"> </w:t>
+      </w:r>
+      <w:proofErr w:type="spellStart"/>
+      <w:r>
+        <w:t>mempertahankan</w:t>
+      </w:r>
+      <w:proofErr w:type="spellEnd"/>
+      <w:r>
+        <w:t xml:space="preserve"> sidebar, </w:t>
+      </w:r>
+      <w:proofErr w:type="spellStart"/>
+      <w:r>
+        <w:t>tempatkan</w:t>
+      </w:r>
+      <w:proofErr w:type="spellEnd"/>
+      <w:r>
+        <w:t xml:space="preserve"> route di </w:t>
+      </w:r>
+      <w:proofErr w:type="spellStart"/>
+      <w:r>
+        <w:t>dalam</w:t>
+      </w:r>
+      <w:proofErr w:type="spellEnd"/>
+      <w:r>
+        <w:t xml:space="preserve"> layout route yang </w:t>
+      </w:r>
+      <w:proofErr w:type="spellStart"/>
+      <w:r>
+        <w:t>sesuai</w:t>
+      </w:r>
+      <w:proofErr w:type="spellEnd"/>
+      <w:r>
+        <w:t>.</w:t>
+      </w:r>
+    </w:p>
+    <w:p>
+      <w:pPr>
+        <w:spacing w:after="160"/>
+        <w:rPr>
+          <w:b/>
+          <w:bCs/>
+        </w:rPr>
+      </w:pPr>
+      <w:r>
+        <w:rPr>
+          <w:b/>
+          <w:bCs/>
+        </w:rPr>
+        <w:t xml:space="preserve">C. </w:t>
+      </w:r>
+      <w:proofErr w:type="spellStart"/>
+      <w:r>
+        <w:rPr>
+          <w:b/>
+          <w:bCs/>
+        </w:rPr>
+        <w:t>Mengambil</w:t>
+      </w:r>
+      <w:proofErr w:type="spellEnd"/>
+      <w:r>
+        <w:rPr>
+          <w:b/>
+          <w:bCs/>
+        </w:rPr>
+        <w:t xml:space="preserve"> ID </w:t>
+      </w:r>
+      <w:proofErr w:type="spellStart"/>
+      <w:r>
+        <w:rPr>
+          <w:b/>
+          <w:bCs/>
+        </w:rPr>
+        <w:t>dari</w:t>
+      </w:r>
+      <w:proofErr w:type="spellEnd"/>
+      <w:r>
+        <w:rPr>
+          <w:b/>
+          <w:bCs/>
+        </w:rPr>
+        <w:t xml:space="preserve"> URL</w:t>
+      </w:r>
+    </w:p>
+    <w:p>
+      <w:pPr>
+        <w:spacing w:after="160"/>
+      </w:pPr>
+      <w:r>
+        <w:t xml:space="preserve">Di </w:t>
+      </w:r>
+      <w:proofErr w:type="spellStart"/>
+      <w:r>
+        <w:t>dalam</w:t>
+      </w:r>
+      <w:proofErr w:type="spellEnd"/>
+      <w:r>
+        <w:t xml:space="preserve"> </w:t>
+      </w:r>
+      <w:proofErr w:type="spellStart"/>
+      <w:r>
+        <w:t>komponen</w:t>
+      </w:r>
+      <w:proofErr w:type="spellEnd"/>
+      <w:r>
+        <w:t xml:space="preserve"> </w:t>
+      </w:r>
+      <w:proofErr w:type="spellStart"/>
+      <w:r>
+        <w:t>TokoEdit</w:t>
+      </w:r>
+      <w:proofErr w:type="spellEnd"/>
+      <w:r>
+        <w:t xml:space="preserve">, </w:t>
+      </w:r>
+      <w:proofErr w:type="spellStart"/>
+      <w:r>
+        <w:t>gunakan</w:t>
+      </w:r>
+      <w:proofErr w:type="spellEnd"/>
+      <w:r>
+        <w:t xml:space="preserve"> </w:t>
+      </w:r>
+      <w:proofErr w:type="spellStart"/>
+      <w:proofErr w:type="gramStart"/>
+      <w:r>
+        <w:t>useParams</w:t>
+      </w:r>
+      <w:proofErr w:type="spellEnd"/>
+      <w:r>
+        <w:t>(</w:t>
+      </w:r>
+      <w:proofErr w:type="gramEnd"/>
+      <w:r>
+        <w:t>)</w:t>
+      </w:r>
+    </w:p>
+    <w:p/>
     <w:sectPr>
       <w:pgSz w:w="11906" w:h="16838"/>
       <w:pgMar w:top="1440" w:right="1440" w:bottom="1440" w:left="1440" w:header="708" w:footer="708" w:gutter="0"/>
@@ -10642,6 +13041,119 @@
     </w:lvl>
   </w:abstractNum>
   <w:abstractNum w:abstractNumId="3" w15:restartNumberingAfterBreak="0">
+    <w:nsid w:val="1CA806D0"/>
+    <w:multiLevelType w:val="multilevel"/>
+    <w:tmpl w:val="EF0E8888"/>
+    <w:lvl w:ilvl="0">
+      <w:start w:val="1"/>
+      <w:numFmt w:val="decimal"/>
+      <w:lvlText w:val="%1."/>
+      <w:lvlJc w:val="left"/>
+      <w:pPr>
+        <w:tabs>
+          <w:tab w:val="num" w:pos="720"/>
+        </w:tabs>
+        <w:ind w:left="720" w:hanging="360"/>
+      </w:pPr>
+    </w:lvl>
+    <w:lvl w:ilvl="1" w:tentative="1">
+      <w:start w:val="1"/>
+      <w:numFmt w:val="decimal"/>
+      <w:lvlText w:val="%2."/>
+      <w:lvlJc w:val="left"/>
+      <w:pPr>
+        <w:tabs>
+          <w:tab w:val="num" w:pos="1440"/>
+        </w:tabs>
+        <w:ind w:left="1440" w:hanging="360"/>
+      </w:pPr>
+    </w:lvl>
+    <w:lvl w:ilvl="2" w:tentative="1">
+      <w:start w:val="1"/>
+      <w:numFmt w:val="decimal"/>
+      <w:lvlText w:val="%3."/>
+      <w:lvlJc w:val="left"/>
+      <w:pPr>
+        <w:tabs>
+          <w:tab w:val="num" w:pos="2160"/>
+        </w:tabs>
+        <w:ind w:left="2160" w:hanging="360"/>
+      </w:pPr>
+    </w:lvl>
+    <w:lvl w:ilvl="3" w:tentative="1">
+      <w:start w:val="1"/>
+      <w:numFmt w:val="decimal"/>
+      <w:lvlText w:val="%4."/>
+      <w:lvlJc w:val="left"/>
+      <w:pPr>
+        <w:tabs>
+          <w:tab w:val="num" w:pos="2880"/>
+        </w:tabs>
+        <w:ind w:left="2880" w:hanging="360"/>
+      </w:pPr>
+    </w:lvl>
+    <w:lvl w:ilvl="4" w:tentative="1">
+      <w:start w:val="1"/>
+      <w:numFmt w:val="decimal"/>
+      <w:lvlText w:val="%5."/>
+      <w:lvlJc w:val="left"/>
+      <w:pPr>
+        <w:tabs>
+          <w:tab w:val="num" w:pos="3600"/>
+        </w:tabs>
+        <w:ind w:left="3600" w:hanging="360"/>
+      </w:pPr>
+    </w:lvl>
+    <w:lvl w:ilvl="5" w:tentative="1">
+      <w:start w:val="1"/>
+      <w:numFmt w:val="decimal"/>
+      <w:lvlText w:val="%6."/>
+      <w:lvlJc w:val="left"/>
+      <w:pPr>
+        <w:tabs>
+          <w:tab w:val="num" w:pos="4320"/>
+        </w:tabs>
+        <w:ind w:left="4320" w:hanging="360"/>
+      </w:pPr>
+    </w:lvl>
+    <w:lvl w:ilvl="6" w:tentative="1">
+      <w:start w:val="1"/>
+      <w:numFmt w:val="decimal"/>
+      <w:lvlText w:val="%7."/>
+      <w:lvlJc w:val="left"/>
+      <w:pPr>
+        <w:tabs>
+          <w:tab w:val="num" w:pos="5040"/>
+        </w:tabs>
+        <w:ind w:left="5040" w:hanging="360"/>
+      </w:pPr>
+    </w:lvl>
+    <w:lvl w:ilvl="7" w:tentative="1">
+      <w:start w:val="1"/>
+      <w:numFmt w:val="decimal"/>
+      <w:lvlText w:val="%8."/>
+      <w:lvlJc w:val="left"/>
+      <w:pPr>
+        <w:tabs>
+          <w:tab w:val="num" w:pos="5760"/>
+        </w:tabs>
+        <w:ind w:left="5760" w:hanging="360"/>
+      </w:pPr>
+    </w:lvl>
+    <w:lvl w:ilvl="8" w:tentative="1">
+      <w:start w:val="1"/>
+      <w:numFmt w:val="decimal"/>
+      <w:lvlText w:val="%9."/>
+      <w:lvlJc w:val="left"/>
+      <w:pPr>
+        <w:tabs>
+          <w:tab w:val="num" w:pos="6480"/>
+        </w:tabs>
+        <w:ind w:left="6480" w:hanging="360"/>
+      </w:pPr>
+    </w:lvl>
+  </w:abstractNum>
+  <w:abstractNum w:abstractNumId="4" w15:restartNumberingAfterBreak="0">
     <w:nsid w:val="3C775343"/>
     <w:multiLevelType w:val="hybridMultilevel"/>
     <w:tmpl w:val="49D49A96"/>
@@ -10754,7 +13266,7 @@
       </w:rPr>
     </w:lvl>
   </w:abstractNum>
-  <w:abstractNum w:abstractNumId="4" w15:restartNumberingAfterBreak="0">
+  <w:abstractNum w:abstractNumId="5" w15:restartNumberingAfterBreak="0">
     <w:nsid w:val="448A33C0"/>
     <w:multiLevelType w:val="hybridMultilevel"/>
     <w:tmpl w:val="317480B4"/>
@@ -10867,7 +13379,7 @@
       </w:rPr>
     </w:lvl>
   </w:abstractNum>
-  <w:abstractNum w:abstractNumId="5" w15:restartNumberingAfterBreak="0">
+  <w:abstractNum w:abstractNumId="6" w15:restartNumberingAfterBreak="0">
     <w:nsid w:val="45C319CC"/>
     <w:multiLevelType w:val="hybridMultilevel"/>
     <w:tmpl w:val="B0F8A4CC"/>
@@ -10980,7 +13492,7 @@
       </w:rPr>
     </w:lvl>
   </w:abstractNum>
-  <w:abstractNum w:abstractNumId="6" w15:restartNumberingAfterBreak="0">
+  <w:abstractNum w:abstractNumId="7" w15:restartNumberingAfterBreak="0">
     <w:nsid w:val="4C8E1B17"/>
     <w:multiLevelType w:val="hybridMultilevel"/>
     <w:tmpl w:val="EA902052"/>
@@ -11093,7 +13605,7 @@
       </w:rPr>
     </w:lvl>
   </w:abstractNum>
-  <w:abstractNum w:abstractNumId="7" w15:restartNumberingAfterBreak="0">
+  <w:abstractNum w:abstractNumId="8" w15:restartNumberingAfterBreak="0">
     <w:nsid w:val="4F88531F"/>
     <w:multiLevelType w:val="hybridMultilevel"/>
     <w:tmpl w:val="30BE7116"/>
@@ -11206,7 +13718,305 @@
       </w:rPr>
     </w:lvl>
   </w:abstractNum>
-  <w:abstractNum w:abstractNumId="8" w15:restartNumberingAfterBreak="0">
+  <w:abstractNum w:abstractNumId="9" w15:restartNumberingAfterBreak="0">
+    <w:nsid w:val="5432423C"/>
+    <w:multiLevelType w:val="multilevel"/>
+    <w:tmpl w:val="8026B06E"/>
+    <w:lvl w:ilvl="0">
+      <w:start w:val="1"/>
+      <w:numFmt w:val="bullet"/>
+      <w:lvlText w:val=""/>
+      <w:lvlJc w:val="left"/>
+      <w:pPr>
+        <w:tabs>
+          <w:tab w:val="num" w:pos="720"/>
+        </w:tabs>
+        <w:ind w:left="720" w:hanging="360"/>
+      </w:pPr>
+      <w:rPr>
+        <w:rFonts w:ascii="Symbol" w:hAnsi="Symbol" w:hint="default"/>
+        <w:sz w:val="20"/>
+      </w:rPr>
+    </w:lvl>
+    <w:lvl w:ilvl="1" w:tentative="1">
+      <w:start w:val="1"/>
+      <w:numFmt w:val="bullet"/>
+      <w:lvlText w:val="o"/>
+      <w:lvlJc w:val="left"/>
+      <w:pPr>
+        <w:tabs>
+          <w:tab w:val="num" w:pos="1440"/>
+        </w:tabs>
+        <w:ind w:left="1440" w:hanging="360"/>
+      </w:pPr>
+      <w:rPr>
+        <w:rFonts w:ascii="Courier New" w:hAnsi="Courier New" w:hint="default"/>
+        <w:sz w:val="20"/>
+      </w:rPr>
+    </w:lvl>
+    <w:lvl w:ilvl="2" w:tentative="1">
+      <w:start w:val="1"/>
+      <w:numFmt w:val="bullet"/>
+      <w:lvlText w:val=""/>
+      <w:lvlJc w:val="left"/>
+      <w:pPr>
+        <w:tabs>
+          <w:tab w:val="num" w:pos="2160"/>
+        </w:tabs>
+        <w:ind w:left="2160" w:hanging="360"/>
+      </w:pPr>
+      <w:rPr>
+        <w:rFonts w:ascii="Wingdings" w:hAnsi="Wingdings" w:hint="default"/>
+        <w:sz w:val="20"/>
+      </w:rPr>
+    </w:lvl>
+    <w:lvl w:ilvl="3" w:tentative="1">
+      <w:start w:val="1"/>
+      <w:numFmt w:val="bullet"/>
+      <w:lvlText w:val=""/>
+      <w:lvlJc w:val="left"/>
+      <w:pPr>
+        <w:tabs>
+          <w:tab w:val="num" w:pos="2880"/>
+        </w:tabs>
+        <w:ind w:left="2880" w:hanging="360"/>
+      </w:pPr>
+      <w:rPr>
+        <w:rFonts w:ascii="Wingdings" w:hAnsi="Wingdings" w:hint="default"/>
+        <w:sz w:val="20"/>
+      </w:rPr>
+    </w:lvl>
+    <w:lvl w:ilvl="4" w:tentative="1">
+      <w:start w:val="1"/>
+      <w:numFmt w:val="bullet"/>
+      <w:lvlText w:val=""/>
+      <w:lvlJc w:val="left"/>
+      <w:pPr>
+        <w:tabs>
+          <w:tab w:val="num" w:pos="3600"/>
+        </w:tabs>
+        <w:ind w:left="3600" w:hanging="360"/>
+      </w:pPr>
+      <w:rPr>
+        <w:rFonts w:ascii="Wingdings" w:hAnsi="Wingdings" w:hint="default"/>
+        <w:sz w:val="20"/>
+      </w:rPr>
+    </w:lvl>
+    <w:lvl w:ilvl="5" w:tentative="1">
+      <w:start w:val="1"/>
+      <w:numFmt w:val="bullet"/>
+      <w:lvlText w:val=""/>
+      <w:lvlJc w:val="left"/>
+      <w:pPr>
+        <w:tabs>
+          <w:tab w:val="num" w:pos="4320"/>
+        </w:tabs>
+        <w:ind w:left="4320" w:hanging="360"/>
+      </w:pPr>
+      <w:rPr>
+        <w:rFonts w:ascii="Wingdings" w:hAnsi="Wingdings" w:hint="default"/>
+        <w:sz w:val="20"/>
+      </w:rPr>
+    </w:lvl>
+    <w:lvl w:ilvl="6" w:tentative="1">
+      <w:start w:val="1"/>
+      <w:numFmt w:val="bullet"/>
+      <w:lvlText w:val=""/>
+      <w:lvlJc w:val="left"/>
+      <w:pPr>
+        <w:tabs>
+          <w:tab w:val="num" w:pos="5040"/>
+        </w:tabs>
+        <w:ind w:left="5040" w:hanging="360"/>
+      </w:pPr>
+      <w:rPr>
+        <w:rFonts w:ascii="Wingdings" w:hAnsi="Wingdings" w:hint="default"/>
+        <w:sz w:val="20"/>
+      </w:rPr>
+    </w:lvl>
+    <w:lvl w:ilvl="7" w:tentative="1">
+      <w:start w:val="1"/>
+      <w:numFmt w:val="bullet"/>
+      <w:lvlText w:val=""/>
+      <w:lvlJc w:val="left"/>
+      <w:pPr>
+        <w:tabs>
+          <w:tab w:val="num" w:pos="5760"/>
+        </w:tabs>
+        <w:ind w:left="5760" w:hanging="360"/>
+      </w:pPr>
+      <w:rPr>
+        <w:rFonts w:ascii="Wingdings" w:hAnsi="Wingdings" w:hint="default"/>
+        <w:sz w:val="20"/>
+      </w:rPr>
+    </w:lvl>
+    <w:lvl w:ilvl="8" w:tentative="1">
+      <w:start w:val="1"/>
+      <w:numFmt w:val="bullet"/>
+      <w:lvlText w:val=""/>
+      <w:lvlJc w:val="left"/>
+      <w:pPr>
+        <w:tabs>
+          <w:tab w:val="num" w:pos="6480"/>
+        </w:tabs>
+        <w:ind w:left="6480" w:hanging="360"/>
+      </w:pPr>
+      <w:rPr>
+        <w:rFonts w:ascii="Wingdings" w:hAnsi="Wingdings" w:hint="default"/>
+        <w:sz w:val="20"/>
+      </w:rPr>
+    </w:lvl>
+  </w:abstractNum>
+  <w:abstractNum w:abstractNumId="10" w15:restartNumberingAfterBreak="0">
+    <w:nsid w:val="54A74F6E"/>
+    <w:multiLevelType w:val="multilevel"/>
+    <w:tmpl w:val="C9F662FE"/>
+    <w:lvl w:ilvl="0">
+      <w:start w:val="1"/>
+      <w:numFmt w:val="bullet"/>
+      <w:lvlText w:val=""/>
+      <w:lvlJc w:val="left"/>
+      <w:pPr>
+        <w:tabs>
+          <w:tab w:val="num" w:pos="720"/>
+        </w:tabs>
+        <w:ind w:left="720" w:hanging="360"/>
+      </w:pPr>
+      <w:rPr>
+        <w:rFonts w:ascii="Symbol" w:hAnsi="Symbol" w:hint="default"/>
+        <w:sz w:val="20"/>
+      </w:rPr>
+    </w:lvl>
+    <w:lvl w:ilvl="1" w:tentative="1">
+      <w:start w:val="1"/>
+      <w:numFmt w:val="bullet"/>
+      <w:lvlText w:val="o"/>
+      <w:lvlJc w:val="left"/>
+      <w:pPr>
+        <w:tabs>
+          <w:tab w:val="num" w:pos="1440"/>
+        </w:tabs>
+        <w:ind w:left="1440" w:hanging="360"/>
+      </w:pPr>
+      <w:rPr>
+        <w:rFonts w:ascii="Courier New" w:hAnsi="Courier New" w:hint="default"/>
+        <w:sz w:val="20"/>
+      </w:rPr>
+    </w:lvl>
+    <w:lvl w:ilvl="2" w:tentative="1">
+      <w:start w:val="1"/>
+      <w:numFmt w:val="bullet"/>
+      <w:lvlText w:val=""/>
+      <w:lvlJc w:val="left"/>
+      <w:pPr>
+        <w:tabs>
+          <w:tab w:val="num" w:pos="2160"/>
+        </w:tabs>
+        <w:ind w:left="2160" w:hanging="360"/>
+      </w:pPr>
+      <w:rPr>
+        <w:rFonts w:ascii="Wingdings" w:hAnsi="Wingdings" w:hint="default"/>
+        <w:sz w:val="20"/>
+      </w:rPr>
+    </w:lvl>
+    <w:lvl w:ilvl="3" w:tentative="1">
+      <w:start w:val="1"/>
+      <w:numFmt w:val="bullet"/>
+      <w:lvlText w:val=""/>
+      <w:lvlJc w:val="left"/>
+      <w:pPr>
+        <w:tabs>
+          <w:tab w:val="num" w:pos="2880"/>
+        </w:tabs>
+        <w:ind w:left="2880" w:hanging="360"/>
+      </w:pPr>
+      <w:rPr>
+        <w:rFonts w:ascii="Wingdings" w:hAnsi="Wingdings" w:hint="default"/>
+        <w:sz w:val="20"/>
+      </w:rPr>
+    </w:lvl>
+    <w:lvl w:ilvl="4" w:tentative="1">
+      <w:start w:val="1"/>
+      <w:numFmt w:val="bullet"/>
+      <w:lvlText w:val=""/>
+      <w:lvlJc w:val="left"/>
+      <w:pPr>
+        <w:tabs>
+          <w:tab w:val="num" w:pos="3600"/>
+        </w:tabs>
+        <w:ind w:left="3600" w:hanging="360"/>
+      </w:pPr>
+      <w:rPr>
+        <w:rFonts w:ascii="Wingdings" w:hAnsi="Wingdings" w:hint="default"/>
+        <w:sz w:val="20"/>
+      </w:rPr>
+    </w:lvl>
+    <w:lvl w:ilvl="5" w:tentative="1">
+      <w:start w:val="1"/>
+      <w:numFmt w:val="bullet"/>
+      <w:lvlText w:val=""/>
+      <w:lvlJc w:val="left"/>
+      <w:pPr>
+        <w:tabs>
+          <w:tab w:val="num" w:pos="4320"/>
+        </w:tabs>
+        <w:ind w:left="4320" w:hanging="360"/>
+      </w:pPr>
+      <w:rPr>
+        <w:rFonts w:ascii="Wingdings" w:hAnsi="Wingdings" w:hint="default"/>
+        <w:sz w:val="20"/>
+      </w:rPr>
+    </w:lvl>
+    <w:lvl w:ilvl="6" w:tentative="1">
+      <w:start w:val="1"/>
+      <w:numFmt w:val="bullet"/>
+      <w:lvlText w:val=""/>
+      <w:lvlJc w:val="left"/>
+      <w:pPr>
+        <w:tabs>
+          <w:tab w:val="num" w:pos="5040"/>
+        </w:tabs>
+        <w:ind w:left="5040" w:hanging="360"/>
+      </w:pPr>
+      <w:rPr>
+        <w:rFonts w:ascii="Wingdings" w:hAnsi="Wingdings" w:hint="default"/>
+        <w:sz w:val="20"/>
+      </w:rPr>
+    </w:lvl>
+    <w:lvl w:ilvl="7" w:tentative="1">
+      <w:start w:val="1"/>
+      <w:numFmt w:val="bullet"/>
+      <w:lvlText w:val=""/>
+      <w:lvlJc w:val="left"/>
+      <w:pPr>
+        <w:tabs>
+          <w:tab w:val="num" w:pos="5760"/>
+        </w:tabs>
+        <w:ind w:left="5760" w:hanging="360"/>
+      </w:pPr>
+      <w:rPr>
+        <w:rFonts w:ascii="Wingdings" w:hAnsi="Wingdings" w:hint="default"/>
+        <w:sz w:val="20"/>
+      </w:rPr>
+    </w:lvl>
+    <w:lvl w:ilvl="8" w:tentative="1">
+      <w:start w:val="1"/>
+      <w:numFmt w:val="bullet"/>
+      <w:lvlText w:val=""/>
+      <w:lvlJc w:val="left"/>
+      <w:pPr>
+        <w:tabs>
+          <w:tab w:val="num" w:pos="6480"/>
+        </w:tabs>
+        <w:ind w:left="6480" w:hanging="360"/>
+      </w:pPr>
+      <w:rPr>
+        <w:rFonts w:ascii="Wingdings" w:hAnsi="Wingdings" w:hint="default"/>
+        <w:sz w:val="20"/>
+      </w:rPr>
+    </w:lvl>
+  </w:abstractNum>
+  <w:abstractNum w:abstractNumId="11" w15:restartNumberingAfterBreak="0">
     <w:nsid w:val="5CA45A28"/>
     <w:multiLevelType w:val="hybridMultilevel"/>
     <w:tmpl w:val="D7C4270A"/>
@@ -11319,7 +14129,156 @@
       </w:rPr>
     </w:lvl>
   </w:abstractNum>
-  <w:abstractNum w:abstractNumId="9" w15:restartNumberingAfterBreak="0">
+  <w:abstractNum w:abstractNumId="12" w15:restartNumberingAfterBreak="0">
+    <w:nsid w:val="65385C93"/>
+    <w:multiLevelType w:val="multilevel"/>
+    <w:tmpl w:val="9850DAC2"/>
+    <w:lvl w:ilvl="0">
+      <w:start w:val="1"/>
+      <w:numFmt w:val="bullet"/>
+      <w:lvlText w:val=""/>
+      <w:lvlJc w:val="left"/>
+      <w:pPr>
+        <w:tabs>
+          <w:tab w:val="num" w:pos="720"/>
+        </w:tabs>
+        <w:ind w:left="720" w:hanging="360"/>
+      </w:pPr>
+      <w:rPr>
+        <w:rFonts w:ascii="Symbol" w:hAnsi="Symbol" w:hint="default"/>
+        <w:sz w:val="20"/>
+      </w:rPr>
+    </w:lvl>
+    <w:lvl w:ilvl="1" w:tentative="1">
+      <w:start w:val="1"/>
+      <w:numFmt w:val="bullet"/>
+      <w:lvlText w:val="o"/>
+      <w:lvlJc w:val="left"/>
+      <w:pPr>
+        <w:tabs>
+          <w:tab w:val="num" w:pos="1440"/>
+        </w:tabs>
+        <w:ind w:left="1440" w:hanging="360"/>
+      </w:pPr>
+      <w:rPr>
+        <w:rFonts w:ascii="Courier New" w:hAnsi="Courier New" w:hint="default"/>
+        <w:sz w:val="20"/>
+      </w:rPr>
+    </w:lvl>
+    <w:lvl w:ilvl="2" w:tentative="1">
+      <w:start w:val="1"/>
+      <w:numFmt w:val="bullet"/>
+      <w:lvlText w:val=""/>
+      <w:lvlJc w:val="left"/>
+      <w:pPr>
+        <w:tabs>
+          <w:tab w:val="num" w:pos="2160"/>
+        </w:tabs>
+        <w:ind w:left="2160" w:hanging="360"/>
+      </w:pPr>
+      <w:rPr>
+        <w:rFonts w:ascii="Wingdings" w:hAnsi="Wingdings" w:hint="default"/>
+        <w:sz w:val="20"/>
+      </w:rPr>
+    </w:lvl>
+    <w:lvl w:ilvl="3" w:tentative="1">
+      <w:start w:val="1"/>
+      <w:numFmt w:val="bullet"/>
+      <w:lvlText w:val=""/>
+      <w:lvlJc w:val="left"/>
+      <w:pPr>
+        <w:tabs>
+          <w:tab w:val="num" w:pos="2880"/>
+        </w:tabs>
+        <w:ind w:left="2880" w:hanging="360"/>
+      </w:pPr>
+      <w:rPr>
+        <w:rFonts w:ascii="Wingdings" w:hAnsi="Wingdings" w:hint="default"/>
+        <w:sz w:val="20"/>
+      </w:rPr>
+    </w:lvl>
+    <w:lvl w:ilvl="4" w:tentative="1">
+      <w:start w:val="1"/>
+      <w:numFmt w:val="bullet"/>
+      <w:lvlText w:val=""/>
+      <w:lvlJc w:val="left"/>
+      <w:pPr>
+        <w:tabs>
+          <w:tab w:val="num" w:pos="3600"/>
+        </w:tabs>
+        <w:ind w:left="3600" w:hanging="360"/>
+      </w:pPr>
+      <w:rPr>
+        <w:rFonts w:ascii="Wingdings" w:hAnsi="Wingdings" w:hint="default"/>
+        <w:sz w:val="20"/>
+      </w:rPr>
+    </w:lvl>
+    <w:lvl w:ilvl="5" w:tentative="1">
+      <w:start w:val="1"/>
+      <w:numFmt w:val="bullet"/>
+      <w:lvlText w:val=""/>
+      <w:lvlJc w:val="left"/>
+      <w:pPr>
+        <w:tabs>
+          <w:tab w:val="num" w:pos="4320"/>
+        </w:tabs>
+        <w:ind w:left="4320" w:hanging="360"/>
+      </w:pPr>
+      <w:rPr>
+        <w:rFonts w:ascii="Wingdings" w:hAnsi="Wingdings" w:hint="default"/>
+        <w:sz w:val="20"/>
+      </w:rPr>
+    </w:lvl>
+    <w:lvl w:ilvl="6" w:tentative="1">
+      <w:start w:val="1"/>
+      <w:numFmt w:val="bullet"/>
+      <w:lvlText w:val=""/>
+      <w:lvlJc w:val="left"/>
+      <w:pPr>
+        <w:tabs>
+          <w:tab w:val="num" w:pos="5040"/>
+        </w:tabs>
+        <w:ind w:left="5040" w:hanging="360"/>
+      </w:pPr>
+      <w:rPr>
+        <w:rFonts w:ascii="Wingdings" w:hAnsi="Wingdings" w:hint="default"/>
+        <w:sz w:val="20"/>
+      </w:rPr>
+    </w:lvl>
+    <w:lvl w:ilvl="7" w:tentative="1">
+      <w:start w:val="1"/>
+      <w:numFmt w:val="bullet"/>
+      <w:lvlText w:val=""/>
+      <w:lvlJc w:val="left"/>
+      <w:pPr>
+        <w:tabs>
+          <w:tab w:val="num" w:pos="5760"/>
+        </w:tabs>
+        <w:ind w:left="5760" w:hanging="360"/>
+      </w:pPr>
+      <w:rPr>
+        <w:rFonts w:ascii="Wingdings" w:hAnsi="Wingdings" w:hint="default"/>
+        <w:sz w:val="20"/>
+      </w:rPr>
+    </w:lvl>
+    <w:lvl w:ilvl="8" w:tentative="1">
+      <w:start w:val="1"/>
+      <w:numFmt w:val="bullet"/>
+      <w:lvlText w:val=""/>
+      <w:lvlJc w:val="left"/>
+      <w:pPr>
+        <w:tabs>
+          <w:tab w:val="num" w:pos="6480"/>
+        </w:tabs>
+        <w:ind w:left="6480" w:hanging="360"/>
+      </w:pPr>
+      <w:rPr>
+        <w:rFonts w:ascii="Wingdings" w:hAnsi="Wingdings" w:hint="default"/>
+        <w:sz w:val="20"/>
+      </w:rPr>
+    </w:lvl>
+  </w:abstractNum>
+  <w:abstractNum w:abstractNumId="13" w15:restartNumberingAfterBreak="0">
     <w:nsid w:val="68473338"/>
     <w:multiLevelType w:val="hybridMultilevel"/>
     <w:tmpl w:val="9A2025B0"/>
@@ -11406,7 +14365,7 @@
       </w:pPr>
     </w:lvl>
   </w:abstractNum>
-  <w:abstractNum w:abstractNumId="10" w15:restartNumberingAfterBreak="0">
+  <w:abstractNum w:abstractNumId="14" w15:restartNumberingAfterBreak="0">
     <w:nsid w:val="689C75C0"/>
     <w:multiLevelType w:val="hybridMultilevel"/>
     <w:tmpl w:val="0E66E094"/>
@@ -11519,23 +14478,172 @@
       </w:rPr>
     </w:lvl>
   </w:abstractNum>
+  <w:abstractNum w:abstractNumId="15" w15:restartNumberingAfterBreak="0">
+    <w:nsid w:val="779A2EB9"/>
+    <w:multiLevelType w:val="multilevel"/>
+    <w:tmpl w:val="572A6568"/>
+    <w:lvl w:ilvl="0">
+      <w:start w:val="1"/>
+      <w:numFmt w:val="bullet"/>
+      <w:lvlText w:val=""/>
+      <w:lvlJc w:val="left"/>
+      <w:pPr>
+        <w:tabs>
+          <w:tab w:val="num" w:pos="720"/>
+        </w:tabs>
+        <w:ind w:left="720" w:hanging="360"/>
+      </w:pPr>
+      <w:rPr>
+        <w:rFonts w:ascii="Symbol" w:hAnsi="Symbol" w:hint="default"/>
+        <w:sz w:val="20"/>
+      </w:rPr>
+    </w:lvl>
+    <w:lvl w:ilvl="1" w:tentative="1">
+      <w:start w:val="1"/>
+      <w:numFmt w:val="bullet"/>
+      <w:lvlText w:val="o"/>
+      <w:lvlJc w:val="left"/>
+      <w:pPr>
+        <w:tabs>
+          <w:tab w:val="num" w:pos="1440"/>
+        </w:tabs>
+        <w:ind w:left="1440" w:hanging="360"/>
+      </w:pPr>
+      <w:rPr>
+        <w:rFonts w:ascii="Courier New" w:hAnsi="Courier New" w:hint="default"/>
+        <w:sz w:val="20"/>
+      </w:rPr>
+    </w:lvl>
+    <w:lvl w:ilvl="2" w:tentative="1">
+      <w:start w:val="1"/>
+      <w:numFmt w:val="bullet"/>
+      <w:lvlText w:val=""/>
+      <w:lvlJc w:val="left"/>
+      <w:pPr>
+        <w:tabs>
+          <w:tab w:val="num" w:pos="2160"/>
+        </w:tabs>
+        <w:ind w:left="2160" w:hanging="360"/>
+      </w:pPr>
+      <w:rPr>
+        <w:rFonts w:ascii="Wingdings" w:hAnsi="Wingdings" w:hint="default"/>
+        <w:sz w:val="20"/>
+      </w:rPr>
+    </w:lvl>
+    <w:lvl w:ilvl="3" w:tentative="1">
+      <w:start w:val="1"/>
+      <w:numFmt w:val="bullet"/>
+      <w:lvlText w:val=""/>
+      <w:lvlJc w:val="left"/>
+      <w:pPr>
+        <w:tabs>
+          <w:tab w:val="num" w:pos="2880"/>
+        </w:tabs>
+        <w:ind w:left="2880" w:hanging="360"/>
+      </w:pPr>
+      <w:rPr>
+        <w:rFonts w:ascii="Wingdings" w:hAnsi="Wingdings" w:hint="default"/>
+        <w:sz w:val="20"/>
+      </w:rPr>
+    </w:lvl>
+    <w:lvl w:ilvl="4" w:tentative="1">
+      <w:start w:val="1"/>
+      <w:numFmt w:val="bullet"/>
+      <w:lvlText w:val=""/>
+      <w:lvlJc w:val="left"/>
+      <w:pPr>
+        <w:tabs>
+          <w:tab w:val="num" w:pos="3600"/>
+        </w:tabs>
+        <w:ind w:left="3600" w:hanging="360"/>
+      </w:pPr>
+      <w:rPr>
+        <w:rFonts w:ascii="Wingdings" w:hAnsi="Wingdings" w:hint="default"/>
+        <w:sz w:val="20"/>
+      </w:rPr>
+    </w:lvl>
+    <w:lvl w:ilvl="5" w:tentative="1">
+      <w:start w:val="1"/>
+      <w:numFmt w:val="bullet"/>
+      <w:lvlText w:val=""/>
+      <w:lvlJc w:val="left"/>
+      <w:pPr>
+        <w:tabs>
+          <w:tab w:val="num" w:pos="4320"/>
+        </w:tabs>
+        <w:ind w:left="4320" w:hanging="360"/>
+      </w:pPr>
+      <w:rPr>
+        <w:rFonts w:ascii="Wingdings" w:hAnsi="Wingdings" w:hint="default"/>
+        <w:sz w:val="20"/>
+      </w:rPr>
+    </w:lvl>
+    <w:lvl w:ilvl="6" w:tentative="1">
+      <w:start w:val="1"/>
+      <w:numFmt w:val="bullet"/>
+      <w:lvlText w:val=""/>
+      <w:lvlJc w:val="left"/>
+      <w:pPr>
+        <w:tabs>
+          <w:tab w:val="num" w:pos="5040"/>
+        </w:tabs>
+        <w:ind w:left="5040" w:hanging="360"/>
+      </w:pPr>
+      <w:rPr>
+        <w:rFonts w:ascii="Wingdings" w:hAnsi="Wingdings" w:hint="default"/>
+        <w:sz w:val="20"/>
+      </w:rPr>
+    </w:lvl>
+    <w:lvl w:ilvl="7" w:tentative="1">
+      <w:start w:val="1"/>
+      <w:numFmt w:val="bullet"/>
+      <w:lvlText w:val=""/>
+      <w:lvlJc w:val="left"/>
+      <w:pPr>
+        <w:tabs>
+          <w:tab w:val="num" w:pos="5760"/>
+        </w:tabs>
+        <w:ind w:left="5760" w:hanging="360"/>
+      </w:pPr>
+      <w:rPr>
+        <w:rFonts w:ascii="Wingdings" w:hAnsi="Wingdings" w:hint="default"/>
+        <w:sz w:val="20"/>
+      </w:rPr>
+    </w:lvl>
+    <w:lvl w:ilvl="8" w:tentative="1">
+      <w:start w:val="1"/>
+      <w:numFmt w:val="bullet"/>
+      <w:lvlText w:val=""/>
+      <w:lvlJc w:val="left"/>
+      <w:pPr>
+        <w:tabs>
+          <w:tab w:val="num" w:pos="6480"/>
+        </w:tabs>
+        <w:ind w:left="6480" w:hanging="360"/>
+      </w:pPr>
+      <w:rPr>
+        <w:rFonts w:ascii="Wingdings" w:hAnsi="Wingdings" w:hint="default"/>
+        <w:sz w:val="20"/>
+      </w:rPr>
+    </w:lvl>
+  </w:abstractNum>
   <w:num w:numId="1" w16cid:durableId="879897721">
-    <w:abstractNumId w:val="9"/>
+    <w:abstractNumId w:val="13"/>
   </w:num>
   <w:num w:numId="2" w16cid:durableId="1830092926">
     <w:abstractNumId w:val="2"/>
   </w:num>
   <w:num w:numId="3" w16cid:durableId="422646019">
-    <w:abstractNumId w:val="6"/>
+    <w:abstractNumId w:val="7"/>
   </w:num>
   <w:num w:numId="4" w16cid:durableId="824470219">
-    <w:abstractNumId w:val="4"/>
+    <w:abstractNumId w:val="5"/>
   </w:num>
   <w:num w:numId="5" w16cid:durableId="1763798420">
-    <w:abstractNumId w:val="10"/>
+    <w:abstractNumId w:val="14"/>
   </w:num>
   <w:num w:numId="6" w16cid:durableId="624317338">
-    <w:abstractNumId w:val="7"/>
+    <w:abstractNumId w:val="8"/>
   </w:num>
   <w:num w:numId="7" w16cid:durableId="566768982">
     <w:abstractNumId w:val="0"/>
@@ -11544,43 +14652,58 @@
     <w:abstractNumId w:val="1"/>
   </w:num>
   <w:num w:numId="9" w16cid:durableId="1182669917">
-    <w:abstractNumId w:val="5"/>
+    <w:abstractNumId w:val="6"/>
   </w:num>
   <w:num w:numId="10" w16cid:durableId="2068872012">
-    <w:abstractNumId w:val="3"/>
+    <w:abstractNumId w:val="4"/>
   </w:num>
   <w:num w:numId="11" w16cid:durableId="930743098">
-    <w:abstractNumId w:val="8"/>
+    <w:abstractNumId w:val="11"/>
   </w:num>
   <w:num w:numId="12" w16cid:durableId="1866481969">
-    <w:abstractNumId w:val="9"/>
+    <w:abstractNumId w:val="13"/>
     <w:lvlOverride w:ilvl="0">
       <w:startOverride w:val="1"/>
     </w:lvlOverride>
   </w:num>
   <w:num w:numId="13" w16cid:durableId="313995946">
-    <w:abstractNumId w:val="9"/>
+    <w:abstractNumId w:val="13"/>
     <w:lvlOverride w:ilvl="0">
       <w:startOverride w:val="1"/>
     </w:lvlOverride>
   </w:num>
   <w:num w:numId="14" w16cid:durableId="857696419">
-    <w:abstractNumId w:val="9"/>
+    <w:abstractNumId w:val="13"/>
     <w:lvlOverride w:ilvl="0">
       <w:startOverride w:val="1"/>
     </w:lvlOverride>
   </w:num>
   <w:num w:numId="15" w16cid:durableId="239798137">
-    <w:abstractNumId w:val="9"/>
+    <w:abstractNumId w:val="13"/>
     <w:lvlOverride w:ilvl="0">
       <w:startOverride w:val="1"/>
     </w:lvlOverride>
   </w:num>
   <w:num w:numId="16" w16cid:durableId="1652981053">
-    <w:abstractNumId w:val="9"/>
+    <w:abstractNumId w:val="13"/>
     <w:lvlOverride w:ilvl="0">
       <w:startOverride w:val="1"/>
     </w:lvlOverride>
+  </w:num>
+  <w:num w:numId="17" w16cid:durableId="860163214">
+    <w:abstractNumId w:val="3"/>
+  </w:num>
+  <w:num w:numId="18" w16cid:durableId="2104376436">
+    <w:abstractNumId w:val="9"/>
+  </w:num>
+  <w:num w:numId="19" w16cid:durableId="1691370629">
+    <w:abstractNumId w:val="12"/>
+  </w:num>
+  <w:num w:numId="20" w16cid:durableId="403769210">
+    <w:abstractNumId w:val="10"/>
+  </w:num>
+  <w:num w:numId="21" w16cid:durableId="1693410382">
+    <w:abstractNumId w:val="15"/>
   </w:num>
 </w:numbering>
 </file>
@@ -11983,6 +15106,11 @@
   <w:style w:type="paragraph" w:default="1" w:styleId="Normal">
     <w:name w:val="Normal"/>
     <w:qFormat/>
+    <w:rsid w:val="00510907"/>
+    <w:pPr>
+      <w:spacing w:after="0"/>
+      <w:contextualSpacing/>
+    </w:pPr>
   </w:style>
   <w:style w:type="paragraph" w:styleId="Heading1">
     <w:name w:val="heading 1"/>
@@ -11999,7 +15127,7 @@
       <w:numPr>
         <w:numId w:val="1"/>
       </w:numPr>
-      <w:spacing w:before="120" w:after="0"/>
+      <w:spacing w:before="120"/>
       <w:outlineLvl w:val="0"/>
     </w:pPr>
     <w:rPr>
@@ -12021,7 +15149,7 @@
     <w:pPr>
       <w:keepNext/>
       <w:keepLines/>
-      <w:spacing w:before="40" w:after="0"/>
+      <w:spacing w:before="40"/>
       <w:outlineLvl w:val="1"/>
     </w:pPr>
     <w:rPr>
@@ -12043,7 +15171,7 @@
     <w:pPr>
       <w:keepNext/>
       <w:keepLines/>
-      <w:spacing w:before="40" w:after="0"/>
+      <w:spacing w:before="40"/>
       <w:outlineLvl w:val="2"/>
     </w:pPr>
     <w:rPr>
@@ -12065,7 +15193,7 @@
     <w:pPr>
       <w:keepNext/>
       <w:keepLines/>
-      <w:spacing w:before="40" w:after="0"/>
+      <w:spacing w:before="40"/>
       <w:outlineLvl w:val="3"/>
     </w:pPr>
     <w:rPr>
@@ -12087,7 +15215,7 @@
     <w:pPr>
       <w:keepNext/>
       <w:keepLines/>
-      <w:spacing w:before="40" w:after="0"/>
+      <w:spacing w:before="40"/>
       <w:outlineLvl w:val="4"/>
     </w:pPr>
     <w:rPr>
@@ -12095,10 +15223,51 @@
       <w:color w:val="2F5496" w:themeColor="accent1" w:themeShade="BF"/>
     </w:rPr>
   </w:style>
+  <w:style w:type="paragraph" w:styleId="Heading6">
+    <w:name w:val="heading 6"/>
+    <w:basedOn w:val="Normal"/>
+    <w:next w:val="Normal"/>
+    <w:link w:val="Heading6Char"/>
+    <w:uiPriority w:val="9"/>
+    <w:unhideWhenUsed/>
+    <w:qFormat/>
+    <w:rsid w:val="0042305A"/>
+    <w:pPr>
+      <w:keepNext/>
+      <w:keepLines/>
+      <w:spacing w:before="40"/>
+      <w:outlineLvl w:val="5"/>
+    </w:pPr>
+    <w:rPr>
+      <w:rFonts w:asciiTheme="majorHAnsi" w:eastAsiaTheme="majorEastAsia" w:hAnsiTheme="majorHAnsi" w:cstheme="majorBidi"/>
+      <w:color w:val="1F3763" w:themeColor="accent1" w:themeShade="7F"/>
+    </w:rPr>
+  </w:style>
+  <w:style w:type="paragraph" w:styleId="Heading7">
+    <w:name w:val="heading 7"/>
+    <w:basedOn w:val="Normal"/>
+    <w:next w:val="Normal"/>
+    <w:link w:val="Heading7Char"/>
+    <w:uiPriority w:val="9"/>
+    <w:unhideWhenUsed/>
+    <w:qFormat/>
+    <w:rsid w:val="004C53CA"/>
+    <w:pPr>
+      <w:keepNext/>
+      <w:keepLines/>
+      <w:spacing w:before="40"/>
+      <w:outlineLvl w:val="6"/>
+    </w:pPr>
+    <w:rPr>
+      <w:rFonts w:asciiTheme="majorHAnsi" w:eastAsiaTheme="majorEastAsia" w:hAnsiTheme="majorHAnsi" w:cstheme="majorBidi"/>
+      <w:i/>
+      <w:iCs/>
+      <w:color w:val="1F3763" w:themeColor="accent1" w:themeShade="7F"/>
+    </w:rPr>
+  </w:style>
   <w:style w:type="character" w:default="1" w:styleId="DefaultParagraphFont">
     <w:name w:val="Default Paragraph Font"/>
     <w:uiPriority w:val="1"/>
-    <w:semiHidden/>
     <w:unhideWhenUsed/>
   </w:style>
   <w:style w:type="table" w:default="1" w:styleId="TableNormal">
@@ -12143,7 +15312,6 @@
     <w:rsid w:val="00DC405D"/>
     <w:pPr>
       <w:ind w:left="720"/>
-      <w:contextualSpacing/>
     </w:pPr>
   </w:style>
   <w:style w:type="character" w:customStyle="1" w:styleId="Heading2Char">
@@ -12277,7 +15445,7 @@
         <w:tab w:val="left" w:pos="13740"/>
         <w:tab w:val="left" w:pos="14656"/>
       </w:tabs>
-      <w:spacing w:after="0" w:line="240" w:lineRule="auto"/>
+      <w:spacing w:line="240" w:lineRule="auto"/>
     </w:pPr>
     <w:rPr>
       <w:rFonts w:ascii="Courier New" w:eastAsia="Times New Roman" w:hAnsi="Courier New" w:cs="Courier New"/>
@@ -12311,6 +15479,30 @@
       <w:rFonts w:ascii="Courier New" w:eastAsia="Times New Roman" w:hAnsi="Courier New" w:cs="Courier New"/>
       <w:sz w:val="20"/>
       <w:szCs w:val="20"/>
+    </w:rPr>
+  </w:style>
+  <w:style w:type="character" w:customStyle="1" w:styleId="Heading6Char">
+    <w:name w:val="Heading 6 Char"/>
+    <w:basedOn w:val="DefaultParagraphFont"/>
+    <w:link w:val="Heading6"/>
+    <w:uiPriority w:val="9"/>
+    <w:rsid w:val="0042305A"/>
+    <w:rPr>
+      <w:rFonts w:asciiTheme="majorHAnsi" w:eastAsiaTheme="majorEastAsia" w:hAnsiTheme="majorHAnsi" w:cstheme="majorBidi"/>
+      <w:color w:val="1F3763" w:themeColor="accent1" w:themeShade="7F"/>
+    </w:rPr>
+  </w:style>
+  <w:style w:type="character" w:customStyle="1" w:styleId="Heading7Char">
+    <w:name w:val="Heading 7 Char"/>
+    <w:basedOn w:val="DefaultParagraphFont"/>
+    <w:link w:val="Heading7"/>
+    <w:uiPriority w:val="9"/>
+    <w:rsid w:val="004C53CA"/>
+    <w:rPr>
+      <w:rFonts w:asciiTheme="majorHAnsi" w:eastAsiaTheme="majorEastAsia" w:hAnsiTheme="majorHAnsi" w:cstheme="majorBidi"/>
+      <w:i/>
+      <w:iCs/>
+      <w:color w:val="1F3763" w:themeColor="accent1" w:themeShade="7F"/>
     </w:rPr>
   </w:style>
 </w:styles>
